--- a/Subjects/S3-CMP/past-papers/2025-2026/Term 02/PracticalAssessment/2526_S3_CMP_Term02_PracticalAssessment.docx
+++ b/Subjects/S3-CMP/past-papers/2025-2026/Term 02/PracticalAssessment/2526_S3_CMP_Term02_PracticalAssessment.docx
@@ -316,23 +316,13 @@
           <w:lang w:eastAsia="zh-TW"/>
         </w:rPr>
       </w:pPr>
-      <w:proofErr w:type="gramStart"/>
       <w:r>
         <w:rPr>
           <w:rFonts w:ascii="Times New Roman" w:hAnsi="Times New Roman" w:cs="Times New Roman"/>
           <w:sz w:val="24"/>
           <w:lang w:eastAsia="zh-TW"/>
         </w:rPr>
-        <w:t>迦密聖</w:t>
-      </w:r>
-      <w:proofErr w:type="gramEnd"/>
-      <w:r>
-        <w:rPr>
-          <w:rFonts w:ascii="Times New Roman" w:hAnsi="Times New Roman" w:cs="Times New Roman"/>
-          <w:sz w:val="24"/>
-          <w:lang w:eastAsia="zh-TW"/>
-        </w:rPr>
-        <w:t>道中學</w:t>
+        <w:t>迦密聖道中學</w:t>
       </w:r>
     </w:p>
     <w:p>
@@ -364,7 +354,7 @@
       </w:r>
       <w:r>
         <w:rPr>
-          <w:rFonts w:ascii="Times New Roman" w:eastAsia="新細明體" w:hAnsi="Times New Roman" w:cs="Times New Roman" w:hint="eastAsia"/>
+          <w:rFonts w:ascii="Times New Roman" w:hAnsi="Times New Roman" w:cs="Times New Roman" w:hint="eastAsia"/>
           <w:sz w:val="24"/>
           <w:lang w:eastAsia="zh-TW"/>
         </w:rPr>
@@ -533,7 +523,7 @@
       </w:r>
       <w:r>
         <w:rPr>
-          <w:rFonts w:ascii="微軟正黑體" w:eastAsia="微軟正黑體" w:hAnsi="微軟正黑體" w:cs="微軟正黑體" w:hint="eastAsia"/>
+          <w:rFonts w:ascii="Times New Roman" w:hAnsi="Times New Roman" w:cs="微軟正黑體" w:hint="eastAsia"/>
           <w:sz w:val="24"/>
           <w:lang w:val="en-HK" w:eastAsia="zh-TW"/>
         </w:rPr>
@@ -572,7 +562,7 @@
       </w:r>
       <w:r>
         <w:rPr>
-          <w:rFonts w:ascii="微軟正黑體" w:eastAsia="微軟正黑體" w:hAnsi="微軟正黑體" w:cs="微軟正黑體" w:hint="eastAsia"/>
+          <w:rFonts w:ascii="Times New Roman" w:hAnsi="Times New Roman" w:cs="微軟正黑體" w:hint="eastAsia"/>
           <w:sz w:val="24"/>
           <w:lang w:val="en-HK" w:eastAsia="zh-TW"/>
         </w:rPr>
@@ -716,7 +706,7 @@
           </mc:Choice>
           <mc:Fallback>
             <w:pict>
-              <v:group w14:anchorId="1249B077" id="Group 7570" o:spid="_x0000_s1026" style="width:524.7pt;height:2.25pt;mso-position-horizontal-relative:char;mso-position-vertical-relative:line" coordsize="66636,285" o:gfxdata="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">
+              <v:group w14:anchorId="6000FB4A" id="Group 7570" o:spid="_x0000_s1026" style="width:524.7pt;height:2.25pt;mso-position-horizontal-relative:char;mso-position-vertical-relative:line" coordsize="66636,285" o:gfxdata="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">
                 <v:shape id="Shape 1729" o:spid="_x0000_s1027" style="position:absolute;width:66636;height:0;visibility:visible;mso-wrap-style:square;v-text-anchor:top" coordsize="6663690,0" o:gfxdata="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" path="m,l6663690,e" filled="f" strokeweight="2.25pt">
                   <v:path arrowok="t" textboxrect="0,0,6663690,0"/>
                 </v:shape>
@@ -749,7 +739,6 @@
           <w:lang w:val="en-HK"/>
         </w:rPr>
       </w:pPr>
-      <w:proofErr w:type="spellStart"/>
       <w:r>
         <w:rPr>
           <w:rFonts w:ascii="Times New Roman" w:hAnsi="Times New Roman" w:cs="Times New Roman"/>
@@ -758,18 +747,7 @@
           <w:u w:color="000000"/>
           <w:lang w:val="en-HK"/>
         </w:rPr>
-        <w:t>重要</w:t>
-      </w:r>
-      <w:proofErr w:type="spellEnd"/>
-      <w:r>
-        <w:rPr>
-          <w:rFonts w:ascii="Times New Roman" w:hAnsi="Times New Roman" w:cs="Times New Roman"/>
-          <w:b/>
-          <w:sz w:val="24"/>
-          <w:u w:color="000000"/>
-          <w:lang w:val="en-HK"/>
-        </w:rPr>
-        <w:t>：</w:t>
+        <w:t>重要：</w:t>
       </w:r>
     </w:p>
     <w:p>
@@ -882,7 +860,6 @@
         </w:rPr>
         <w:t>、</w:t>
       </w:r>
-      <w:proofErr w:type="spellStart"/>
       <w:r>
         <w:rPr>
           <w:rFonts w:ascii="Times New Roman" w:hAnsi="Times New Roman" w:cs="Times New Roman"/>
@@ -912,7 +889,6 @@
         </w:rPr>
         <w:t>T</w:t>
       </w:r>
-      <w:proofErr w:type="spellEnd"/>
       <w:r>
         <w:rPr>
           <w:rFonts w:ascii="Times New Roman" w:hAnsi="Times New Roman" w:cs="Times New Roman" w:hint="eastAsia"/>
@@ -976,7 +952,6 @@
           <w:lang w:val="en-HK"/>
         </w:rPr>
       </w:pPr>
-      <w:proofErr w:type="spellStart"/>
       <w:r>
         <w:rPr>
           <w:rFonts w:ascii="Times New Roman" w:hAnsi="Times New Roman" w:cs="Times New Roman"/>
@@ -987,7 +962,6 @@
         </w:rPr>
         <w:t>任務</w:t>
       </w:r>
-      <w:proofErr w:type="spellEnd"/>
       <w:r>
         <w:rPr>
           <w:rFonts w:ascii="Times New Roman" w:hAnsi="Times New Roman" w:cs="Times New Roman"/>
@@ -1007,7 +981,6 @@
         </w:rPr>
         <w:t xml:space="preserve"> </w:t>
       </w:r>
-      <w:proofErr w:type="spellStart"/>
       <w:r>
         <w:rPr>
           <w:rFonts w:ascii="Times New Roman" w:hAnsi="Times New Roman" w:cs="Times New Roman"/>
@@ -1018,7 +991,6 @@
         </w:rPr>
         <w:t>必須使用</w:t>
       </w:r>
-      <w:proofErr w:type="spellEnd"/>
       <w:r>
         <w:rPr>
           <w:rFonts w:ascii="Times New Roman" w:hAnsi="Times New Roman" w:cs="Times New Roman"/>
@@ -1028,7 +1000,6 @@
         </w:rPr>
         <w:t xml:space="preserve"> Gemini </w:t>
       </w:r>
-      <w:proofErr w:type="spellStart"/>
       <w:r>
         <w:rPr>
           <w:rFonts w:ascii="Times New Roman" w:hAnsi="Times New Roman" w:cs="Times New Roman"/>
@@ -1038,7 +1009,6 @@
         </w:rPr>
         <w:t>進行</w:t>
       </w:r>
-      <w:proofErr w:type="spellEnd"/>
       <w:r>
         <w:rPr>
           <w:rFonts w:ascii="Times New Roman" w:hAnsi="Times New Roman" w:cs="Times New Roman"/>
@@ -1055,27 +1025,7 @@
           <w:sz w:val="24"/>
           <w:lang w:val="en-HK"/>
         </w:rPr>
-        <w:t>，</w:t>
-      </w:r>
-      <w:proofErr w:type="spellStart"/>
-      <w:r>
-        <w:rPr>
-          <w:rFonts w:ascii="Times New Roman" w:hAnsi="Times New Roman" w:cs="Times New Roman"/>
-          <w:bCs/>
-          <w:sz w:val="24"/>
-          <w:lang w:val="en-HK"/>
-        </w:rPr>
-        <w:t>並提交提示紀錄</w:t>
-      </w:r>
-      <w:proofErr w:type="spellEnd"/>
-      <w:r>
-        <w:rPr>
-          <w:rFonts w:ascii="Times New Roman" w:hAnsi="Times New Roman" w:cs="Times New Roman"/>
-          <w:bCs/>
-          <w:sz w:val="24"/>
-          <w:lang w:val="en-HK"/>
-        </w:rPr>
-        <w:t>。</w:t>
+        <w:t>，並提交提示紀錄。</w:t>
       </w:r>
     </w:p>
     <w:p>
@@ -1130,25 +1080,7 @@
           <w:sz w:val="24"/>
           <w:lang w:val="en-HK" w:eastAsia="zh-TW"/>
         </w:rPr>
-        <w:t>下學期實習模擬試：任務</w:t>
-      </w:r>
-      <w:proofErr w:type="gramStart"/>
-      <w:r>
-        <w:rPr>
-          <w:rFonts w:ascii="Times New Roman" w:hAnsi="Times New Roman" w:cs="Times New Roman"/>
-          <w:sz w:val="24"/>
-          <w:lang w:val="en-HK" w:eastAsia="zh-TW"/>
-        </w:rPr>
-        <w:t>一</w:t>
-      </w:r>
-      <w:proofErr w:type="gramEnd"/>
-      <w:r>
-        <w:rPr>
-          <w:rFonts w:ascii="Times New Roman" w:hAnsi="Times New Roman" w:cs="Times New Roman"/>
-          <w:sz w:val="24"/>
-          <w:lang w:val="en-HK" w:eastAsia="zh-TW"/>
-        </w:rPr>
-        <w:t>／任務二／任務三」，下載所有檔案到同一資料夾。</w:t>
+        <w:t>下學期實習試：任務一／任務二／任務三」，下載所有檔案到同一資料夾。</w:t>
       </w:r>
       <w:r>
         <w:rPr>
@@ -1229,23 +1161,21 @@
           <w:lang w:val="en-HK"/>
         </w:rPr>
       </w:pPr>
-      <w:proofErr w:type="spellStart"/>
       <w:r>
         <w:rPr>
           <w:rFonts w:ascii="Times New Roman" w:hAnsi="Times New Roman" w:cs="Times New Roman"/>
           <w:sz w:val="24"/>
           <w:lang w:val="en-HK"/>
         </w:rPr>
-        <w:t>提交</w:t>
-      </w:r>
-      <w:proofErr w:type="spellEnd"/>
+        <w:t>提交：</w:t>
+      </w:r>
       <w:r>
         <w:rPr>
           <w:rFonts w:ascii="Times New Roman" w:hAnsi="Times New Roman" w:cs="Times New Roman"/>
           <w:sz w:val="24"/>
           <w:lang w:val="en-HK"/>
         </w:rPr>
-        <w:t>：</w:t>
+        <w:t>task1_2526.py</w:t>
       </w:r>
       <w:r>
         <w:rPr>
@@ -1253,7 +1183,7 @@
           <w:sz w:val="24"/>
           <w:lang w:val="en-HK"/>
         </w:rPr>
-        <w:t>task1_2526.py</w:t>
+        <w:t>、</w:t>
       </w:r>
       <w:r>
         <w:rPr>
@@ -1261,15 +1191,55 @@
           <w:sz w:val="24"/>
           <w:lang w:val="en-HK"/>
         </w:rPr>
+        <w:t>t</w:t>
+      </w:r>
+      <w:r>
+        <w:rPr>
+          <w:rFonts w:ascii="Times New Roman" w:hAnsi="Times New Roman" w:cs="Times New Roman" w:hint="eastAsia"/>
+          <w:sz w:val="24"/>
+          <w:lang w:val="en-HK"/>
+        </w:rPr>
+        <w:t>a</w:t>
+      </w:r>
+      <w:r>
+        <w:rPr>
+          <w:rFonts w:ascii="Times New Roman" w:hAnsi="Times New Roman" w:cs="Times New Roman"/>
+          <w:sz w:val="24"/>
+          <w:lang w:val="en-HK"/>
+        </w:rPr>
+        <w:t>sk2_2526</w:t>
+      </w:r>
+      <w:r>
+        <w:rPr>
+          <w:rFonts w:ascii="Times New Roman" w:hAnsi="Times New Roman" w:cs="Times New Roman" w:hint="eastAsia"/>
+          <w:sz w:val="24"/>
+          <w:lang w:val="en-HK"/>
+        </w:rPr>
+        <w:t>.py</w:t>
+      </w:r>
+      <w:r>
+        <w:rPr>
+          <w:rFonts w:ascii="Times New Roman" w:hAnsi="Times New Roman" w:cs="Times New Roman" w:hint="eastAsia"/>
+          <w:sz w:val="24"/>
+          <w:lang w:val="en-HK"/>
+        </w:rPr>
         <w:t>、</w:t>
       </w:r>
       <w:r>
         <w:rPr>
+          <w:rFonts w:ascii="Times New Roman" w:hAnsi="Times New Roman" w:cs="Times New Roman" w:hint="eastAsia"/>
+          <w:sz w:val="24"/>
+          <w:lang w:val="en-HK"/>
+        </w:rPr>
+        <w:t>ta</w:t>
+      </w:r>
+      <w:r>
+        <w:rPr>
           <w:rFonts w:ascii="Times New Roman" w:hAnsi="Times New Roman" w:cs="Times New Roman"/>
           <w:sz w:val="24"/>
           <w:lang w:val="en-HK"/>
         </w:rPr>
-        <w:t>t</w:t>
+        <w:t>s</w:t>
       </w:r>
       <w:r>
         <w:rPr>
@@ -1277,7 +1247,7 @@
           <w:sz w:val="24"/>
           <w:lang w:val="en-HK"/>
         </w:rPr>
-        <w:t>a</w:t>
+        <w:t>k</w:t>
       </w:r>
       <w:r>
         <w:rPr>
@@ -1285,7 +1255,7 @@
           <w:sz w:val="24"/>
           <w:lang w:val="en-HK"/>
         </w:rPr>
-        <w:t>sk2_2526</w:t>
+        <w:t>3_2526</w:t>
       </w:r>
       <w:r>
         <w:rPr>
@@ -1293,7 +1263,15 @@
           <w:sz w:val="24"/>
           <w:lang w:val="en-HK"/>
         </w:rPr>
-        <w:t>.py</w:t>
+        <w:t>.</w:t>
+      </w:r>
+      <w:r>
+        <w:rPr>
+          <w:rFonts w:ascii="Times New Roman" w:hAnsi="Times New Roman" w:cs="Times New Roman"/>
+          <w:sz w:val="24"/>
+          <w:lang w:val="en-HK"/>
+        </w:rPr>
+        <w:t>py</w:t>
       </w:r>
       <w:r>
         <w:rPr>
@@ -1309,7 +1287,15 @@
           <w:sz w:val="24"/>
           <w:lang w:val="en-HK"/>
         </w:rPr>
-        <w:t>ta</w:t>
+        <w:t>canteen_sales.json</w:t>
+      </w:r>
+      <w:r>
+        <w:rPr>
+          <w:rFonts w:ascii="Times New Roman" w:hAnsi="Times New Roman" w:cs="Times New Roman" w:hint="eastAsia"/>
+          <w:sz w:val="24"/>
+          <w:lang w:val="en-HK"/>
+        </w:rPr>
+        <w:t>、</w:t>
       </w:r>
       <w:r>
         <w:rPr>
@@ -1317,92 +1303,24 @@
           <w:sz w:val="24"/>
           <w:lang w:val="en-HK"/>
         </w:rPr>
-        <w:t>s</w:t>
+        <w:t>sales_report_sample.txt</w:t>
       </w:r>
       <w:r>
         <w:rPr>
           <w:rFonts w:ascii="Times New Roman" w:hAnsi="Times New Roman" w:cs="Times New Roman" w:hint="eastAsia"/>
           <w:sz w:val="24"/>
+          <w:lang w:val="en-HK" w:eastAsia="zh-TW"/>
+        </w:rPr>
+        <w:t>、</w:t>
+      </w:r>
+      <w:r>
+        <w:rPr>
+          <w:rFonts w:ascii="Times New Roman" w:hAnsi="Times New Roman" w:cs="Times New Roman" w:hint="eastAsia"/>
+          <w:sz w:val="24"/>
           <w:lang w:val="en-HK"/>
         </w:rPr>
-        <w:t>k</w:t>
-      </w:r>
-      <w:r>
-        <w:rPr>
-          <w:rFonts w:ascii="Times New Roman" w:hAnsi="Times New Roman" w:cs="Times New Roman"/>
-          <w:sz w:val="24"/>
-          <w:lang w:val="en-HK"/>
-        </w:rPr>
-        <w:t>3_2526</w:t>
-      </w:r>
-      <w:r>
-        <w:rPr>
-          <w:rFonts w:ascii="Times New Roman" w:hAnsi="Times New Roman" w:cs="Times New Roman" w:hint="eastAsia"/>
-          <w:sz w:val="24"/>
-          <w:lang w:val="en-HK"/>
-        </w:rPr>
-        <w:t>.</w:t>
-      </w:r>
-      <w:r>
-        <w:rPr>
-          <w:rFonts w:ascii="Times New Roman" w:hAnsi="Times New Roman" w:cs="Times New Roman"/>
-          <w:sz w:val="24"/>
-          <w:lang w:val="en-HK"/>
-        </w:rPr>
-        <w:t>py</w:t>
-      </w:r>
-      <w:r>
-        <w:rPr>
-          <w:rFonts w:ascii="Times New Roman" w:hAnsi="Times New Roman" w:cs="Times New Roman" w:hint="eastAsia"/>
-          <w:sz w:val="24"/>
-          <w:lang w:val="en-HK"/>
-        </w:rPr>
-        <w:t>、</w:t>
-      </w:r>
-      <w:r>
-        <w:rPr>
-          <w:rFonts w:ascii="Times New Roman" w:hAnsi="Times New Roman" w:cs="Times New Roman" w:hint="eastAsia"/>
-          <w:sz w:val="24"/>
-          <w:lang w:val="en-HK"/>
-        </w:rPr>
-        <w:t>vibe_spec.md</w:t>
-      </w:r>
-      <w:r>
-        <w:rPr>
-          <w:rFonts w:ascii="Times New Roman" w:hAnsi="Times New Roman" w:cs="Times New Roman" w:hint="eastAsia"/>
-          <w:sz w:val="24"/>
-          <w:lang w:val="en-HK"/>
-        </w:rPr>
-        <w:t>、</w:t>
-      </w:r>
-      <w:proofErr w:type="spellStart"/>
-      <w:r>
-        <w:rPr>
-          <w:rFonts w:ascii="Times New Roman" w:hAnsi="Times New Roman" w:cs="Times New Roman" w:hint="eastAsia"/>
-          <w:sz w:val="24"/>
-          <w:lang w:val="en-HK"/>
-        </w:rPr>
-        <w:t>canteen_sales.json</w:t>
-      </w:r>
-      <w:proofErr w:type="spellEnd"/>
-      <w:r>
-        <w:rPr>
-          <w:rFonts w:ascii="Times New Roman" w:hAnsi="Times New Roman" w:cs="Times New Roman" w:hint="eastAsia"/>
-          <w:sz w:val="24"/>
-          <w:lang w:val="en-HK"/>
-        </w:rPr>
-        <w:t>、</w:t>
-      </w:r>
-      <w:proofErr w:type="spellStart"/>
-      <w:r>
-        <w:rPr>
-          <w:rFonts w:ascii="Times New Roman" w:hAnsi="Times New Roman" w:cs="Times New Roman" w:hint="eastAsia"/>
-          <w:sz w:val="24"/>
-          <w:lang w:val="en-HK"/>
-        </w:rPr>
         <w:t>canteen_sales_sample.json</w:t>
       </w:r>
-      <w:proofErr w:type="spellEnd"/>
       <w:r>
         <w:rPr>
           <w:rFonts w:ascii="Times New Roman" w:hAnsi="Times New Roman" w:cs="Times New Roman" w:hint="eastAsia"/>
@@ -1510,7 +1428,7 @@
               <w:ind w:right="142"/>
               <w:jc w:val="center"/>
               <w:rPr>
-                <w:rFonts w:ascii="Times New Roman" w:hAnsi="Times New Roman" w:hint="eastAsia"/>
+                <w:rFonts w:ascii="Times New Roman" w:hAnsi="Times New Roman"/>
                 <w:sz w:val="24"/>
                 <w:lang w:val="en-HK" w:eastAsia="zh-TW"/>
               </w:rPr>
@@ -1537,7 +1455,7 @@
               <w:ind w:right="142"/>
               <w:jc w:val="center"/>
               <w:rPr>
-                <w:rFonts w:ascii="Times New Roman" w:hAnsi="Times New Roman" w:hint="eastAsia"/>
+                <w:rFonts w:ascii="Times New Roman" w:hAnsi="Times New Roman"/>
                 <w:sz w:val="24"/>
                 <w:lang w:val="en-HK" w:eastAsia="zh-TW"/>
               </w:rPr>
@@ -1564,7 +1482,7 @@
               <w:ind w:right="142"/>
               <w:jc w:val="center"/>
               <w:rPr>
-                <w:rFonts w:ascii="Times New Roman" w:hAnsi="Times New Roman" w:hint="eastAsia"/>
+                <w:rFonts w:ascii="Times New Roman" w:hAnsi="Times New Roman"/>
                 <w:sz w:val="24"/>
                 <w:lang w:val="en-HK" w:eastAsia="zh-TW"/>
               </w:rPr>
@@ -1591,7 +1509,7 @@
               <w:ind w:right="142"/>
               <w:jc w:val="center"/>
               <w:rPr>
-                <w:rFonts w:ascii="Times New Roman" w:hAnsi="Times New Roman" w:hint="eastAsia"/>
+                <w:rFonts w:ascii="Times New Roman" w:hAnsi="Times New Roman"/>
                 <w:sz w:val="24"/>
                 <w:lang w:val="en-HK" w:eastAsia="zh-TW"/>
               </w:rPr>
@@ -1622,7 +1540,7 @@
               <w:ind w:right="142"/>
               <w:jc w:val="both"/>
               <w:rPr>
-                <w:rFonts w:ascii="Times New Roman" w:hAnsi="Times New Roman" w:hint="eastAsia"/>
+                <w:rFonts w:ascii="Times New Roman" w:hAnsi="Times New Roman"/>
                 <w:sz w:val="24"/>
                 <w:lang w:val="en-HK" w:eastAsia="zh-TW"/>
               </w:rPr>
@@ -1664,7 +1582,7 @@
               <w:ind w:right="142"/>
               <w:jc w:val="both"/>
               <w:rPr>
-                <w:rFonts w:ascii="Times New Roman" w:hAnsi="Times New Roman" w:hint="eastAsia"/>
+                <w:rFonts w:ascii="Times New Roman" w:hAnsi="Times New Roman"/>
                 <w:sz w:val="24"/>
                 <w:lang w:val="en-HK" w:eastAsia="zh-TW"/>
               </w:rPr>
@@ -1714,7 +1632,7 @@
               <w:ind w:right="142"/>
               <w:jc w:val="both"/>
               <w:rPr>
-                <w:rFonts w:ascii="Times New Roman" w:hAnsi="Times New Roman" w:cs="Times New Roman" w:hint="eastAsia"/>
+                <w:rFonts w:ascii="Times New Roman" w:hAnsi="Times New Roman" w:cs="Times New Roman"/>
                 <w:b/>
                 <w:sz w:val="24"/>
                 <w:u w:val="single"/>
@@ -1752,12 +1670,11 @@
               <w:ind w:right="142"/>
               <w:jc w:val="both"/>
               <w:rPr>
-                <w:rFonts w:ascii="Times New Roman" w:hAnsi="Times New Roman" w:hint="eastAsia"/>
+                <w:rFonts w:ascii="Times New Roman" w:hAnsi="Times New Roman"/>
                 <w:sz w:val="24"/>
                 <w:lang w:val="en-HK" w:eastAsia="zh-TW"/>
               </w:rPr>
             </w:pPr>
-            <w:proofErr w:type="spellStart"/>
             <w:r>
               <w:rPr>
                 <w:rFonts w:ascii="Times New Roman" w:hAnsi="Times New Roman" w:cs="Times New Roman"/>
@@ -1777,7 +1694,6 @@
               </w:rPr>
               <w:t>使用</w:t>
             </w:r>
-            <w:proofErr w:type="spellEnd"/>
             <w:r>
               <w:rPr>
                 <w:rFonts w:ascii="Times New Roman" w:hAnsi="Times New Roman" w:cs="Times New Roman"/>
@@ -1796,7 +1712,6 @@
               </w:rPr>
               <w:t>、</w:t>
             </w:r>
-            <w:proofErr w:type="spellStart"/>
             <w:r>
               <w:rPr>
                 <w:rFonts w:ascii="Times New Roman" w:hAnsi="Times New Roman" w:cs="Times New Roman"/>
@@ -1826,7 +1741,6 @@
               </w:rPr>
               <w:t>T</w:t>
             </w:r>
-            <w:proofErr w:type="spellEnd"/>
             <w:r>
               <w:rPr>
                 <w:rFonts w:ascii="Times New Roman" w:hAnsi="Times New Roman" w:cs="Times New Roman" w:hint="eastAsia"/>
@@ -1837,7 +1751,6 @@
               </w:rPr>
               <w:t xml:space="preserve"> </w:t>
             </w:r>
-            <w:proofErr w:type="spellStart"/>
             <w:r>
               <w:rPr>
                 <w:rFonts w:ascii="Times New Roman" w:hAnsi="Times New Roman" w:cs="Times New Roman" w:hint="eastAsia"/>
@@ -1857,7 +1770,6 @@
               </w:rPr>
               <w:t>他</w:t>
             </w:r>
-            <w:proofErr w:type="spellEnd"/>
             <w:r>
               <w:rPr>
                 <w:rFonts w:ascii="Times New Roman" w:hAnsi="Times New Roman" w:cs="Times New Roman"/>
@@ -1867,7 +1779,6 @@
               </w:rPr>
               <w:t xml:space="preserve"> AI </w:t>
             </w:r>
-            <w:proofErr w:type="spellStart"/>
             <w:r>
               <w:rPr>
                 <w:rFonts w:ascii="Times New Roman" w:hAnsi="Times New Roman" w:cs="Times New Roman"/>
@@ -1877,7 +1788,6 @@
               </w:rPr>
               <w:t>代寫或解釋程式</w:t>
             </w:r>
-            <w:proofErr w:type="spellEnd"/>
             <w:r>
               <w:rPr>
                 <w:rFonts w:ascii="Times New Roman" w:hAnsi="Times New Roman" w:cs="Times New Roman" w:hint="eastAsia"/>
@@ -1905,7 +1815,7 @@
               <w:ind w:right="142"/>
               <w:jc w:val="both"/>
               <w:rPr>
-                <w:rFonts w:ascii="Times New Roman" w:hAnsi="Times New Roman" w:hint="eastAsia"/>
+                <w:rFonts w:ascii="Times New Roman" w:hAnsi="Times New Roman"/>
                 <w:sz w:val="24"/>
                 <w:lang w:val="en-HK" w:eastAsia="zh-TW"/>
               </w:rPr>
@@ -1955,7 +1865,7 @@
               <w:ind w:right="142"/>
               <w:jc w:val="both"/>
               <w:rPr>
-                <w:rFonts w:ascii="Times New Roman" w:hAnsi="Times New Roman" w:hint="eastAsia"/>
+                <w:rFonts w:ascii="Times New Roman" w:hAnsi="Times New Roman"/>
                 <w:sz w:val="24"/>
                 <w:lang w:val="en-HK" w:eastAsia="zh-TW"/>
               </w:rPr>
@@ -1989,7 +1899,7 @@
               <w:ind w:right="142"/>
               <w:jc w:val="both"/>
               <w:rPr>
-                <w:rFonts w:ascii="Times New Roman" w:hAnsi="Times New Roman" w:cs="Times New Roman" w:hint="eastAsia"/>
+                <w:rFonts w:ascii="Times New Roman" w:hAnsi="Times New Roman" w:cs="Times New Roman"/>
                 <w:bCs/>
                 <w:sz w:val="24"/>
                 <w:lang w:val="en-HK" w:eastAsia="zh-TW"/>
@@ -2088,7 +1998,6 @@
               </w:rPr>
               <w:t>、</w:t>
             </w:r>
-            <w:proofErr w:type="spellStart"/>
             <w:r>
               <w:rPr>
                 <w:rFonts w:ascii="Times New Roman" w:hAnsi="Times New Roman" w:cs="Times New Roman"/>
@@ -2118,7 +2027,6 @@
               </w:rPr>
               <w:t>T</w:t>
             </w:r>
-            <w:proofErr w:type="spellEnd"/>
             <w:r>
               <w:rPr>
                 <w:rFonts w:ascii="Times New Roman" w:hAnsi="Times New Roman" w:cs="Times New Roman" w:hint="eastAsia"/>
@@ -2129,7 +2037,6 @@
               </w:rPr>
               <w:t xml:space="preserve"> </w:t>
             </w:r>
-            <w:proofErr w:type="spellStart"/>
             <w:r>
               <w:rPr>
                 <w:rFonts w:ascii="Times New Roman" w:hAnsi="Times New Roman" w:cs="Times New Roman" w:hint="eastAsia"/>
@@ -2149,7 +2056,6 @@
               </w:rPr>
               <w:t>他</w:t>
             </w:r>
-            <w:proofErr w:type="spellEnd"/>
             <w:r>
               <w:rPr>
                 <w:rFonts w:ascii="Times New Roman" w:hAnsi="Times New Roman" w:cs="Times New Roman"/>
@@ -2159,7 +2065,6 @@
               </w:rPr>
               <w:t xml:space="preserve"> AI </w:t>
             </w:r>
-            <w:proofErr w:type="spellStart"/>
             <w:r>
               <w:rPr>
                 <w:rFonts w:ascii="Times New Roman" w:hAnsi="Times New Roman" w:cs="Times New Roman"/>
@@ -2169,7 +2074,6 @@
               </w:rPr>
               <w:t>代寫或解釋程式</w:t>
             </w:r>
-            <w:proofErr w:type="spellEnd"/>
             <w:r>
               <w:rPr>
                 <w:rFonts w:ascii="Times New Roman" w:hAnsi="Times New Roman" w:cs="Times New Roman" w:hint="eastAsia"/>
@@ -2188,7 +2092,7 @@
         <w:spacing w:after="109" w:line="259" w:lineRule="auto"/>
         <w:ind w:right="142"/>
         <w:rPr>
-          <w:rFonts w:ascii="Times New Roman" w:hAnsi="Times New Roman" w:hint="eastAsia"/>
+          <w:rFonts w:ascii="Times New Roman" w:hAnsi="Times New Roman"/>
           <w:sz w:val="24"/>
           <w:lang w:val="en-HK" w:eastAsia="zh-TW"/>
         </w:rPr>
@@ -2218,29 +2122,59 @@
     <w:p>
       <w:pPr>
         <w:pStyle w:val="1"/>
+        <w:tabs>
+          <w:tab w:val="right" w:pos="10773"/>
+        </w:tabs>
+        <w:rPr>
+          <w:rFonts w:eastAsiaTheme="minorEastAsia" w:cs="Times New Roman"/>
+        </w:rPr>
       </w:pPr>
       <w:r>
         <w:lastRenderedPageBreak/>
-        <w:t>任務</w:t>
-      </w:r>
-      <w:proofErr w:type="gramStart"/>
-      <w:r>
-        <w:t>一</w:t>
-      </w:r>
-      <w:proofErr w:type="gramEnd"/>
-      <w:r>
+        <w:t>任務一</w:t>
+      </w:r>
+      <w:r>
+        <w:t xml:space="preserve"> — </w:t>
+      </w:r>
+      <w:r>
+        <w:t>智能播音員</w:t>
+      </w:r>
+      <w:r>
+        <w:tab/>
+      </w:r>
+      <w:r>
+        <w:rPr>
+          <w:rFonts w:eastAsiaTheme="minorEastAsia" w:cs="Times New Roman"/>
+          <w:lang w:val="en-HK"/>
+        </w:rPr>
+        <w:t>(</w:t>
+      </w:r>
+      <w:r>
+        <w:rPr>
+          <w:rFonts w:eastAsiaTheme="minorEastAsia" w:cs="Times New Roman"/>
+          <w:lang w:val="en-HK"/>
+        </w:rPr>
+        <w:t>15</w:t>
+      </w:r>
+      <w:r>
+        <w:rPr>
+          <w:rFonts w:eastAsiaTheme="minorEastAsia" w:cs="Times New Roman" w:hint="eastAsia"/>
+          <w:lang w:val="en-HK"/>
+        </w:rPr>
         <w:t xml:space="preserve"> </w:t>
       </w:r>
-      <w:proofErr w:type="gramStart"/>
-      <w:r>
-        <w:t>—</w:t>
-      </w:r>
-      <w:proofErr w:type="gramEnd"/>
-      <w:r>
-        <w:t xml:space="preserve"> </w:t>
-      </w:r>
-      <w:r>
-        <w:t>智能播音員</w:t>
+      <w:r>
+        <w:rPr>
+          <w:rFonts w:eastAsiaTheme="minorEastAsia" w:cs="Times New Roman" w:hint="eastAsia"/>
+          <w:lang w:val="en-HK"/>
+        </w:rPr>
+        <w:t>分</w:t>
+      </w:r>
+      <w:r>
+        <w:rPr>
+          <w:rFonts w:eastAsiaTheme="minorEastAsia" w:cs="Times New Roman"/>
+        </w:rPr>
+        <w:t>)</w:t>
       </w:r>
     </w:p>
     <w:p>
@@ -2266,9 +2200,8 @@
           <w:sz w:val="24"/>
           <w:lang w:val="en-HK"/>
         </w:rPr>
-        <w:t>【</w:t>
-      </w:r>
-      <w:proofErr w:type="spellStart"/>
+        <w:t>【禁止使用</w:t>
+      </w:r>
       <w:r>
         <w:rPr>
           <w:rFonts w:ascii="Times New Roman" w:hAnsi="Times New Roman" w:cs="Times New Roman"/>
@@ -2277,9 +2210,8 @@
           <w:sz w:val="24"/>
           <w:lang w:val="en-HK"/>
         </w:rPr>
-        <w:t>禁止使用</w:t>
-      </w:r>
-      <w:proofErr w:type="spellEnd"/>
+        <w:t xml:space="preserve"> Gemini </w:t>
+      </w:r>
       <w:r>
         <w:rPr>
           <w:rFonts w:ascii="Times New Roman" w:hAnsi="Times New Roman" w:cs="Times New Roman"/>
@@ -2288,9 +2220,8 @@
           <w:sz w:val="24"/>
           <w:lang w:val="en-HK"/>
         </w:rPr>
-        <w:t xml:space="preserve"> Gemini </w:t>
-      </w:r>
-      <w:proofErr w:type="spellStart"/>
+        <w:t>或其他</w:t>
+      </w:r>
       <w:r>
         <w:rPr>
           <w:rFonts w:ascii="Times New Roman" w:hAnsi="Times New Roman" w:cs="Times New Roman"/>
@@ -2299,9 +2230,8 @@
           <w:sz w:val="24"/>
           <w:lang w:val="en-HK"/>
         </w:rPr>
-        <w:t>或其他</w:t>
-      </w:r>
-      <w:proofErr w:type="spellEnd"/>
+        <w:t xml:space="preserve"> AI</w:t>
+      </w:r>
       <w:r>
         <w:rPr>
           <w:rFonts w:ascii="Times New Roman" w:hAnsi="Times New Roman" w:cs="Times New Roman"/>
@@ -2310,16 +2240,6 @@
           <w:sz w:val="24"/>
           <w:lang w:val="en-HK"/>
         </w:rPr>
-        <w:t xml:space="preserve"> AI</w:t>
-      </w:r>
-      <w:r>
-        <w:rPr>
-          <w:rFonts w:ascii="Times New Roman" w:hAnsi="Times New Roman" w:cs="Times New Roman"/>
-          <w:b/>
-          <w:bCs/>
-          <w:sz w:val="24"/>
-          <w:lang w:val="en-HK"/>
-        </w:rPr>
         <w:t>】</w:t>
       </w:r>
     </w:p>
@@ -2330,44 +2250,43 @@
           <w:sz w:val="24"/>
         </w:rPr>
       </w:pPr>
-      <w:proofErr w:type="spellStart"/>
+      <w:r>
+        <w:rPr>
+          <w:rFonts w:ascii="Times New Roman" w:eastAsiaTheme="minorEastAsia" w:hAnsi="Times New Roman" w:cs="Times New Roman"/>
+          <w:sz w:val="24"/>
+          <w:lang w:val="en-HK"/>
+        </w:rPr>
+        <w:t>完成</w:t>
+      </w:r>
+      <w:r>
+        <w:rPr>
+          <w:rFonts w:ascii="Times New Roman" w:eastAsiaTheme="minorEastAsia" w:hAnsi="Times New Roman" w:cs="Times New Roman"/>
+          <w:sz w:val="24"/>
+          <w:lang w:val="en-HK"/>
+        </w:rPr>
+        <w:t xml:space="preserve"> Python </w:t>
+      </w:r>
+      <w:r>
+        <w:rPr>
+          <w:rFonts w:ascii="Times New Roman" w:eastAsiaTheme="minorEastAsia" w:hAnsi="Times New Roman" w:cs="Times New Roman"/>
+          <w:sz w:val="24"/>
+          <w:lang w:val="en-HK"/>
+        </w:rPr>
+        <w:t>程式</w:t>
+      </w:r>
       <w:r>
         <w:rPr>
           <w:rFonts w:ascii="Times New Roman" w:hAnsi="Times New Roman"/>
           <w:sz w:val="24"/>
         </w:rPr>
-        <w:t>請完成</w:t>
-      </w:r>
-      <w:proofErr w:type="spellEnd"/>
+        <w:t xml:space="preserve">task1_2526.py </w:t>
+      </w:r>
       <w:r>
         <w:rPr>
           <w:rFonts w:ascii="Times New Roman" w:hAnsi="Times New Roman"/>
           <w:sz w:val="24"/>
         </w:rPr>
-        <w:t xml:space="preserve"> t</w:t>
-      </w:r>
-      <w:r>
-        <w:rPr>
-          <w:rFonts w:ascii="Times New Roman" w:hAnsi="Times New Roman"/>
-          <w:sz w:val="24"/>
-        </w:rPr>
-        <w:t xml:space="preserve">ask1_2526.py </w:t>
-      </w:r>
-      <w:proofErr w:type="spellStart"/>
-      <w:r>
-        <w:rPr>
-          <w:rFonts w:ascii="Times New Roman" w:hAnsi="Times New Roman"/>
-          <w:sz w:val="24"/>
-        </w:rPr>
-        <w:t>的填空。要求</w:t>
-      </w:r>
-      <w:proofErr w:type="spellEnd"/>
-      <w:r>
-        <w:rPr>
-          <w:rFonts w:ascii="Times New Roman" w:hAnsi="Times New Roman"/>
-          <w:sz w:val="24"/>
-        </w:rPr>
-        <w:t>：</w:t>
+        <w:t>。</w:t>
       </w:r>
     </w:p>
     <w:p>
@@ -2385,131 +2304,112 @@
       </w:pPr>
       <w:r>
         <w:rPr>
+          <w:rFonts w:ascii="Times New Roman" w:eastAsiaTheme="minorEastAsia" w:hAnsi="Times New Roman" w:cs="Times New Roman" w:hint="eastAsia"/>
+          <w:sz w:val="24"/>
+          <w:lang w:val="en-HK"/>
+        </w:rPr>
+        <w:t>下載</w:t>
+      </w:r>
+      <w:r>
+        <w:rPr>
+          <w:rFonts w:ascii="Times New Roman" w:eastAsiaTheme="minorEastAsia" w:hAnsi="Times New Roman" w:cs="Times New Roman" w:hint="eastAsia"/>
+          <w:sz w:val="24"/>
+          <w:lang w:val="en-HK"/>
+        </w:rPr>
+        <w:t xml:space="preserve"> task1</w:t>
+      </w:r>
+      <w:r>
+        <w:rPr>
+          <w:rFonts w:ascii="Times New Roman" w:eastAsiaTheme="minorEastAsia" w:hAnsi="Times New Roman" w:cs="Times New Roman"/>
+          <w:sz w:val="24"/>
+          <w:lang w:val="en-HK"/>
+        </w:rPr>
+        <w:t>_</w:t>
+      </w:r>
+      <w:r>
+        <w:rPr>
+          <w:rFonts w:ascii="Times New Roman" w:eastAsiaTheme="minorEastAsia" w:hAnsi="Times New Roman" w:cs="Times New Roman" w:hint="eastAsia"/>
+          <w:sz w:val="24"/>
+          <w:lang w:val="en-HK"/>
+        </w:rPr>
+        <w:t>2526.py</w:t>
+      </w:r>
+      <w:r>
+        <w:rPr>
+          <w:rFonts w:ascii="Times New Roman" w:hAnsi="Times New Roman" w:cs="Times New Roman" w:hint="eastAsia"/>
+          <w:sz w:val="24"/>
+          <w:lang w:val="en-HK" w:eastAsia="zh-TW"/>
+        </w:rPr>
+        <w:t>，</w:t>
+      </w:r>
+      <w:r>
+        <w:rPr>
+          <w:rFonts w:ascii="Times New Roman" w:eastAsiaTheme="minorEastAsia" w:hAnsi="Times New Roman" w:cs="Times New Roman" w:hint="eastAsia"/>
+          <w:sz w:val="24"/>
+          <w:lang w:val="en-HK"/>
+        </w:rPr>
+        <w:t>用</w:t>
+      </w:r>
+      <w:r>
+        <w:rPr>
+          <w:rFonts w:ascii="Times New Roman" w:eastAsiaTheme="minorEastAsia" w:hAnsi="Times New Roman" w:cs="Times New Roman" w:hint="eastAsia"/>
+          <w:sz w:val="24"/>
+          <w:lang w:val="en-HK"/>
+        </w:rPr>
+        <w:t xml:space="preserve"> V</w:t>
+      </w:r>
+      <w:r>
+        <w:rPr>
+          <w:rFonts w:ascii="Times New Roman" w:eastAsiaTheme="minorEastAsia" w:hAnsi="Times New Roman" w:cs="Times New Roman"/>
+          <w:sz w:val="24"/>
+          <w:lang w:val="en-HK"/>
+        </w:rPr>
+        <w:t>S</w:t>
+      </w:r>
+      <w:r>
+        <w:rPr>
+          <w:rFonts w:ascii="Times New Roman" w:eastAsiaTheme="minorEastAsia" w:hAnsi="Times New Roman" w:cs="Times New Roman" w:hint="eastAsia"/>
+          <w:sz w:val="24"/>
+          <w:lang w:val="en-HK"/>
+        </w:rPr>
+        <w:t xml:space="preserve"> C</w:t>
+      </w:r>
+      <w:r>
+        <w:rPr>
+          <w:rFonts w:ascii="Times New Roman" w:eastAsiaTheme="minorEastAsia" w:hAnsi="Times New Roman" w:cs="Times New Roman"/>
+          <w:sz w:val="24"/>
+          <w:lang w:val="en-HK"/>
+        </w:rPr>
+        <w:t>o</w:t>
+      </w:r>
+      <w:r>
+        <w:rPr>
+          <w:rFonts w:ascii="Times New Roman" w:eastAsiaTheme="minorEastAsia" w:hAnsi="Times New Roman" w:cs="Times New Roman" w:hint="eastAsia"/>
+          <w:sz w:val="24"/>
+          <w:lang w:val="en-HK"/>
+        </w:rPr>
+        <w:t xml:space="preserve">de </w:t>
+      </w:r>
+      <w:r>
+        <w:rPr>
+          <w:rFonts w:ascii="Times New Roman" w:eastAsiaTheme="minorEastAsia" w:hAnsi="Times New Roman" w:cs="Times New Roman"/>
+          <w:sz w:val="24"/>
+          <w:lang w:val="en-HK"/>
+        </w:rPr>
+        <w:t>開</w:t>
+      </w:r>
+      <w:r>
+        <w:rPr>
+          <w:rFonts w:ascii="Times New Roman" w:eastAsiaTheme="minorEastAsia" w:hAnsi="Times New Roman" w:cs="Times New Roman" w:hint="eastAsia"/>
+          <w:sz w:val="24"/>
+          <w:lang w:val="en-HK"/>
+        </w:rPr>
+        <w:t>啟</w:t>
+      </w:r>
+      <w:r>
+        <w:rPr>
           <w:rFonts w:ascii="Times New Roman" w:hAnsi="Times New Roman"/>
           <w:sz w:val="24"/>
-          <w:lang w:eastAsia="zh-TW"/>
-        </w:rPr>
-        <w:t>只詢問一次語言：</w:t>
-      </w:r>
-      <w:r>
-        <w:rPr>
-          <w:rFonts w:ascii="Times New Roman" w:hAnsi="Times New Roman"/>
-          <w:sz w:val="24"/>
-          <w:lang w:eastAsia="zh-TW"/>
-        </w:rPr>
-        <w:t>"</w:t>
-      </w:r>
-      <w:proofErr w:type="spellStart"/>
-      <w:r>
-        <w:rPr>
-          <w:rFonts w:ascii="Times New Roman" w:hAnsi="Times New Roman"/>
-          <w:sz w:val="24"/>
-          <w:lang w:eastAsia="zh-TW"/>
-        </w:rPr>
-        <w:t>en</w:t>
-      </w:r>
-      <w:proofErr w:type="spellEnd"/>
-      <w:r>
-        <w:rPr>
-          <w:rFonts w:ascii="Times New Roman" w:hAnsi="Times New Roman"/>
-          <w:sz w:val="24"/>
-          <w:lang w:eastAsia="zh-TW"/>
-        </w:rPr>
-        <w:t xml:space="preserve">" </w:t>
-      </w:r>
-      <w:r>
-        <w:rPr>
-          <w:rFonts w:ascii="Times New Roman" w:hAnsi="Times New Roman"/>
-          <w:sz w:val="24"/>
-          <w:lang w:eastAsia="zh-TW"/>
-        </w:rPr>
-        <w:t>或</w:t>
-      </w:r>
-      <w:r>
-        <w:rPr>
-          <w:rFonts w:ascii="Times New Roman" w:hAnsi="Times New Roman"/>
-          <w:sz w:val="24"/>
-          <w:lang w:eastAsia="zh-TW"/>
-        </w:rPr>
-        <w:t xml:space="preserve"> "</w:t>
-      </w:r>
-      <w:proofErr w:type="spellStart"/>
-      <w:r>
-        <w:rPr>
-          <w:rFonts w:ascii="Times New Roman" w:hAnsi="Times New Roman"/>
-          <w:sz w:val="24"/>
-          <w:lang w:eastAsia="zh-TW"/>
-        </w:rPr>
-        <w:t>zh</w:t>
-      </w:r>
-      <w:proofErr w:type="spellEnd"/>
-      <w:r>
-        <w:rPr>
-          <w:rFonts w:ascii="Times New Roman" w:hAnsi="Times New Roman"/>
-          <w:sz w:val="24"/>
-          <w:lang w:eastAsia="zh-TW"/>
-        </w:rPr>
-        <w:t>"</w:t>
-      </w:r>
-      <w:proofErr w:type="gramStart"/>
-      <w:r>
-        <w:rPr>
-          <w:rFonts w:ascii="Times New Roman" w:hAnsi="Times New Roman"/>
-          <w:sz w:val="24"/>
-          <w:lang w:eastAsia="zh-TW"/>
-        </w:rPr>
-        <w:t>（</w:t>
-      </w:r>
-      <w:proofErr w:type="gramEnd"/>
-      <w:r>
-        <w:rPr>
-          <w:rFonts w:ascii="Times New Roman" w:hAnsi="Times New Roman"/>
-          <w:sz w:val="24"/>
-          <w:lang w:eastAsia="zh-TW"/>
-        </w:rPr>
-        <w:t>預設：</w:t>
-      </w:r>
-      <w:r>
-        <w:rPr>
-          <w:rFonts w:ascii="Times New Roman" w:hAnsi="Times New Roman"/>
-          <w:sz w:val="24"/>
-          <w:lang w:eastAsia="zh-TW"/>
-        </w:rPr>
-        <w:t>"</w:t>
-      </w:r>
-      <w:proofErr w:type="spellStart"/>
-      <w:r>
-        <w:rPr>
-          <w:rFonts w:ascii="Times New Roman" w:hAnsi="Times New Roman"/>
-          <w:sz w:val="24"/>
-          <w:lang w:eastAsia="zh-TW"/>
-        </w:rPr>
-        <w:t>en</w:t>
-      </w:r>
-      <w:proofErr w:type="spellEnd"/>
-      <w:r>
-        <w:rPr>
-          <w:rFonts w:ascii="Times New Roman" w:hAnsi="Times New Roman"/>
-          <w:sz w:val="24"/>
-          <w:lang w:eastAsia="zh-TW"/>
-        </w:rPr>
-        <w:t>"</w:t>
-      </w:r>
-      <w:proofErr w:type="gramStart"/>
-      <w:r>
-        <w:rPr>
-          <w:rFonts w:ascii="Times New Roman" w:hAnsi="Times New Roman"/>
-          <w:sz w:val="24"/>
-          <w:lang w:eastAsia="zh-TW"/>
-        </w:rPr>
-        <w:t>）</w:t>
-      </w:r>
-      <w:proofErr w:type="gramEnd"/>
-      <w:r>
-        <w:rPr>
-          <w:rFonts w:ascii="Times New Roman" w:hAnsi="Times New Roman"/>
-          <w:sz w:val="24"/>
-          <w:lang w:eastAsia="zh-TW"/>
         </w:rPr>
         <w:t>。</w:t>
       </w:r>
@@ -2533,7 +2433,7 @@
           <w:sz w:val="24"/>
           <w:lang w:eastAsia="zh-TW"/>
         </w:rPr>
-        <w:t>重覆輸入訊息；若輸入</w:t>
+        <w:t>只詢問一次語言：</w:t>
       </w:r>
       <w:r>
         <w:rPr>
@@ -2541,7 +2441,7 @@
           <w:sz w:val="24"/>
           <w:lang w:eastAsia="zh-TW"/>
         </w:rPr>
-        <w:t xml:space="preserve"> "Q" </w:t>
+        <w:t xml:space="preserve">"en" </w:t>
       </w:r>
       <w:r>
         <w:rPr>
@@ -2549,7 +2449,39 @@
           <w:sz w:val="24"/>
           <w:lang w:eastAsia="zh-TW"/>
         </w:rPr>
-        <w:t>則退出。</w:t>
+        <w:t>或</w:t>
+      </w:r>
+      <w:r>
+        <w:rPr>
+          <w:rFonts w:ascii="Times New Roman" w:hAnsi="Times New Roman"/>
+          <w:sz w:val="24"/>
+          <w:lang w:eastAsia="zh-TW"/>
+        </w:rPr>
+        <w:t xml:space="preserve"> "zh"</w:t>
+      </w:r>
+      <w:r>
+        <w:rPr>
+          <w:rFonts w:ascii="Times New Roman" w:hAnsi="Times New Roman"/>
+          <w:sz w:val="24"/>
+          <w:lang w:eastAsia="zh-TW"/>
+        </w:rPr>
+        <w:t>（預設：</w:t>
+      </w:r>
+      <w:r>
+        <w:rPr>
+          <w:rFonts w:ascii="Times New Roman" w:hAnsi="Times New Roman"/>
+          <w:sz w:val="24"/>
+          <w:lang w:eastAsia="zh-TW"/>
+        </w:rPr>
+        <w:t>"en"</w:t>
+      </w:r>
+      <w:r>
+        <w:rPr>
+          <w:rFonts w:ascii="Times New Roman" w:hAnsi="Times New Roman"/>
+          <w:sz w:val="24"/>
+          <w:lang w:eastAsia="zh-TW"/>
+        </w:rPr>
+        <w:t>）。</w:t>
       </w:r>
     </w:p>
     <w:p>
@@ -2567,11 +2499,11 @@
       </w:pPr>
       <w:r>
         <w:rPr>
-          <w:rFonts w:ascii="Times New Roman" w:hAnsi="Times New Roman" w:hint="eastAsia"/>
+          <w:rFonts w:ascii="Times New Roman" w:hAnsi="Times New Roman"/>
           <w:sz w:val="24"/>
           <w:lang w:eastAsia="zh-TW"/>
         </w:rPr>
-        <w:t>每次播音</w:t>
+        <w:t>重覆輸入訊息；若輸入</w:t>
       </w:r>
       <w:r>
         <w:rPr>
@@ -2579,71 +2511,15 @@
           <w:sz w:val="24"/>
           <w:lang w:eastAsia="zh-TW"/>
         </w:rPr>
-        <w:t>：</w:t>
-      </w:r>
-      <w:r>
-        <w:rPr>
-          <w:rFonts w:ascii="微軟正黑體" w:eastAsia="微軟正黑體" w:hAnsi="微軟正黑體" w:cs="微軟正黑體" w:hint="eastAsia"/>
+        <w:t xml:space="preserve"> "Q" </w:t>
+      </w:r>
+      <w:r>
+        <w:rPr>
+          <w:rFonts w:ascii="Times New Roman" w:hAnsi="Times New Roman"/>
           <w:sz w:val="24"/>
           <w:lang w:eastAsia="zh-TW"/>
         </w:rPr>
-        <w:t>產</w:t>
-      </w:r>
-      <w:r>
-        <w:rPr>
-          <w:rFonts w:ascii="Times New Roman" w:hAnsi="Times New Roman" w:cs="MS Mincho" w:hint="eastAsia"/>
-          <w:sz w:val="24"/>
-          <w:lang w:eastAsia="zh-TW"/>
-        </w:rPr>
-        <w:t>生</w:t>
-      </w:r>
-      <w:r>
-        <w:rPr>
-          <w:rFonts w:ascii="Times New Roman" w:hAnsi="Times New Roman"/>
-          <w:sz w:val="24"/>
-          <w:lang w:eastAsia="zh-TW"/>
-        </w:rPr>
-        <w:t xml:space="preserve"> mp3 → </w:t>
-      </w:r>
-      <w:r>
-        <w:rPr>
-          <w:rFonts w:ascii="Times New Roman" w:hAnsi="Times New Roman"/>
-          <w:sz w:val="24"/>
-          <w:lang w:eastAsia="zh-TW"/>
-        </w:rPr>
-        <w:t>播放</w:t>
-      </w:r>
-      <w:r>
-        <w:rPr>
-          <w:rFonts w:ascii="Times New Roman" w:hAnsi="Times New Roman"/>
-          <w:sz w:val="24"/>
-          <w:lang w:eastAsia="zh-TW"/>
-        </w:rPr>
-        <w:t xml:space="preserve"> → </w:t>
-      </w:r>
-      <w:r>
-        <w:rPr>
-          <w:rFonts w:ascii="Times New Roman" w:hAnsi="Times New Roman"/>
-          <w:sz w:val="24"/>
-          <w:lang w:eastAsia="zh-TW"/>
-        </w:rPr>
-        <w:t>刪除</w:t>
-      </w:r>
-      <w:r>
-        <w:rPr>
-          <w:rFonts w:ascii="Times New Roman" w:hAnsi="Times New Roman"/>
-          <w:sz w:val="24"/>
-          <w:lang w:eastAsia="zh-TW"/>
-        </w:rPr>
-        <w:t xml:space="preserve"> mp3 </w:t>
-      </w:r>
-      <w:r>
-        <w:rPr>
-          <w:rFonts w:ascii="Times New Roman" w:hAnsi="Times New Roman"/>
-          <w:sz w:val="24"/>
-          <w:lang w:eastAsia="zh-TW"/>
-        </w:rPr>
-        <w:t>檔案。</w:t>
+        <w:t>則退出。</w:t>
       </w:r>
     </w:p>
     <w:p>
@@ -2661,11 +2537,35 @@
       </w:pPr>
       <w:r>
         <w:rPr>
+          <w:rFonts w:ascii="Times New Roman" w:hAnsi="Times New Roman" w:hint="eastAsia"/>
+          <w:sz w:val="24"/>
+          <w:lang w:eastAsia="zh-TW"/>
+        </w:rPr>
+        <w:t>每次播音</w:t>
+      </w:r>
+      <w:r>
+        <w:rPr>
           <w:rFonts w:ascii="Times New Roman" w:hAnsi="Times New Roman"/>
           <w:sz w:val="24"/>
           <w:lang w:eastAsia="zh-TW"/>
         </w:rPr>
-        <w:t>提示：本試卷不需要使用</w:t>
+        <w:t>：</w:t>
+      </w:r>
+      <w:r>
+        <w:rPr>
+          <w:rFonts w:ascii="Times New Roman" w:hAnsi="Times New Roman" w:cs="微軟正黑體" w:hint="eastAsia"/>
+          <w:sz w:val="24"/>
+          <w:lang w:eastAsia="zh-TW"/>
+        </w:rPr>
+        <w:t>產</w:t>
+      </w:r>
+      <w:r>
+        <w:rPr>
+          <w:rFonts w:ascii="Times New Roman" w:hAnsi="Times New Roman" w:cs="MS Mincho" w:hint="eastAsia"/>
+          <w:sz w:val="24"/>
+          <w:lang w:eastAsia="zh-TW"/>
+        </w:rPr>
+        <w:t>生</w:t>
       </w:r>
       <w:r>
         <w:rPr>
@@ -2673,7 +2573,7 @@
           <w:sz w:val="24"/>
           <w:lang w:eastAsia="zh-TW"/>
         </w:rPr>
-        <w:t xml:space="preserve"> def</w:t>
+        <w:t xml:space="preserve"> mp3 → </w:t>
       </w:r>
       <w:r>
         <w:rPr>
@@ -2681,29 +2581,138 @@
           <w:sz w:val="24"/>
           <w:lang w:eastAsia="zh-TW"/>
         </w:rPr>
-        <w:t>（未學亦可完成）。</w:t>
+        <w:t>播放</w:t>
+      </w:r>
+      <w:r>
+        <w:rPr>
+          <w:rFonts w:ascii="Times New Roman" w:hAnsi="Times New Roman"/>
+          <w:sz w:val="24"/>
+          <w:lang w:eastAsia="zh-TW"/>
+        </w:rPr>
+        <w:t xml:space="preserve"> → </w:t>
+      </w:r>
+      <w:r>
+        <w:rPr>
+          <w:rFonts w:ascii="Times New Roman" w:hAnsi="Times New Roman"/>
+          <w:sz w:val="24"/>
+          <w:lang w:eastAsia="zh-TW"/>
+        </w:rPr>
+        <w:t>刪除</w:t>
+      </w:r>
+      <w:r>
+        <w:rPr>
+          <w:rFonts w:ascii="Times New Roman" w:hAnsi="Times New Roman"/>
+          <w:sz w:val="24"/>
+          <w:lang w:eastAsia="zh-TW"/>
+        </w:rPr>
+        <w:t xml:space="preserve"> mp3 </w:t>
+      </w:r>
+      <w:r>
+        <w:rPr>
+          <w:rFonts w:ascii="Times New Roman" w:hAnsi="Times New Roman"/>
+          <w:sz w:val="24"/>
+          <w:lang w:eastAsia="zh-TW"/>
+        </w:rPr>
+        <w:t>檔案。</w:t>
       </w:r>
     </w:p>
     <w:p>
       <w:pPr>
+        <w:pStyle w:val="a0"/>
+        <w:numPr>
+          <w:ilvl w:val="0"/>
+          <w:numId w:val="13"/>
+        </w:numPr>
+        <w:rPr>
+          <w:rFonts w:ascii="Times New Roman" w:hAnsi="Times New Roman"/>
+          <w:sz w:val="24"/>
+          <w:lang w:eastAsia="zh-TW"/>
+        </w:rPr>
+      </w:pPr>
+      <w:r>
+        <w:rPr>
+          <w:rFonts w:ascii="Times New Roman" w:eastAsiaTheme="minorEastAsia" w:hAnsi="Times New Roman" w:cs="Times New Roman" w:hint="eastAsia"/>
+          <w:sz w:val="24"/>
+        </w:rPr>
+        <w:t>提交</w:t>
+      </w:r>
+      <w:r>
+        <w:rPr>
+          <w:rFonts w:ascii="Times New Roman" w:eastAsiaTheme="minorEastAsia" w:hAnsi="Times New Roman" w:cs="Times New Roman" w:hint="eastAsia"/>
+          <w:sz w:val="24"/>
+        </w:rPr>
+        <w:t xml:space="preserve"> tas</w:t>
+      </w:r>
+      <w:r>
+        <w:rPr>
+          <w:rFonts w:ascii="Times New Roman" w:eastAsiaTheme="minorEastAsia" w:hAnsi="Times New Roman" w:cs="Times New Roman"/>
+          <w:sz w:val="24"/>
+        </w:rPr>
+        <w:t>k1_2526.py</w:t>
+      </w:r>
+      <w:r>
+        <w:rPr>
+          <w:rFonts w:ascii="Times New Roman" w:hAnsi="Times New Roman"/>
+          <w:sz w:val="24"/>
+        </w:rPr>
+        <w:t>。</w:t>
+      </w:r>
+    </w:p>
+    <w:p>
+      <w:pPr>
         <w:pStyle w:val="1"/>
+        <w:tabs>
+          <w:tab w:val="right" w:pos="10773"/>
+        </w:tabs>
+        <w:rPr>
+          <w:rFonts w:eastAsiaTheme="minorEastAsia" w:cs="Times New Roman"/>
+        </w:rPr>
       </w:pPr>
       <w:r>
         <w:t>任務二</w:t>
       </w:r>
       <w:r>
+        <w:t xml:space="preserve"> — </w:t>
+      </w:r>
+      <w:r>
+        <w:t>物件追蹤</w:t>
+      </w:r>
+      <w:r>
+        <w:tab/>
+      </w:r>
+      <w:r>
+        <w:rPr>
+          <w:rFonts w:eastAsiaTheme="minorEastAsia" w:cs="Times New Roman"/>
+          <w:lang w:val="en-HK"/>
+        </w:rPr>
+        <w:t>(</w:t>
+      </w:r>
+      <w:r>
+        <w:rPr>
+          <w:rFonts w:eastAsiaTheme="minorEastAsia" w:cs="Times New Roman"/>
+          <w:lang w:val="en-HK"/>
+        </w:rPr>
+        <w:t>15</w:t>
+      </w:r>
+      <w:r>
+        <w:rPr>
+          <w:rFonts w:eastAsiaTheme="minorEastAsia" w:cs="Times New Roman" w:hint="eastAsia"/>
+          <w:lang w:val="en-HK"/>
+        </w:rPr>
         <w:t xml:space="preserve"> </w:t>
       </w:r>
-      <w:proofErr w:type="gramStart"/>
-      <w:r>
-        <w:t>—</w:t>
-      </w:r>
-      <w:proofErr w:type="gramEnd"/>
-      <w:r>
-        <w:t xml:space="preserve"> </w:t>
-      </w:r>
-      <w:r>
-        <w:t>物件追蹤</w:t>
+      <w:r>
+        <w:rPr>
+          <w:rFonts w:eastAsiaTheme="minorEastAsia" w:cs="Times New Roman" w:hint="eastAsia"/>
+          <w:lang w:val="en-HK"/>
+        </w:rPr>
+        <w:t>分</w:t>
+      </w:r>
+      <w:r>
+        <w:rPr>
+          <w:rFonts w:eastAsiaTheme="minorEastAsia" w:cs="Times New Roman"/>
+        </w:rPr>
+        <w:t>)</w:t>
       </w:r>
     </w:p>
     <w:p>
@@ -2729,9 +2738,8 @@
           <w:sz w:val="24"/>
           <w:lang w:val="en-HK"/>
         </w:rPr>
-        <w:t>【</w:t>
-      </w:r>
-      <w:proofErr w:type="spellStart"/>
+        <w:t>【禁止使用</w:t>
+      </w:r>
       <w:r>
         <w:rPr>
           <w:rFonts w:ascii="Times New Roman" w:hAnsi="Times New Roman" w:cs="Times New Roman"/>
@@ -2740,9 +2748,8 @@
           <w:sz w:val="24"/>
           <w:lang w:val="en-HK"/>
         </w:rPr>
-        <w:t>禁止使用</w:t>
-      </w:r>
-      <w:proofErr w:type="spellEnd"/>
+        <w:t xml:space="preserve"> Gemini </w:t>
+      </w:r>
       <w:r>
         <w:rPr>
           <w:rFonts w:ascii="Times New Roman" w:hAnsi="Times New Roman" w:cs="Times New Roman"/>
@@ -2751,9 +2758,8 @@
           <w:sz w:val="24"/>
           <w:lang w:val="en-HK"/>
         </w:rPr>
-        <w:t xml:space="preserve"> Gemini </w:t>
-      </w:r>
-      <w:proofErr w:type="spellStart"/>
+        <w:t>或其他</w:t>
+      </w:r>
       <w:r>
         <w:rPr>
           <w:rFonts w:ascii="Times New Roman" w:hAnsi="Times New Roman" w:cs="Times New Roman"/>
@@ -2762,9 +2768,8 @@
           <w:sz w:val="24"/>
           <w:lang w:val="en-HK"/>
         </w:rPr>
-        <w:t>或其他</w:t>
-      </w:r>
-      <w:proofErr w:type="spellEnd"/>
+        <w:t xml:space="preserve"> AI</w:t>
+      </w:r>
       <w:r>
         <w:rPr>
           <w:rFonts w:ascii="Times New Roman" w:hAnsi="Times New Roman" w:cs="Times New Roman"/>
@@ -2773,16 +2778,6 @@
           <w:sz w:val="24"/>
           <w:lang w:val="en-HK"/>
         </w:rPr>
-        <w:t xml:space="preserve"> AI</w:t>
-      </w:r>
-      <w:r>
-        <w:rPr>
-          <w:rFonts w:ascii="Times New Roman" w:hAnsi="Times New Roman" w:cs="Times New Roman"/>
-          <w:b/>
-          <w:bCs/>
-          <w:sz w:val="24"/>
-          <w:lang w:val="en-HK"/>
-        </w:rPr>
         <w:t>】</w:t>
       </w:r>
     </w:p>
@@ -2793,37 +2788,43 @@
           <w:sz w:val="24"/>
         </w:rPr>
       </w:pPr>
-      <w:proofErr w:type="spellStart"/>
+      <w:r>
+        <w:rPr>
+          <w:rFonts w:ascii="Times New Roman" w:eastAsiaTheme="minorEastAsia" w:hAnsi="Times New Roman" w:cs="Times New Roman"/>
+          <w:sz w:val="24"/>
+          <w:lang w:val="en-HK"/>
+        </w:rPr>
+        <w:t>完成</w:t>
+      </w:r>
+      <w:r>
+        <w:rPr>
+          <w:rFonts w:ascii="Times New Roman" w:eastAsiaTheme="minorEastAsia" w:hAnsi="Times New Roman" w:cs="Times New Roman"/>
+          <w:sz w:val="24"/>
+          <w:lang w:val="en-HK"/>
+        </w:rPr>
+        <w:t xml:space="preserve"> Python </w:t>
+      </w:r>
+      <w:r>
+        <w:rPr>
+          <w:rFonts w:ascii="Times New Roman" w:eastAsiaTheme="minorEastAsia" w:hAnsi="Times New Roman" w:cs="Times New Roman"/>
+          <w:sz w:val="24"/>
+          <w:lang w:val="en-HK"/>
+        </w:rPr>
+        <w:t>程式</w:t>
+      </w:r>
       <w:r>
         <w:rPr>
           <w:rFonts w:ascii="Times New Roman" w:hAnsi="Times New Roman"/>
           <w:sz w:val="24"/>
         </w:rPr>
-        <w:t>請完成</w:t>
-      </w:r>
-      <w:proofErr w:type="spellEnd"/>
+        <w:t xml:space="preserve"> task2_2526.py </w:t>
+      </w:r>
       <w:r>
         <w:rPr>
           <w:rFonts w:ascii="Times New Roman" w:hAnsi="Times New Roman"/>
           <w:sz w:val="24"/>
         </w:rPr>
-        <w:t xml:space="preserve"> task2_2526.py </w:t>
-      </w:r>
-      <w:proofErr w:type="spellStart"/>
-      <w:r>
-        <w:rPr>
-          <w:rFonts w:ascii="Times New Roman" w:hAnsi="Times New Roman"/>
-          <w:sz w:val="24"/>
-        </w:rPr>
-        <w:t>的填空。要求</w:t>
-      </w:r>
-      <w:proofErr w:type="spellEnd"/>
-      <w:r>
-        <w:rPr>
-          <w:rFonts w:ascii="Times New Roman" w:hAnsi="Times New Roman"/>
-          <w:sz w:val="24"/>
-        </w:rPr>
-        <w:t>：</w:t>
+        <w:t>。</w:t>
       </w:r>
     </w:p>
     <w:p>
@@ -2840,45 +2841,82 @@
       </w:pPr>
       <w:r>
         <w:rPr>
+          <w:rFonts w:ascii="Times New Roman" w:eastAsiaTheme="minorEastAsia" w:hAnsi="Times New Roman" w:cs="Times New Roman"/>
+          <w:sz w:val="24"/>
+          <w:lang w:val="en-HK"/>
+        </w:rPr>
+        <w:t>下載</w:t>
+      </w:r>
+      <w:r>
+        <w:rPr>
+          <w:rFonts w:ascii="Times New Roman" w:eastAsiaTheme="minorEastAsia" w:hAnsi="Times New Roman" w:cs="Times New Roman"/>
+          <w:sz w:val="24"/>
+          <w:lang w:val="en-HK"/>
+        </w:rPr>
+        <w:t xml:space="preserve"> task2_2526.</w:t>
+      </w:r>
+      <w:r>
+        <w:rPr>
+          <w:rFonts w:ascii="Times New Roman" w:eastAsiaTheme="minorEastAsia" w:hAnsi="Times New Roman" w:cs="Times New Roman" w:hint="eastAsia"/>
+          <w:sz w:val="24"/>
+          <w:lang w:val="en-HK"/>
+        </w:rPr>
+        <w:t>p</w:t>
+      </w:r>
+      <w:r>
+        <w:rPr>
+          <w:rFonts w:ascii="Times New Roman" w:eastAsiaTheme="minorEastAsia" w:hAnsi="Times New Roman" w:cs="Times New Roman"/>
+          <w:sz w:val="24"/>
+          <w:lang w:val="en-HK"/>
+        </w:rPr>
+        <w:t>y</w:t>
+      </w:r>
+      <w:r>
+        <w:rPr>
+          <w:rFonts w:ascii="Times New Roman" w:eastAsiaTheme="minorEastAsia" w:hAnsi="Times New Roman" w:cs="Times New Roman" w:hint="eastAsia"/>
+          <w:sz w:val="24"/>
+          <w:lang w:val="en-HK"/>
+        </w:rPr>
+        <w:t>、</w:t>
+      </w:r>
+      <w:r>
+        <w:rPr>
+          <w:rFonts w:ascii="Times New Roman" w:eastAsiaTheme="minorEastAsia" w:hAnsi="Times New Roman" w:cs="Times New Roman" w:hint="eastAsia"/>
+          <w:sz w:val="24"/>
+          <w:lang w:val="en-HK"/>
+        </w:rPr>
+        <w:t>vid</w:t>
+      </w:r>
+      <w:r>
+        <w:rPr>
+          <w:rFonts w:ascii="Times New Roman" w:eastAsiaTheme="minorEastAsia" w:hAnsi="Times New Roman" w:cs="Times New Roman"/>
+          <w:sz w:val="24"/>
+          <w:lang w:val="en-HK"/>
+        </w:rPr>
+        <w:t>e</w:t>
+      </w:r>
+      <w:r>
+        <w:rPr>
+          <w:rFonts w:ascii="Times New Roman" w:eastAsiaTheme="minorEastAsia" w:hAnsi="Times New Roman" w:cs="Times New Roman" w:hint="eastAsia"/>
+          <w:sz w:val="24"/>
+          <w:lang w:val="en-HK"/>
+        </w:rPr>
+        <w:t>o.</w:t>
+      </w:r>
+      <w:r>
+        <w:rPr>
+          <w:rFonts w:ascii="Times New Roman" w:eastAsiaTheme="minorEastAsia" w:hAnsi="Times New Roman" w:cs="Times New Roman"/>
+          <w:sz w:val="24"/>
+          <w:lang w:val="en-HK"/>
+        </w:rPr>
+        <w:t>mp4</w:t>
+      </w:r>
+      <w:r>
+        <w:rPr>
           <w:rFonts w:ascii="Times New Roman" w:hAnsi="Times New Roman"/>
           <w:sz w:val="24"/>
         </w:rPr>
-        <w:t>開</w:t>
-      </w:r>
-      <w:r>
-        <w:rPr>
-          <w:rFonts w:ascii="微軟正黑體" w:eastAsia="微軟正黑體" w:hAnsi="微軟正黑體" w:cs="微軟正黑體" w:hint="eastAsia"/>
-          <w:sz w:val="24"/>
-        </w:rPr>
-        <w:t>啟</w:t>
-      </w:r>
-      <w:r>
-        <w:rPr>
-          <w:rFonts w:ascii="Times New Roman" w:hAnsi="Times New Roman"/>
-          <w:sz w:val="24"/>
-        </w:rPr>
-        <w:t xml:space="preserve"> webcam</w:t>
-      </w:r>
-      <w:r>
-        <w:rPr>
-          <w:rFonts w:ascii="Times New Roman" w:hAnsi="Times New Roman"/>
-          <w:sz w:val="24"/>
-        </w:rPr>
-        <w:t>（</w:t>
-      </w:r>
-      <w:r>
-        <w:rPr>
-          <w:rFonts w:ascii="Times New Roman" w:hAnsi="Times New Roman"/>
-          <w:sz w:val="24"/>
-        </w:rPr>
-        <w:t>camera 0</w:t>
-      </w:r>
-      <w:r>
-        <w:rPr>
-          <w:rFonts w:ascii="Times New Roman" w:hAnsi="Times New Roman"/>
-          <w:sz w:val="24"/>
-        </w:rPr>
-        <w:t>）。</w:t>
+        <w:t>。</w:t>
       </w:r>
     </w:p>
     <w:p>
@@ -2891,32 +2929,43 @@
         <w:rPr>
           <w:rFonts w:ascii="Times New Roman" w:hAnsi="Times New Roman"/>
           <w:sz w:val="24"/>
-          <w:lang w:eastAsia="zh-TW"/>
         </w:rPr>
       </w:pPr>
       <w:r>
         <w:rPr>
           <w:rFonts w:ascii="Times New Roman" w:hAnsi="Times New Roman"/>
           <w:sz w:val="24"/>
-          <w:lang w:eastAsia="zh-TW"/>
-        </w:rPr>
-        <w:t>在第一格畫面選取要追蹤的物件（</w:t>
+        </w:rPr>
+        <w:t>開</w:t>
+      </w:r>
+      <w:r>
+        <w:rPr>
+          <w:rFonts w:ascii="Times New Roman" w:hAnsi="Times New Roman" w:cs="微軟正黑體" w:hint="eastAsia"/>
+          <w:sz w:val="24"/>
+        </w:rPr>
+        <w:t>啟</w:t>
       </w:r>
       <w:r>
         <w:rPr>
           <w:rFonts w:ascii="Times New Roman" w:hAnsi="Times New Roman"/>
           <w:sz w:val="24"/>
-          <w:lang w:eastAsia="zh-TW"/>
-        </w:rPr>
-        <w:t>ROI</w:t>
+        </w:rPr>
+        <w:t xml:space="preserve"> </w:t>
+      </w:r>
+      <w:r>
+        <w:rPr>
+          <w:rFonts w:ascii="Times New Roman" w:eastAsiaTheme="minorEastAsia" w:hAnsi="Times New Roman" w:cs="Times New Roman"/>
+          <w:sz w:val="24"/>
+          <w:lang w:val="en-HK"/>
+        </w:rPr>
+        <w:t>video.mp4</w:t>
       </w:r>
       <w:r>
         <w:rPr>
           <w:rFonts w:ascii="Times New Roman" w:hAnsi="Times New Roman"/>
           <w:sz w:val="24"/>
-          <w:lang w:eastAsia="zh-TW"/>
-        </w:rPr>
-        <w:t>）。</w:t>
+        </w:rPr>
+        <w:t>。</w:t>
       </w:r>
     </w:p>
     <w:p>
@@ -2929,39 +2978,32 @@
         <w:rPr>
           <w:rFonts w:ascii="Times New Roman" w:hAnsi="Times New Roman"/>
           <w:sz w:val="24"/>
-        </w:rPr>
-      </w:pPr>
-      <w:proofErr w:type="spellStart"/>
+          <w:lang w:eastAsia="zh-TW"/>
+        </w:rPr>
+      </w:pPr>
       <w:r>
         <w:rPr>
           <w:rFonts w:ascii="Times New Roman" w:hAnsi="Times New Roman"/>
           <w:sz w:val="24"/>
-        </w:rPr>
-        <w:t>使用</w:t>
-      </w:r>
-      <w:proofErr w:type="spellEnd"/>
+          <w:lang w:eastAsia="zh-TW"/>
+        </w:rPr>
+        <w:t>在第一格畫面選取要追蹤的物件（</w:t>
+      </w:r>
       <w:r>
         <w:rPr>
           <w:rFonts w:ascii="Times New Roman" w:hAnsi="Times New Roman"/>
           <w:sz w:val="24"/>
-        </w:rPr>
-        <w:t xml:space="preserve"> MIL tracker </w:t>
-      </w:r>
-      <w:proofErr w:type="spellStart"/>
+          <w:lang w:eastAsia="zh-TW"/>
+        </w:rPr>
+        <w:t>ROI</w:t>
+      </w:r>
       <w:r>
         <w:rPr>
           <w:rFonts w:ascii="Times New Roman" w:hAnsi="Times New Roman"/>
           <w:sz w:val="24"/>
-        </w:rPr>
-        <w:t>追蹤並以紅色方框顯示</w:t>
-      </w:r>
-      <w:proofErr w:type="spellEnd"/>
-      <w:r>
-        <w:rPr>
-          <w:rFonts w:ascii="Times New Roman" w:hAnsi="Times New Roman"/>
-          <w:sz w:val="24"/>
-        </w:rPr>
-        <w:t>。</w:t>
+          <w:lang w:eastAsia="zh-TW"/>
+        </w:rPr>
+        <w:t>）。</w:t>
       </w:r>
     </w:p>
     <w:p>
@@ -2981,42 +3023,21 @@
           <w:rFonts w:ascii="Times New Roman" w:hAnsi="Times New Roman"/>
           <w:sz w:val="24"/>
         </w:rPr>
-        <w:t>左上角顯示</w:t>
+        <w:t>使用</w:t>
       </w:r>
       <w:r>
         <w:rPr>
           <w:rFonts w:ascii="Times New Roman" w:hAnsi="Times New Roman"/>
           <w:sz w:val="24"/>
         </w:rPr>
-        <w:t xml:space="preserve"> </w:t>
+        <w:t xml:space="preserve"> MIL tracker </w:t>
       </w:r>
       <w:r>
         <w:rPr>
           <w:rFonts w:ascii="Times New Roman" w:hAnsi="Times New Roman"/>
           <w:sz w:val="24"/>
         </w:rPr>
-        <w:t xml:space="preserve">tracker </w:t>
-      </w:r>
-      <w:r>
-        <w:rPr>
-          <w:rFonts w:ascii="Times New Roman" w:hAnsi="Times New Roman"/>
-          <w:sz w:val="24"/>
-        </w:rPr>
-        <w:t>類型；按</w:t>
-      </w:r>
-      <w:r>
-        <w:rPr>
-          <w:rFonts w:ascii="Times New Roman" w:hAnsi="Times New Roman"/>
-          <w:sz w:val="24"/>
-        </w:rPr>
-        <w:t xml:space="preserve"> ESC </w:t>
-      </w:r>
-      <w:r>
-        <w:rPr>
-          <w:rFonts w:ascii="Times New Roman" w:hAnsi="Times New Roman"/>
-          <w:sz w:val="24"/>
-        </w:rPr>
-        <w:t>退出。</w:t>
+        <w:t>追蹤並以紅色方框顯示。</w:t>
       </w:r>
     </w:p>
     <w:p>
@@ -3029,57 +3050,148 @@
         <w:rPr>
           <w:rFonts w:ascii="Times New Roman" w:hAnsi="Times New Roman"/>
           <w:sz w:val="24"/>
-          <w:lang w:eastAsia="zh-TW"/>
         </w:rPr>
       </w:pPr>
       <w:r>
         <w:rPr>
           <w:rFonts w:ascii="Times New Roman" w:hAnsi="Times New Roman"/>
           <w:sz w:val="24"/>
-          <w:lang w:eastAsia="zh-TW"/>
-        </w:rPr>
-        <w:t>提示：本試卷不需要使用</w:t>
+        </w:rPr>
+        <w:t>左上角顯示</w:t>
       </w:r>
       <w:r>
         <w:rPr>
           <w:rFonts w:ascii="Times New Roman" w:hAnsi="Times New Roman"/>
           <w:sz w:val="24"/>
-          <w:lang w:eastAsia="zh-TW"/>
-        </w:rPr>
-        <w:t xml:space="preserve"> def</w:t>
+        </w:rPr>
+        <w:t xml:space="preserve"> tracker </w:t>
       </w:r>
       <w:r>
         <w:rPr>
           <w:rFonts w:ascii="Times New Roman" w:hAnsi="Times New Roman"/>
           <w:sz w:val="24"/>
-          <w:lang w:eastAsia="zh-TW"/>
-        </w:rPr>
-        <w:t>（未學亦可完成）。</w:t>
+        </w:rPr>
+        <w:t>類型；按</w:t>
+      </w:r>
+      <w:r>
+        <w:rPr>
+          <w:rFonts w:ascii="Times New Roman" w:hAnsi="Times New Roman"/>
+          <w:sz w:val="24"/>
+        </w:rPr>
+        <w:t xml:space="preserve"> ESC </w:t>
+      </w:r>
+      <w:r>
+        <w:rPr>
+          <w:rFonts w:ascii="Times New Roman" w:hAnsi="Times New Roman"/>
+          <w:sz w:val="24"/>
+        </w:rPr>
+        <w:t>退出。</w:t>
       </w:r>
     </w:p>
     <w:p>
       <w:pPr>
+        <w:pStyle w:val="a0"/>
+        <w:numPr>
+          <w:ilvl w:val="0"/>
+          <w:numId w:val="14"/>
+        </w:numPr>
+        <w:rPr>
+          <w:rFonts w:ascii="Times New Roman" w:hAnsi="Times New Roman"/>
+          <w:sz w:val="24"/>
+          <w:lang w:eastAsia="zh-TW"/>
+        </w:rPr>
+      </w:pPr>
+      <w:r>
+        <w:rPr>
+          <w:rFonts w:ascii="Times New Roman" w:eastAsiaTheme="minorEastAsia" w:hAnsi="Times New Roman" w:cs="Times New Roman" w:hint="eastAsia"/>
+          <w:sz w:val="24"/>
+        </w:rPr>
+        <w:t>提交</w:t>
+      </w:r>
+      <w:r>
+        <w:rPr>
+          <w:rFonts w:ascii="Times New Roman" w:eastAsiaTheme="minorEastAsia" w:hAnsi="Times New Roman" w:cs="Times New Roman" w:hint="eastAsia"/>
+          <w:sz w:val="24"/>
+        </w:rPr>
+        <w:t xml:space="preserve"> tas</w:t>
+      </w:r>
+      <w:r>
+        <w:rPr>
+          <w:rFonts w:ascii="Times New Roman" w:eastAsiaTheme="minorEastAsia" w:hAnsi="Times New Roman" w:cs="Times New Roman"/>
+          <w:sz w:val="24"/>
+        </w:rPr>
+        <w:t>k</w:t>
+      </w:r>
+      <w:r>
+        <w:rPr>
+          <w:rFonts w:ascii="Times New Roman" w:eastAsiaTheme="minorEastAsia" w:hAnsi="Times New Roman" w:cs="Times New Roman"/>
+          <w:sz w:val="24"/>
+        </w:rPr>
+        <w:t>2</w:t>
+      </w:r>
+      <w:r>
+        <w:rPr>
+          <w:rFonts w:ascii="Times New Roman" w:eastAsiaTheme="minorEastAsia" w:hAnsi="Times New Roman" w:cs="Times New Roman"/>
+          <w:sz w:val="24"/>
+        </w:rPr>
+        <w:t>_2526.py</w:t>
+      </w:r>
+      <w:r>
+        <w:rPr>
+          <w:rFonts w:ascii="Times New Roman" w:hAnsi="Times New Roman"/>
+          <w:sz w:val="24"/>
+        </w:rPr>
+        <w:t>。</w:t>
+      </w:r>
+    </w:p>
+    <w:p>
+      <w:pPr>
         <w:pStyle w:val="1"/>
-        <w:rPr>
-          <w:rFonts w:eastAsia="新細明體" w:hint="eastAsia"/>
+        <w:tabs>
+          <w:tab w:val="right" w:pos="10773"/>
+        </w:tabs>
+        <w:rPr>
+          <w:rFonts w:eastAsiaTheme="minorEastAsia" w:cs="Times New Roman"/>
         </w:rPr>
       </w:pPr>
       <w:r>
         <w:t>任務三</w:t>
       </w:r>
       <w:r>
+        <w:t xml:space="preserve"> — Vibe Coding</w:t>
+      </w:r>
+      <w:r>
+        <w:t>：《小食部銷售報告》</w:t>
+      </w:r>
+      <w:r>
+        <w:tab/>
+      </w:r>
+      <w:r>
+        <w:rPr>
+          <w:rFonts w:eastAsiaTheme="minorEastAsia" w:cs="Times New Roman"/>
+          <w:lang w:val="en-HK"/>
+        </w:rPr>
+        <w:t>(20</w:t>
+      </w:r>
+      <w:r>
+        <w:rPr>
+          <w:rFonts w:eastAsiaTheme="minorEastAsia" w:cs="Times New Roman" w:hint="eastAsia"/>
+          <w:lang w:val="en-HK"/>
+        </w:rPr>
         <w:t xml:space="preserve"> </w:t>
       </w:r>
-      <w:proofErr w:type="gramStart"/>
-      <w:r>
-        <w:t>—</w:t>
-      </w:r>
-      <w:proofErr w:type="gramEnd"/>
-      <w:r>
-        <w:t xml:space="preserve"> Vibe Coding</w:t>
-      </w:r>
-      <w:r>
-        <w:t>：《小食部銷售報告》</w:t>
+      <w:r>
+        <w:rPr>
+          <w:rFonts w:eastAsiaTheme="minorEastAsia" w:cs="Times New Roman" w:hint="eastAsia"/>
+          <w:lang w:val="en-HK"/>
+        </w:rPr>
+        <w:t>分</w:t>
+      </w:r>
+      <w:r>
+        <w:rPr>
+          <w:rFonts w:eastAsiaTheme="minorEastAsia" w:cs="Times New Roman"/>
+        </w:rPr>
+        <w:t>)</w:t>
       </w:r>
     </w:p>
     <w:p>
@@ -3090,44 +3202,33 @@
         <w:spacing w:after="102"/>
         <w:ind w:left="-15"/>
         <w:rPr>
+          <w:rFonts w:ascii="Times New Roman" w:eastAsiaTheme="minorEastAsia" w:hAnsi="Times New Roman" w:cs="Times New Roman"/>
+          <w:b/>
+          <w:sz w:val="24"/>
+        </w:rPr>
+      </w:pPr>
+      <w:r>
+        <w:rPr>
           <w:rFonts w:ascii="Times New Roman" w:hAnsi="Times New Roman" w:cs="Times New Roman"/>
           <w:b/>
           <w:sz w:val="24"/>
-          <w:lang w:val="en-HK"/>
-        </w:rPr>
-      </w:pPr>
+        </w:rPr>
+        <w:t>【必須使用</w:t>
+      </w:r>
       <w:r>
         <w:rPr>
           <w:rFonts w:ascii="Times New Roman" w:hAnsi="Times New Roman" w:cs="Times New Roman"/>
           <w:b/>
           <w:sz w:val="24"/>
         </w:rPr>
-        <w:t>【</w:t>
-      </w:r>
-      <w:proofErr w:type="spellStart"/>
+        <w:t xml:space="preserve"> Gemini</w:t>
+      </w:r>
       <w:r>
         <w:rPr>
           <w:rFonts w:ascii="Times New Roman" w:hAnsi="Times New Roman" w:cs="Times New Roman"/>
           <w:b/>
           <w:sz w:val="24"/>
         </w:rPr>
-        <w:t>必須使用</w:t>
-      </w:r>
-      <w:proofErr w:type="spellEnd"/>
-      <w:r>
-        <w:rPr>
-          <w:rFonts w:ascii="Times New Roman" w:hAnsi="Times New Roman" w:cs="Times New Roman"/>
-          <w:b/>
-          <w:sz w:val="24"/>
-        </w:rPr>
-        <w:t xml:space="preserve"> Gemini</w:t>
-      </w:r>
-      <w:r>
-        <w:rPr>
-          <w:rFonts w:ascii="Times New Roman" w:hAnsi="Times New Roman" w:cs="Times New Roman"/>
-          <w:b/>
-          <w:sz w:val="24"/>
-        </w:rPr>
         <w:t>】</w:t>
       </w:r>
     </w:p>
@@ -3138,82 +3239,40 @@
           <w:sz w:val="24"/>
         </w:rPr>
       </w:pPr>
-      <w:proofErr w:type="spellStart"/>
       <w:r>
         <w:rPr>
           <w:rFonts w:ascii="Times New Roman" w:hAnsi="Times New Roman"/>
           <w:sz w:val="24"/>
         </w:rPr>
-        <w:t>請細讀</w:t>
-      </w:r>
-      <w:proofErr w:type="spellEnd"/>
+        <w:t>使用</w:t>
+      </w:r>
       <w:r>
         <w:rPr>
           <w:rFonts w:ascii="Times New Roman" w:hAnsi="Times New Roman"/>
           <w:sz w:val="24"/>
         </w:rPr>
-        <w:t xml:space="preserve"> </w:t>
-      </w:r>
-      <w:proofErr w:type="spellStart"/>
+        <w:t xml:space="preserve"> Gemini </w:t>
+      </w:r>
       <w:r>
         <w:rPr>
           <w:rFonts w:ascii="Times New Roman" w:hAnsi="Times New Roman"/>
           <w:sz w:val="24"/>
         </w:rPr>
-        <w:t>vibe_spec.md</w:t>
+        <w:t>協助完成</w:t>
       </w:r>
       <w:r>
         <w:rPr>
           <w:rFonts w:ascii="Times New Roman" w:hAnsi="Times New Roman"/>
           <w:sz w:val="24"/>
         </w:rPr>
-        <w:t>，並使用</w:t>
-      </w:r>
-      <w:proofErr w:type="spellEnd"/>
+        <w:t xml:space="preserve"> task3_2526.py</w:t>
+      </w:r>
       <w:r>
         <w:rPr>
           <w:rFonts w:ascii="Times New Roman" w:hAnsi="Times New Roman"/>
           <w:sz w:val="24"/>
         </w:rPr>
-        <w:t xml:space="preserve"> Gemini </w:t>
-      </w:r>
-      <w:proofErr w:type="spellStart"/>
-      <w:r>
-        <w:rPr>
-          <w:rFonts w:ascii="Times New Roman" w:hAnsi="Times New Roman"/>
-          <w:sz w:val="24"/>
-        </w:rPr>
-        <w:t>協助完成</w:t>
-      </w:r>
-      <w:proofErr w:type="spellEnd"/>
-      <w:r>
-        <w:rPr>
-          <w:rFonts w:ascii="Times New Roman" w:hAnsi="Times New Roman"/>
-          <w:sz w:val="24"/>
-        </w:rPr>
-        <w:t xml:space="preserve"> task3_2526.py</w:t>
-      </w:r>
-      <w:r>
-        <w:rPr>
-          <w:rFonts w:ascii="Times New Roman" w:hAnsi="Times New Roman"/>
-          <w:sz w:val="24"/>
-        </w:rPr>
         <w:t>。</w:t>
-      </w:r>
-    </w:p>
-    <w:p>
-      <w:pPr>
-        <w:rPr>
-          <w:rFonts w:ascii="Times New Roman" w:hAnsi="Times New Roman"/>
-          <w:sz w:val="24"/>
-        </w:rPr>
-      </w:pPr>
-      <w:r>
-        <w:rPr>
-          <w:rFonts w:ascii="Times New Roman" w:hAnsi="Times New Roman"/>
-          <w:sz w:val="24"/>
-        </w:rPr>
-        <w:t>重點要求：</w:t>
       </w:r>
     </w:p>
     <w:p>
@@ -3230,47 +3289,144 @@
       </w:pPr>
       <w:r>
         <w:rPr>
+          <w:rFonts w:ascii="Times New Roman" w:hAnsi="Times New Roman" w:hint="eastAsia"/>
+          <w:sz w:val="24"/>
+        </w:rPr>
+        <w:t>下載</w:t>
+      </w:r>
+      <w:r>
+        <w:rPr>
+          <w:rFonts w:ascii="Times New Roman" w:hAnsi="Times New Roman" w:hint="eastAsia"/>
+          <w:sz w:val="24"/>
+        </w:rPr>
+        <w:t xml:space="preserve"> </w:t>
+      </w:r>
+      <w:r>
+        <w:rPr>
           <w:rFonts w:ascii="Times New Roman" w:hAnsi="Times New Roman"/>
           <w:sz w:val="24"/>
         </w:rPr>
-        <w:t>讀取</w:t>
-      </w:r>
-      <w:r>
-        <w:rPr>
-          <w:rFonts w:ascii="Times New Roman" w:hAnsi="Times New Roman"/>
-          <w:sz w:val="24"/>
-        </w:rPr>
-        <w:t xml:space="preserve"> canteen_</w:t>
-      </w:r>
-      <w:proofErr w:type="gramStart"/>
-      <w:r>
-        <w:rPr>
-          <w:rFonts w:ascii="Times New Roman" w:hAnsi="Times New Roman"/>
-          <w:sz w:val="24"/>
-        </w:rPr>
-        <w:t>sales.json</w:t>
-      </w:r>
-      <w:proofErr w:type="gramEnd"/>
-      <w:r>
-        <w:rPr>
-          <w:rFonts w:ascii="Times New Roman" w:hAnsi="Times New Roman"/>
-          <w:sz w:val="24"/>
-        </w:rPr>
-        <w:t>，生成</w:t>
-      </w:r>
-      <w:r>
-        <w:rPr>
-          <w:rFonts w:ascii="Times New Roman" w:hAnsi="Times New Roman"/>
-          <w:sz w:val="24"/>
-        </w:rPr>
-        <w:t xml:space="preserve"> sales_report.txt</w:t>
-      </w:r>
-      <w:r>
-        <w:rPr>
-          <w:rFonts w:ascii="Times New Roman" w:hAnsi="Times New Roman"/>
-          <w:sz w:val="24"/>
-        </w:rPr>
-        <w:t>（總收入、最賺錢食品、各班別收入）。</w:t>
+        <w:t xml:space="preserve"> </w:t>
+      </w:r>
+      <w:r>
+        <w:rPr>
+          <w:rFonts w:ascii="Times New Roman" w:hAnsi="Times New Roman" w:cs="Times New Roman" w:hint="eastAsia"/>
+          <w:sz w:val="24"/>
+          <w:lang w:val="en-HK"/>
+        </w:rPr>
+        <w:t>ta</w:t>
+      </w:r>
+      <w:r>
+        <w:rPr>
+          <w:rFonts w:ascii="Times New Roman" w:hAnsi="Times New Roman" w:cs="Times New Roman"/>
+          <w:sz w:val="24"/>
+          <w:lang w:val="en-HK"/>
+        </w:rPr>
+        <w:t>s</w:t>
+      </w:r>
+      <w:r>
+        <w:rPr>
+          <w:rFonts w:ascii="Times New Roman" w:hAnsi="Times New Roman" w:cs="Times New Roman" w:hint="eastAsia"/>
+          <w:sz w:val="24"/>
+          <w:lang w:val="en-HK"/>
+        </w:rPr>
+        <w:t>k</w:t>
+      </w:r>
+      <w:r>
+        <w:rPr>
+          <w:rFonts w:ascii="Times New Roman" w:hAnsi="Times New Roman" w:cs="Times New Roman"/>
+          <w:sz w:val="24"/>
+          <w:lang w:val="en-HK"/>
+        </w:rPr>
+        <w:t>3_2526</w:t>
+      </w:r>
+      <w:r>
+        <w:rPr>
+          <w:rFonts w:ascii="Times New Roman" w:hAnsi="Times New Roman" w:cs="Times New Roman" w:hint="eastAsia"/>
+          <w:sz w:val="24"/>
+          <w:lang w:val="en-HK"/>
+        </w:rPr>
+        <w:t>.</w:t>
+      </w:r>
+      <w:r>
+        <w:rPr>
+          <w:rFonts w:ascii="Times New Roman" w:hAnsi="Times New Roman" w:cs="Times New Roman"/>
+          <w:sz w:val="24"/>
+          <w:lang w:val="en-HK"/>
+        </w:rPr>
+        <w:t>py</w:t>
+      </w:r>
+      <w:r>
+        <w:rPr>
+          <w:rFonts w:ascii="Times New Roman" w:hAnsi="Times New Roman" w:cs="Times New Roman" w:hint="eastAsia"/>
+          <w:sz w:val="24"/>
+          <w:lang w:val="en-HK"/>
+        </w:rPr>
+        <w:t>、</w:t>
+      </w:r>
+      <w:r>
+        <w:rPr>
+          <w:rFonts w:ascii="Times New Roman" w:hAnsi="Times New Roman" w:cs="Times New Roman" w:hint="eastAsia"/>
+          <w:sz w:val="24"/>
+          <w:lang w:val="en-HK"/>
+        </w:rPr>
+        <w:t>canteen_sales.json</w:t>
+      </w:r>
+      <w:r>
+        <w:rPr>
+          <w:rFonts w:ascii="Times New Roman" w:hAnsi="Times New Roman" w:cs="Times New Roman" w:hint="eastAsia"/>
+          <w:sz w:val="24"/>
+          <w:lang w:val="en-HK"/>
+        </w:rPr>
+        <w:t>、</w:t>
+      </w:r>
+      <w:r>
+        <w:rPr>
+          <w:rFonts w:ascii="Times New Roman" w:hAnsi="Times New Roman" w:cs="Times New Roman" w:hint="eastAsia"/>
+          <w:sz w:val="24"/>
+          <w:lang w:val="en-HK"/>
+        </w:rPr>
+        <w:t>canteen_sales_sample.json</w:t>
+      </w:r>
+      <w:r>
+        <w:rPr>
+          <w:rFonts w:ascii="Times New Roman" w:hAnsi="Times New Roman" w:cs="Times New Roman" w:hint="eastAsia"/>
+          <w:sz w:val="24"/>
+          <w:lang w:val="en-HK"/>
+        </w:rPr>
+        <w:t>、</w:t>
+      </w:r>
+      <w:r>
+        <w:rPr>
+          <w:rFonts w:ascii="Times New Roman" w:hAnsi="Times New Roman" w:cs="Times New Roman"/>
+          <w:sz w:val="24"/>
+          <w:lang w:val="en-HK"/>
+        </w:rPr>
+        <w:t>sales_report_sample.txt</w:t>
+      </w:r>
+      <w:r>
+        <w:rPr>
+          <w:rFonts w:ascii="Times New Roman" w:hAnsi="Times New Roman" w:cs="Times New Roman" w:hint="eastAsia"/>
+          <w:sz w:val="24"/>
+          <w:lang w:val="en-HK" w:eastAsia="zh-TW"/>
+        </w:rPr>
+        <w:t>、</w:t>
+      </w:r>
+      <w:r>
+        <w:rPr>
+          <w:rFonts w:ascii="Times New Roman" w:hAnsi="Times New Roman" w:cs="Times New Roman" w:hint="eastAsia"/>
+          <w:sz w:val="24"/>
+          <w:lang w:val="en-HK"/>
+        </w:rPr>
+        <w:t>gemini_prompts.txt</w:t>
+      </w:r>
+      <w:r>
+        <w:rPr>
+          <w:rFonts w:ascii="Times New Roman" w:hAnsi="Times New Roman" w:cs="Times New Roman" w:hint="eastAsia"/>
+          <w:sz w:val="24"/>
+          <w:lang w:val="en-HK" w:eastAsia="zh-TW"/>
+        </w:rPr>
+        <w:t>。</w:t>
       </w:r>
     </w:p>
     <w:p>
@@ -3287,36 +3443,51 @@
       </w:pPr>
       <w:r>
         <w:rPr>
-          <w:rFonts w:ascii="Times New Roman" w:hAnsi="Times New Roman"/>
-          <w:sz w:val="24"/>
-        </w:rPr>
-        <w:t>把至少</w:t>
-      </w:r>
-      <w:r>
-        <w:rPr>
-          <w:rFonts w:ascii="Times New Roman" w:hAnsi="Times New Roman"/>
-          <w:sz w:val="24"/>
-        </w:rPr>
-        <w:t xml:space="preserve"> 2 </w:t>
-      </w:r>
-      <w:r>
-        <w:rPr>
-          <w:rFonts w:ascii="Times New Roman" w:hAnsi="Times New Roman"/>
-          <w:sz w:val="24"/>
-        </w:rPr>
-        <w:t>則完整提示貼到</w:t>
-      </w:r>
-      <w:r>
-        <w:rPr>
-          <w:rFonts w:ascii="Times New Roman" w:hAnsi="Times New Roman"/>
-          <w:sz w:val="24"/>
-        </w:rPr>
-        <w:t xml:space="preserve"> gemini_prompts.txt</w:t>
-      </w:r>
-      <w:r>
-        <w:rPr>
-          <w:rFonts w:ascii="Times New Roman" w:hAnsi="Times New Roman"/>
-          <w:sz w:val="24"/>
+          <w:rFonts w:ascii="Times New Roman" w:hAnsi="Times New Roman" w:hint="eastAsia"/>
+          <w:sz w:val="24"/>
+        </w:rPr>
+        <w:t>先用</w:t>
+      </w:r>
+      <w:r>
+        <w:rPr>
+          <w:rFonts w:ascii="Times New Roman" w:hAnsi="Times New Roman" w:hint="eastAsia"/>
+          <w:sz w:val="24"/>
+        </w:rPr>
+        <w:t xml:space="preserve"> `canteen_sales_sample.json` </w:t>
+      </w:r>
+      <w:r>
+        <w:rPr>
+          <w:rFonts w:ascii="Times New Roman" w:hAnsi="Times New Roman" w:hint="eastAsia"/>
+          <w:sz w:val="24"/>
+        </w:rPr>
+        <w:t>叫</w:t>
+      </w:r>
+      <w:r>
+        <w:rPr>
+          <w:rFonts w:ascii="Times New Roman" w:hAnsi="Times New Roman" w:hint="eastAsia"/>
+          <w:sz w:val="24"/>
+        </w:rPr>
+        <w:t xml:space="preserve"> Gemini </w:t>
+      </w:r>
+      <w:r>
+        <w:rPr>
+          <w:rFonts w:ascii="Times New Roman" w:hAnsi="Times New Roman" w:hint="eastAsia"/>
+          <w:sz w:val="24"/>
+        </w:rPr>
+        <w:t>寫</w:t>
+      </w:r>
+      <w:r>
+        <w:rPr>
+          <w:rFonts w:ascii="Times New Roman" w:hAnsi="Times New Roman" w:hint="eastAsia"/>
+          <w:sz w:val="24"/>
+        </w:rPr>
+        <w:t xml:space="preserve"> `task3_2526.py`</w:t>
+      </w:r>
+      <w:r>
+        <w:rPr>
+          <w:rFonts w:ascii="Times New Roman" w:hAnsi="Times New Roman" w:hint="eastAsia"/>
+          <w:sz w:val="24"/>
+          <w:lang w:eastAsia="zh-TW"/>
         </w:rPr>
         <w:t>。</w:t>
       </w:r>
@@ -3335,62 +3506,238 @@
       </w:pPr>
       <w:r>
         <w:rPr>
-          <w:rFonts w:ascii="Times New Roman" w:hAnsi="Times New Roman"/>
-          <w:sz w:val="24"/>
-        </w:rPr>
-        <w:t>提示：你可以要求</w:t>
-      </w:r>
-      <w:r>
-        <w:rPr>
-          <w:rFonts w:ascii="Times New Roman" w:hAnsi="Times New Roman"/>
-          <w:sz w:val="24"/>
-        </w:rPr>
-        <w:t xml:space="preserve"> Gemini </w:t>
-      </w:r>
-      <w:r>
-        <w:rPr>
-          <w:rFonts w:ascii="Times New Roman" w:hAnsi="Times New Roman"/>
-          <w:sz w:val="24"/>
-        </w:rPr>
-        <w:t>用「不用</w:t>
-      </w:r>
-      <w:r>
-        <w:rPr>
-          <w:rFonts w:ascii="Times New Roman" w:hAnsi="Times New Roman"/>
-          <w:sz w:val="24"/>
-        </w:rPr>
-        <w:t xml:space="preserve"> de</w:t>
-      </w:r>
-      <w:r>
-        <w:rPr>
-          <w:rFonts w:ascii="Times New Roman" w:hAnsi="Times New Roman"/>
-          <w:sz w:val="24"/>
-        </w:rPr>
-        <w:t>f</w:t>
-      </w:r>
-      <w:r>
-        <w:rPr>
-          <w:rFonts w:ascii="Times New Roman" w:hAnsi="Times New Roman"/>
-          <w:sz w:val="24"/>
-        </w:rPr>
-        <w:t>」的寫法。</w:t>
+          <w:rFonts w:ascii="Times New Roman" w:hAnsi="Times New Roman" w:hint="eastAsia"/>
+          <w:sz w:val="24"/>
+          <w:lang w:eastAsia="zh-TW"/>
+        </w:rPr>
+        <w:t>對照</w:t>
+      </w:r>
+      <w:r>
+        <w:rPr>
+          <w:rFonts w:ascii="Times New Roman" w:hAnsi="Times New Roman" w:hint="eastAsia"/>
+          <w:sz w:val="24"/>
+          <w:lang w:eastAsia="zh-TW"/>
+        </w:rPr>
+        <w:t xml:space="preserve"> `sales_report_sample.txt`</w:t>
+      </w:r>
+      <w:r>
+        <w:rPr>
+          <w:rFonts w:ascii="Times New Roman" w:hAnsi="Times New Roman" w:hint="eastAsia"/>
+          <w:sz w:val="24"/>
+          <w:lang w:eastAsia="zh-TW"/>
+        </w:rPr>
+        <w:t>，自己運行測試，確保輸出的格式符合本規格</w:t>
+      </w:r>
+      <w:r>
+        <w:rPr>
+          <w:rFonts w:ascii="Times New Roman" w:hAnsi="Times New Roman" w:hint="eastAsia"/>
+          <w:sz w:val="24"/>
+          <w:lang w:eastAsia="zh-TW"/>
+        </w:rPr>
+        <w:t>。</w:t>
       </w:r>
     </w:p>
     <w:p>
       <w:pPr>
-        <w:rPr>
-          <w:rFonts w:ascii="Times New Roman" w:hAnsi="Times New Roman" w:cstheme="majorBidi"/>
+        <w:pStyle w:val="a0"/>
+        <w:numPr>
+          <w:ilvl w:val="0"/>
+          <w:numId w:val="15"/>
+        </w:numPr>
+        <w:rPr>
+          <w:rFonts w:ascii="Times New Roman" w:hAnsi="Times New Roman"/>
+          <w:sz w:val="24"/>
+        </w:rPr>
+      </w:pPr>
+      <w:r>
+        <w:rPr>
+          <w:rFonts w:ascii="Times New Roman" w:hAnsi="Times New Roman" w:hint="eastAsia"/>
+          <w:sz w:val="24"/>
+        </w:rPr>
+        <w:t>再改讀</w:t>
+      </w:r>
+      <w:r>
+        <w:rPr>
+          <w:rFonts w:ascii="Times New Roman" w:hAnsi="Times New Roman" w:hint="eastAsia"/>
+          <w:sz w:val="24"/>
+        </w:rPr>
+        <w:t xml:space="preserve"> `canteen_sales.json` </w:t>
+      </w:r>
+      <w:r>
+        <w:rPr>
+          <w:rFonts w:ascii="Times New Roman" w:hAnsi="Times New Roman" w:hint="eastAsia"/>
+          <w:sz w:val="24"/>
+        </w:rPr>
+        <w:t>生成正式</w:t>
+      </w:r>
+      <w:r>
+        <w:rPr>
+          <w:rFonts w:ascii="Times New Roman" w:hAnsi="Times New Roman" w:hint="eastAsia"/>
+          <w:sz w:val="24"/>
+        </w:rPr>
+        <w:t xml:space="preserve"> `sales_report.txt`</w:t>
+      </w:r>
+      <w:r>
+        <w:rPr>
+          <w:rFonts w:ascii="Times New Roman" w:hAnsi="Times New Roman" w:hint="eastAsia"/>
+          <w:sz w:val="24"/>
+          <w:lang w:eastAsia="zh-TW"/>
+        </w:rPr>
+        <w:t>。</w:t>
+      </w:r>
+    </w:p>
+    <w:p>
+      <w:pPr>
+        <w:pStyle w:val="a0"/>
+        <w:numPr>
+          <w:ilvl w:val="0"/>
+          <w:numId w:val="15"/>
+        </w:numPr>
+        <w:rPr>
+          <w:rFonts w:ascii="Times New Roman" w:hAnsi="Times New Roman"/>
+          <w:sz w:val="24"/>
+        </w:rPr>
+      </w:pPr>
+      <w:r>
+        <w:rPr>
+          <w:rFonts w:ascii="Times New Roman" w:hAnsi="Times New Roman" w:hint="eastAsia"/>
+          <w:sz w:val="24"/>
+        </w:rPr>
+        <w:t>把你的提示貼到</w:t>
+      </w:r>
+      <w:r>
+        <w:rPr>
+          <w:rFonts w:ascii="Times New Roman" w:hAnsi="Times New Roman" w:hint="eastAsia"/>
+          <w:sz w:val="24"/>
+        </w:rPr>
+        <w:t xml:space="preserve"> `gemini_prompts.txt`</w:t>
+      </w:r>
+      <w:r>
+        <w:rPr>
+          <w:rFonts w:ascii="Times New Roman" w:hAnsi="Times New Roman" w:hint="eastAsia"/>
+          <w:sz w:val="24"/>
+        </w:rPr>
+        <w:t>（至少</w:t>
+      </w:r>
+      <w:r>
+        <w:rPr>
+          <w:rFonts w:ascii="Times New Roman" w:hAnsi="Times New Roman" w:hint="eastAsia"/>
+          <w:sz w:val="24"/>
+        </w:rPr>
+        <w:t xml:space="preserve"> 2 </w:t>
+      </w:r>
+      <w:r>
+        <w:rPr>
+          <w:rFonts w:ascii="Times New Roman" w:hAnsi="Times New Roman" w:hint="eastAsia"/>
+          <w:sz w:val="24"/>
+        </w:rPr>
+        <w:t>則完整提示）</w:t>
+      </w:r>
+      <w:r>
+        <w:rPr>
+          <w:rFonts w:ascii="Times New Roman" w:hAnsi="Times New Roman" w:hint="eastAsia"/>
+          <w:sz w:val="24"/>
+        </w:rPr>
+        <w:t>。</w:t>
+      </w:r>
+    </w:p>
+    <w:p>
+      <w:pPr>
+        <w:pStyle w:val="a0"/>
+        <w:numPr>
+          <w:ilvl w:val="0"/>
+          <w:numId w:val="15"/>
+        </w:numPr>
+        <w:rPr>
+          <w:rFonts w:ascii="Times New Roman" w:hAnsi="Times New Roman" w:cs="Times New Roman"/>
+          <w:sz w:val="24"/>
+          <w:szCs w:val="28"/>
+          <w:lang w:val="en-HK" w:eastAsia="zh-TW"/>
+        </w:rPr>
+      </w:pPr>
+      <w:r>
+        <w:rPr>
+          <w:rFonts w:ascii="Times New Roman" w:hAnsi="Times New Roman" w:hint="eastAsia"/>
+          <w:sz w:val="24"/>
+        </w:rPr>
+        <w:t>提交</w:t>
+      </w:r>
+      <w:r>
+        <w:rPr>
+          <w:rFonts w:ascii="Times New Roman" w:hAnsi="Times New Roman" w:hint="eastAsia"/>
+          <w:sz w:val="24"/>
+        </w:rPr>
+        <w:t xml:space="preserve"> task3_2526.py</w:t>
+      </w:r>
+      <w:r>
+        <w:rPr>
+          <w:rFonts w:ascii="Times New Roman" w:hAnsi="Times New Roman" w:hint="eastAsia"/>
+          <w:sz w:val="24"/>
+        </w:rPr>
+        <w:t>、</w:t>
+      </w:r>
+      <w:r>
+        <w:rPr>
+          <w:rFonts w:ascii="Times New Roman" w:hAnsi="Times New Roman" w:hint="eastAsia"/>
+          <w:sz w:val="24"/>
+        </w:rPr>
+        <w:t>sales_report</w:t>
+      </w:r>
+      <w:r>
+        <w:rPr>
+          <w:rFonts w:ascii="Times New Roman" w:hAnsi="Times New Roman" w:hint="eastAsia"/>
+          <w:sz w:val="24"/>
+        </w:rPr>
+        <w:t>.txt</w:t>
+      </w:r>
+      <w:r>
+        <w:rPr>
+          <w:rFonts w:ascii="Times New Roman" w:hAnsi="Times New Roman" w:hint="eastAsia"/>
+          <w:sz w:val="24"/>
+        </w:rPr>
+        <w:t>、</w:t>
+      </w:r>
+      <w:r>
+        <w:rPr>
+          <w:rFonts w:ascii="Times New Roman" w:hAnsi="Times New Roman" w:hint="eastAsia"/>
+          <w:sz w:val="24"/>
+        </w:rPr>
+        <w:t>gemini_prompts.txt</w:t>
+      </w:r>
+      <w:r>
+        <w:rPr>
+          <w:rFonts w:ascii="Times New Roman" w:hAnsi="Times New Roman" w:hint="eastAsia"/>
+          <w:sz w:val="24"/>
+        </w:rPr>
+        <w:t>。</w:t>
+      </w:r>
+    </w:p>
+    <w:p>
+      <w:pPr>
+        <w:pStyle w:val="a0"/>
+        <w:numPr>
+          <w:ilvl w:val="0"/>
+          <w:numId w:val="15"/>
+        </w:numPr>
+        <w:rPr>
+          <w:rFonts w:ascii="Times New Roman" w:hAnsi="Times New Roman" w:cs="Times New Roman"/>
           <w:b/>
           <w:bCs/>
-          <w:sz w:val="24"/>
-          <w:szCs w:val="28"/>
-          <w:lang w:eastAsia="zh-TW"/>
-        </w:rPr>
-      </w:pPr>
-      <w:r>
-        <w:rPr>
-          <w:rFonts w:ascii="Times New Roman" w:hAnsi="Times New Roman"/>
-          <w:sz w:val="24"/>
+          <w:sz w:val="28"/>
+          <w:szCs w:val="32"/>
+          <w:u w:val="single"/>
+          <w:lang w:val="en-HK" w:eastAsia="zh-TW"/>
+        </w:rPr>
+      </w:pPr>
+      <w:r>
+        <w:rPr>
+          <w:rFonts w:ascii="Times New Roman" w:hAnsi="Times New Roman" w:cs="Times New Roman"/>
+          <w:b/>
+          <w:bCs/>
+          <w:sz w:val="28"/>
+          <w:szCs w:val="32"/>
+          <w:u w:val="single"/>
+          <w:lang w:val="en-HK" w:eastAsia="zh-TW"/>
         </w:rPr>
         <w:br w:type="page"/>
       </w:r>
@@ -3467,8 +3814,8 @@
         <w:tblLook w:val="04A0" w:firstRow="1" w:lastRow="0" w:firstColumn="1" w:lastColumn="0" w:noHBand="0" w:noVBand="1"/>
       </w:tblPr>
       <w:tblGrid>
-        <w:gridCol w:w="1696"/>
-        <w:gridCol w:w="3119"/>
+        <w:gridCol w:w="1555"/>
+        <w:gridCol w:w="3260"/>
         <w:gridCol w:w="5577"/>
       </w:tblGrid>
       <w:tr>
@@ -3477,7 +3824,7 @@
         </w:trPr>
         <w:tc>
           <w:tcPr>
-            <w:tcW w:w="1696" w:type="dxa"/>
+            <w:tcW w:w="1555" w:type="dxa"/>
             <w:shd w:val="clear" w:color="auto" w:fill="D9D9D9" w:themeFill="background1" w:themeFillShade="D9"/>
             <w:vAlign w:val="center"/>
           </w:tcPr>
@@ -3492,19 +3839,17 @@
                 <w:lang w:val="en-HK"/>
               </w:rPr>
             </w:pPr>
-            <w:proofErr w:type="spellStart"/>
             <w:r>
               <w:rPr>
                 <w:rFonts w:ascii="Times New Roman" w:hAnsi="Times New Roman"/>
               </w:rPr>
               <w:t>函數庫</w:t>
             </w:r>
-            <w:proofErr w:type="spellEnd"/>
           </w:p>
         </w:tc>
         <w:tc>
           <w:tcPr>
-            <w:tcW w:w="3119" w:type="dxa"/>
+            <w:tcW w:w="3260" w:type="dxa"/>
             <w:shd w:val="clear" w:color="auto" w:fill="D9D9D9" w:themeFill="background1" w:themeFillShade="D9"/>
             <w:vAlign w:val="center"/>
           </w:tcPr>
@@ -3525,14 +3870,12 @@
               </w:rPr>
               <w:t xml:space="preserve">pip </w:t>
             </w:r>
-            <w:proofErr w:type="spellStart"/>
             <w:r>
               <w:rPr>
                 <w:rFonts w:ascii="Times New Roman" w:hAnsi="Times New Roman"/>
               </w:rPr>
               <w:t>安裝指令</w:t>
             </w:r>
-            <w:proofErr w:type="spellEnd"/>
           </w:p>
         </w:tc>
         <w:tc>
@@ -3552,14 +3895,12 @@
                 <w:lang w:val="en-HK"/>
               </w:rPr>
             </w:pPr>
-            <w:proofErr w:type="spellStart"/>
             <w:r>
               <w:rPr>
                 <w:rFonts w:ascii="Times New Roman" w:hAnsi="Times New Roman"/>
               </w:rPr>
               <w:t>匯入語句範例</w:t>
             </w:r>
-            <w:proofErr w:type="spellEnd"/>
           </w:p>
         </w:tc>
       </w:tr>
@@ -3569,7 +3910,7 @@
         </w:trPr>
         <w:tc>
           <w:tcPr>
-            <w:tcW w:w="1696" w:type="dxa"/>
+            <w:tcW w:w="1555" w:type="dxa"/>
             <w:vAlign w:val="center"/>
           </w:tcPr>
           <w:p>
@@ -3582,94 +3923,17 @@
                 <w:lang w:val="en-HK"/>
               </w:rPr>
             </w:pPr>
-            <w:proofErr w:type="spellStart"/>
             <w:r>
               <w:rPr>
                 <w:rFonts w:ascii="Times New Roman" w:hAnsi="Times New Roman" w:cs="Courier New"/>
               </w:rPr>
               <w:t>gTTS</w:t>
             </w:r>
-            <w:proofErr w:type="spellEnd"/>
           </w:p>
         </w:tc>
         <w:tc>
           <w:tcPr>
-            <w:tcW w:w="3119" w:type="dxa"/>
-            <w:vAlign w:val="center"/>
-          </w:tcPr>
-          <w:p>
-            <w:pPr>
-              <w:ind w:right="7"/>
-              <w:jc w:val="both"/>
-              <w:rPr>
-                <w:rFonts w:ascii="Courier New" w:hAnsi="Courier New" w:cs="Courier New"/>
-                <w:sz w:val="20"/>
-                <w:lang w:val="en-HK"/>
-              </w:rPr>
-            </w:pPr>
-            <w:proofErr w:type="spellStart"/>
-            <w:r>
-              <w:rPr>
-                <w:rFonts w:ascii="Courier New" w:hAnsi="Courier New" w:cs="Courier New"/>
-              </w:rPr>
-              <w:t>gTTS</w:t>
-            </w:r>
-            <w:proofErr w:type="spellEnd"/>
-          </w:p>
-        </w:tc>
-        <w:tc>
-          <w:tcPr>
-            <w:tcW w:w="5577" w:type="dxa"/>
-            <w:vAlign w:val="center"/>
-          </w:tcPr>
-          <w:p>
-            <w:pPr>
-              <w:ind w:right="7"/>
-              <w:jc w:val="both"/>
-              <w:rPr>
-                <w:rFonts w:ascii="Courier New" w:hAnsi="Courier New" w:cs="Courier New"/>
-                <w:sz w:val="20"/>
-                <w:lang w:val="en-HK"/>
-              </w:rPr>
-            </w:pPr>
-            <w:r>
-              <w:rPr>
-                <w:rFonts w:ascii="Courier New" w:hAnsi="Courier New" w:cs="Courier New"/>
-              </w:rPr>
-              <w:t xml:space="preserve">from </w:t>
-            </w:r>
-            <w:proofErr w:type="spellStart"/>
-            <w:r>
-              <w:rPr>
-                <w:rFonts w:ascii="Courier New" w:hAnsi="Courier New" w:cs="Courier New"/>
-              </w:rPr>
-              <w:t>gtts</w:t>
-            </w:r>
-            <w:proofErr w:type="spellEnd"/>
-            <w:r>
-              <w:rPr>
-                <w:rFonts w:ascii="Courier New" w:hAnsi="Courier New" w:cs="Courier New"/>
-              </w:rPr>
-              <w:t xml:space="preserve"> import </w:t>
-            </w:r>
-            <w:proofErr w:type="spellStart"/>
-            <w:r>
-              <w:rPr>
-                <w:rFonts w:ascii="Courier New" w:hAnsi="Courier New" w:cs="Courier New"/>
-              </w:rPr>
-              <w:t>gTTS</w:t>
-            </w:r>
-            <w:proofErr w:type="spellEnd"/>
-          </w:p>
-        </w:tc>
-      </w:tr>
-      <w:tr>
-        <w:trPr>
-          <w:trHeight w:val="510"/>
-        </w:trPr>
-        <w:tc>
-          <w:tcPr>
-            <w:tcW w:w="1696" w:type="dxa"/>
+            <w:tcW w:w="3260" w:type="dxa"/>
             <w:vAlign w:val="center"/>
           </w:tcPr>
           <w:p>
@@ -3682,44 +3946,11 @@
                 <w:lang w:val="en-HK"/>
               </w:rPr>
             </w:pPr>
-            <w:proofErr w:type="spellStart"/>
             <w:r>
               <w:rPr>
                 <w:rFonts w:ascii="Times New Roman" w:hAnsi="Times New Roman" w:cs="Courier New"/>
               </w:rPr>
-              <w:t>Playsound</w:t>
-            </w:r>
-            <w:proofErr w:type="spellEnd"/>
-          </w:p>
-        </w:tc>
-        <w:tc>
-          <w:tcPr>
-            <w:tcW w:w="3119" w:type="dxa"/>
-            <w:vAlign w:val="center"/>
-          </w:tcPr>
-          <w:p>
-            <w:pPr>
-              <w:ind w:right="7"/>
-              <w:jc w:val="both"/>
-              <w:rPr>
-                <w:rFonts w:ascii="Courier New" w:hAnsi="Courier New" w:cs="Courier New"/>
-                <w:sz w:val="20"/>
-                <w:lang w:val="en-HK"/>
-              </w:rPr>
-            </w:pPr>
-            <w:proofErr w:type="spellStart"/>
-            <w:r>
-              <w:rPr>
-                <w:rFonts w:ascii="Courier New" w:hAnsi="Courier New" w:cs="Courier New"/>
-              </w:rPr>
-              <w:t>playsound</w:t>
-            </w:r>
-            <w:proofErr w:type="spellEnd"/>
-            <w:r>
-              <w:rPr>
-                <w:rFonts w:ascii="Courier New" w:hAnsi="Courier New" w:cs="Courier New"/>
-              </w:rPr>
-              <w:t>==1.2.2</w:t>
+              <w:t>gTTS</w:t>
             </w:r>
           </w:p>
         </w:tc>
@@ -3733,39 +3964,17 @@
               <w:ind w:right="7"/>
               <w:jc w:val="both"/>
               <w:rPr>
-                <w:rFonts w:ascii="Courier New" w:hAnsi="Courier New" w:cs="Courier New"/>
+                <w:rFonts w:ascii="Times New Roman" w:hAnsi="Times New Roman" w:cs="Courier New"/>
                 <w:sz w:val="20"/>
                 <w:lang w:val="en-HK"/>
               </w:rPr>
             </w:pPr>
             <w:r>
               <w:rPr>
-                <w:rFonts w:ascii="Courier New" w:hAnsi="Courier New" w:cs="Courier New"/>
+                <w:rFonts w:ascii="Times New Roman" w:hAnsi="Times New Roman" w:cs="Courier New"/>
               </w:rPr>
-              <w:t xml:space="preserve">from </w:t>
+              <w:t>from gtts import gTTS</w:t>
             </w:r>
-            <w:proofErr w:type="spellStart"/>
-            <w:r>
-              <w:rPr>
-                <w:rFonts w:ascii="Courier New" w:hAnsi="Courier New" w:cs="Courier New"/>
-              </w:rPr>
-              <w:t>playsound</w:t>
-            </w:r>
-            <w:proofErr w:type="spellEnd"/>
-            <w:r>
-              <w:rPr>
-                <w:rFonts w:ascii="Courier New" w:hAnsi="Courier New" w:cs="Courier New"/>
-              </w:rPr>
-              <w:t xml:space="preserve"> import </w:t>
-            </w:r>
-            <w:proofErr w:type="spellStart"/>
-            <w:r>
-              <w:rPr>
-                <w:rFonts w:ascii="Courier New" w:hAnsi="Courier New" w:cs="Courier New"/>
-              </w:rPr>
-              <w:t>playsound</w:t>
-            </w:r>
-            <w:proofErr w:type="spellEnd"/>
           </w:p>
         </w:tc>
       </w:tr>
@@ -3775,7 +3984,81 @@
         </w:trPr>
         <w:tc>
           <w:tcPr>
-            <w:tcW w:w="1696" w:type="dxa"/>
+            <w:tcW w:w="1555" w:type="dxa"/>
+            <w:vAlign w:val="center"/>
+          </w:tcPr>
+          <w:p>
+            <w:pPr>
+              <w:ind w:right="7"/>
+              <w:jc w:val="both"/>
+              <w:rPr>
+                <w:rFonts w:ascii="Times New Roman" w:hAnsi="Times New Roman" w:cs="Courier New"/>
+                <w:sz w:val="20"/>
+                <w:lang w:val="en-HK"/>
+              </w:rPr>
+            </w:pPr>
+            <w:r>
+              <w:rPr>
+                <w:rFonts w:ascii="Times New Roman" w:hAnsi="Times New Roman" w:cs="Courier New"/>
+              </w:rPr>
+              <w:t>Playsound</w:t>
+            </w:r>
+          </w:p>
+        </w:tc>
+        <w:tc>
+          <w:tcPr>
+            <w:tcW w:w="3260" w:type="dxa"/>
+            <w:vAlign w:val="center"/>
+          </w:tcPr>
+          <w:p>
+            <w:pPr>
+              <w:ind w:right="7"/>
+              <w:jc w:val="both"/>
+              <w:rPr>
+                <w:rFonts w:ascii="Times New Roman" w:hAnsi="Times New Roman" w:cs="Courier New"/>
+                <w:sz w:val="20"/>
+                <w:lang w:val="en-HK"/>
+              </w:rPr>
+            </w:pPr>
+            <w:r>
+              <w:rPr>
+                <w:rFonts w:ascii="Times New Roman" w:hAnsi="Times New Roman" w:cs="Courier New"/>
+              </w:rPr>
+              <w:t>playsound==1.2.2</w:t>
+            </w:r>
+          </w:p>
+        </w:tc>
+        <w:tc>
+          <w:tcPr>
+            <w:tcW w:w="5577" w:type="dxa"/>
+            <w:vAlign w:val="center"/>
+          </w:tcPr>
+          <w:p>
+            <w:pPr>
+              <w:ind w:right="7"/>
+              <w:jc w:val="both"/>
+              <w:rPr>
+                <w:rFonts w:ascii="Times New Roman" w:hAnsi="Times New Roman" w:cs="Courier New"/>
+                <w:sz w:val="20"/>
+                <w:lang w:val="en-HK"/>
+              </w:rPr>
+            </w:pPr>
+            <w:r>
+              <w:rPr>
+                <w:rFonts w:ascii="Times New Roman" w:hAnsi="Times New Roman" w:cs="Courier New"/>
+              </w:rPr>
+              <w:t>from playsound import playsound</w:t>
+            </w:r>
+          </w:p>
+        </w:tc>
+      </w:tr>
+      <w:tr>
+        <w:trPr>
+          <w:trHeight w:val="510"/>
+        </w:trPr>
+        <w:tc>
+          <w:tcPr>
+            <w:tcW w:w="1555" w:type="dxa"/>
             <w:vAlign w:val="center"/>
           </w:tcPr>
           <w:p>
@@ -3787,19 +4070,17 @@
                 <w:lang w:val="en-HK"/>
               </w:rPr>
             </w:pPr>
-            <w:proofErr w:type="spellStart"/>
             <w:r>
               <w:rPr>
                 <w:rFonts w:ascii="Times New Roman" w:hAnsi="Times New Roman" w:cs="Courier New"/>
               </w:rPr>
               <w:t>os</w:t>
             </w:r>
-            <w:proofErr w:type="spellEnd"/>
           </w:p>
         </w:tc>
         <w:tc>
           <w:tcPr>
-            <w:tcW w:w="3119" w:type="dxa"/>
+            <w:tcW w:w="3260" w:type="dxa"/>
             <w:vAlign w:val="center"/>
           </w:tcPr>
           <w:p>
@@ -3807,36 +4088,28 @@
               <w:ind w:right="7"/>
               <w:jc w:val="both"/>
               <w:rPr>
-                <w:rFonts w:ascii="Courier New" w:hAnsi="Courier New" w:cs="Courier New"/>
+                <w:rFonts w:ascii="Times New Roman" w:hAnsi="Times New Roman" w:cs="Courier New"/>
                 <w:sz w:val="20"/>
                 <w:lang w:val="en-HK"/>
               </w:rPr>
             </w:pPr>
             <w:r>
               <w:rPr>
-                <w:rFonts w:ascii="Courier New" w:hAnsi="Courier New" w:cs="Courier New"/>
+                <w:rFonts w:ascii="Times New Roman" w:hAnsi="Times New Roman" w:cs="Courier New"/>
               </w:rPr>
               <w:t>（</w:t>
             </w:r>
-            <w:proofErr w:type="spellStart"/>
             <w:r>
               <w:rPr>
-                <w:rFonts w:ascii="微軟正黑體" w:eastAsia="微軟正黑體" w:hAnsi="微軟正黑體" w:cs="微軟正黑體" w:hint="eastAsia"/>
+                <w:rFonts w:ascii="Times New Roman" w:hAnsi="Times New Roman" w:cs="微軟正黑體" w:hint="eastAsia"/>
               </w:rPr>
               <w:t>內</w:t>
             </w:r>
             <w:r>
               <w:rPr>
-                <w:rFonts w:ascii="MS Mincho" w:eastAsia="MS Mincho" w:hAnsi="MS Mincho" w:cs="MS Mincho" w:hint="eastAsia"/>
+                <w:rFonts w:ascii="Times New Roman" w:hAnsi="Times New Roman" w:cs="MS Mincho" w:hint="eastAsia"/>
               </w:rPr>
-              <w:t>建</w:t>
-            </w:r>
-            <w:proofErr w:type="spellEnd"/>
-            <w:r>
-              <w:rPr>
-                <w:rFonts w:ascii="MS Mincho" w:eastAsia="MS Mincho" w:hAnsi="MS Mincho" w:cs="MS Mincho" w:hint="eastAsia"/>
-              </w:rPr>
-              <w:t>）</w:t>
+              <w:t>建）</w:t>
             </w:r>
           </w:p>
         </w:tc>
@@ -3849,25 +4122,17 @@
             <w:pPr>
               <w:ind w:right="7"/>
               <w:rPr>
-                <w:rFonts w:ascii="Courier New" w:hAnsi="Courier New" w:cs="Courier New"/>
+                <w:rFonts w:ascii="Times New Roman" w:hAnsi="Times New Roman" w:cs="Courier New"/>
                 <w:sz w:val="20"/>
                 <w:lang w:val="en-HK"/>
               </w:rPr>
             </w:pPr>
             <w:r>
               <w:rPr>
-                <w:rFonts w:ascii="Courier New" w:hAnsi="Courier New" w:cs="Courier New"/>
+                <w:rFonts w:ascii="Times New Roman" w:hAnsi="Times New Roman" w:cs="Courier New"/>
               </w:rPr>
-              <w:t xml:space="preserve">import </w:t>
+              <w:t>import os</w:t>
             </w:r>
-            <w:proofErr w:type="spellStart"/>
-            <w:r>
-              <w:rPr>
-                <w:rFonts w:ascii="Courier New" w:hAnsi="Courier New" w:cs="Courier New"/>
-              </w:rPr>
-              <w:t>os</w:t>
-            </w:r>
-            <w:proofErr w:type="spellEnd"/>
           </w:p>
         </w:tc>
       </w:tr>
@@ -3877,7 +4142,7 @@
         </w:trPr>
         <w:tc>
           <w:tcPr>
-            <w:tcW w:w="1696" w:type="dxa"/>
+            <w:tcW w:w="1555" w:type="dxa"/>
             <w:vAlign w:val="center"/>
           </w:tcPr>
           <w:p>
@@ -3900,7 +4165,7 @@
         </w:tc>
         <w:tc>
           <w:tcPr>
-            <w:tcW w:w="3119" w:type="dxa"/>
+            <w:tcW w:w="3260" w:type="dxa"/>
             <w:vAlign w:val="center"/>
           </w:tcPr>
           <w:p>
@@ -3908,38 +4173,16 @@
               <w:ind w:right="7"/>
               <w:jc w:val="both"/>
               <w:rPr>
-                <w:rFonts w:ascii="Courier New" w:hAnsi="Courier New" w:cs="Courier New"/>
+                <w:rFonts w:ascii="Times New Roman" w:hAnsi="Times New Roman" w:cs="Courier New"/>
                 <w:sz w:val="20"/>
                 <w:lang w:val="en-HK"/>
               </w:rPr>
             </w:pPr>
-            <w:proofErr w:type="spellStart"/>
             <w:r>
               <w:rPr>
-                <w:rFonts w:ascii="Courier New" w:hAnsi="Courier New" w:cs="Courier New"/>
+                <w:rFonts w:ascii="Times New Roman" w:hAnsi="Times New Roman" w:cs="Courier New"/>
               </w:rPr>
-              <w:t>opencv</w:t>
-            </w:r>
-            <w:proofErr w:type="spellEnd"/>
-            <w:r>
-              <w:rPr>
-                <w:rFonts w:ascii="Courier New" w:hAnsi="Courier New" w:cs="Courier New"/>
-              </w:rPr>
-              <w:t>-</w:t>
-            </w:r>
-            <w:proofErr w:type="spellStart"/>
-            <w:r>
-              <w:rPr>
-                <w:rFonts w:ascii="Courier New" w:hAnsi="Courier New" w:cs="Courier New"/>
-              </w:rPr>
-              <w:t>contrib</w:t>
-            </w:r>
-            <w:proofErr w:type="spellEnd"/>
-            <w:r>
-              <w:rPr>
-                <w:rFonts w:ascii="Courier New" w:hAnsi="Courier New" w:cs="Courier New"/>
-              </w:rPr>
-              <w:t>-python</w:t>
+              <w:t>opencv-contrib-python</w:t>
             </w:r>
           </w:p>
         </w:tc>
@@ -3953,14 +4196,14 @@
               <w:ind w:right="7"/>
               <w:jc w:val="both"/>
               <w:rPr>
-                <w:rFonts w:ascii="Courier New" w:hAnsi="Courier New" w:cs="Courier New"/>
+                <w:rFonts w:ascii="Times New Roman" w:hAnsi="Times New Roman" w:cs="Courier New"/>
                 <w:sz w:val="20"/>
                 <w:lang w:val="en-HK"/>
               </w:rPr>
             </w:pPr>
             <w:r>
               <w:rPr>
-                <w:rFonts w:ascii="Courier New" w:hAnsi="Courier New" w:cs="Courier New"/>
+                <w:rFonts w:ascii="Times New Roman" w:hAnsi="Times New Roman" w:cs="Courier New"/>
               </w:rPr>
               <w:t>import cv2</w:t>
             </w:r>
@@ -3973,7 +4216,7 @@
         </w:trPr>
         <w:tc>
           <w:tcPr>
-            <w:tcW w:w="1696" w:type="dxa"/>
+            <w:tcW w:w="1555" w:type="dxa"/>
             <w:vAlign w:val="center"/>
           </w:tcPr>
           <w:p>
@@ -3990,7 +4233,7 @@
         </w:tc>
         <w:tc>
           <w:tcPr>
-            <w:tcW w:w="3119" w:type="dxa"/>
+            <w:tcW w:w="3260" w:type="dxa"/>
             <w:vAlign w:val="center"/>
           </w:tcPr>
           <w:p>
@@ -4039,17 +4282,17 @@
         <w:tblLook w:val="04A0" w:firstRow="1" w:lastRow="0" w:firstColumn="1" w:lastColumn="0" w:noHBand="0" w:noVBand="1"/>
       </w:tblPr>
       <w:tblGrid>
-        <w:gridCol w:w="1526"/>
-        <w:gridCol w:w="2835"/>
-        <w:gridCol w:w="5958"/>
+        <w:gridCol w:w="1538"/>
+        <w:gridCol w:w="2859"/>
+        <w:gridCol w:w="6012"/>
       </w:tblGrid>
       <w:tr>
         <w:trPr>
-          <w:trHeight w:val="483"/>
+          <w:trHeight w:val="381"/>
         </w:trPr>
         <w:tc>
           <w:tcPr>
-            <w:tcW w:w="1526" w:type="dxa"/>
+            <w:tcW w:w="1538" w:type="dxa"/>
             <w:shd w:val="clear" w:color="auto" w:fill="D9D9D9" w:themeFill="background1" w:themeFillShade="D9"/>
             <w:vAlign w:val="center"/>
           </w:tcPr>
@@ -4061,7 +4304,6 @@
                 <w:sz w:val="24"/>
               </w:rPr>
             </w:pPr>
-            <w:proofErr w:type="spellStart"/>
             <w:r>
               <w:rPr>
                 <w:rFonts w:ascii="Times New Roman" w:hAnsi="Times New Roman"/>
@@ -4069,12 +4311,11 @@
               </w:rPr>
               <w:t>函數庫</w:t>
             </w:r>
-            <w:proofErr w:type="spellEnd"/>
           </w:p>
         </w:tc>
         <w:tc>
           <w:tcPr>
-            <w:tcW w:w="2835" w:type="dxa"/>
+            <w:tcW w:w="2859" w:type="dxa"/>
             <w:shd w:val="clear" w:color="auto" w:fill="D9D9D9" w:themeFill="background1" w:themeFillShade="D9"/>
             <w:vAlign w:val="center"/>
           </w:tcPr>
@@ -4086,7 +4327,6 @@
                 <w:sz w:val="24"/>
               </w:rPr>
             </w:pPr>
-            <w:proofErr w:type="spellStart"/>
             <w:r>
               <w:rPr>
                 <w:rFonts w:ascii="Times New Roman" w:hAnsi="Times New Roman"/>
@@ -4094,12 +4334,11 @@
               </w:rPr>
               <w:t>功能</w:t>
             </w:r>
-            <w:proofErr w:type="spellEnd"/>
           </w:p>
         </w:tc>
         <w:tc>
           <w:tcPr>
-            <w:tcW w:w="5958" w:type="dxa"/>
+            <w:tcW w:w="6012" w:type="dxa"/>
             <w:shd w:val="clear" w:color="auto" w:fill="D9D9D9" w:themeFill="background1" w:themeFillShade="D9"/>
             <w:vAlign w:val="center"/>
           </w:tcPr>
@@ -4111,7 +4350,6 @@
                 <w:sz w:val="24"/>
               </w:rPr>
             </w:pPr>
-            <w:proofErr w:type="spellStart"/>
             <w:r>
               <w:rPr>
                 <w:rFonts w:ascii="Times New Roman" w:hAnsi="Times New Roman"/>
@@ -4119,579 +4357,16 @@
               </w:rPr>
               <w:t>示例語句</w:t>
             </w:r>
-            <w:proofErr w:type="spellEnd"/>
           </w:p>
         </w:tc>
       </w:tr>
       <w:tr>
         <w:trPr>
-          <w:trHeight w:val="828"/>
+          <w:trHeight w:val="653"/>
         </w:trPr>
         <w:tc>
           <w:tcPr>
-            <w:tcW w:w="1526" w:type="dxa"/>
-            <w:vAlign w:val="center"/>
-          </w:tcPr>
-          <w:p>
-            <w:pPr>
-              <w:jc w:val="both"/>
-              <w:rPr>
-                <w:rFonts w:ascii="Times New Roman" w:hAnsi="Times New Roman"/>
-                <w:sz w:val="24"/>
-              </w:rPr>
-            </w:pPr>
-            <w:proofErr w:type="spellStart"/>
-            <w:r>
-              <w:rPr>
-                <w:rFonts w:ascii="Times New Roman" w:hAnsi="Times New Roman"/>
-                <w:sz w:val="24"/>
-              </w:rPr>
-              <w:t>gTTS</w:t>
-            </w:r>
-            <w:proofErr w:type="spellEnd"/>
-          </w:p>
-        </w:tc>
-        <w:tc>
-          <w:tcPr>
-            <w:tcW w:w="2835" w:type="dxa"/>
-            <w:vAlign w:val="center"/>
-          </w:tcPr>
-          <w:p>
-            <w:pPr>
-              <w:jc w:val="both"/>
-              <w:rPr>
-                <w:rFonts w:ascii="Times New Roman" w:hAnsi="Times New Roman"/>
-                <w:sz w:val="24"/>
-              </w:rPr>
-            </w:pPr>
-            <w:proofErr w:type="spellStart"/>
-            <w:r>
-              <w:rPr>
-                <w:rFonts w:ascii="Times New Roman" w:hAnsi="Times New Roman"/>
-                <w:sz w:val="24"/>
-              </w:rPr>
-              <w:t>建立</w:t>
-            </w:r>
-            <w:proofErr w:type="spellEnd"/>
-            <w:r>
-              <w:rPr>
-                <w:rFonts w:ascii="Times New Roman" w:hAnsi="Times New Roman"/>
-                <w:sz w:val="24"/>
-              </w:rPr>
-              <w:t xml:space="preserve"> </w:t>
-            </w:r>
-            <w:proofErr w:type="spellStart"/>
-            <w:r>
-              <w:rPr>
-                <w:rFonts w:ascii="Times New Roman" w:hAnsi="Times New Roman"/>
-                <w:sz w:val="24"/>
-              </w:rPr>
-              <w:t>gTTS</w:t>
-            </w:r>
-            <w:proofErr w:type="spellEnd"/>
-            <w:r>
-              <w:rPr>
-                <w:rFonts w:ascii="Times New Roman" w:hAnsi="Times New Roman"/>
-                <w:sz w:val="24"/>
-              </w:rPr>
-              <w:t xml:space="preserve"> </w:t>
-            </w:r>
-            <w:proofErr w:type="spellStart"/>
-            <w:r>
-              <w:rPr>
-                <w:rFonts w:ascii="Times New Roman" w:hAnsi="Times New Roman"/>
-                <w:sz w:val="24"/>
-              </w:rPr>
-              <w:t>物件</w:t>
-            </w:r>
-            <w:proofErr w:type="spellEnd"/>
-          </w:p>
-        </w:tc>
-        <w:tc>
-          <w:tcPr>
-            <w:tcW w:w="5958" w:type="dxa"/>
-            <w:vAlign w:val="center"/>
-          </w:tcPr>
-          <w:p>
-            <w:pPr>
-              <w:jc w:val="both"/>
-              <w:rPr>
-                <w:rFonts w:ascii="Times New Roman" w:hAnsi="Times New Roman"/>
-                <w:sz w:val="24"/>
-              </w:rPr>
-            </w:pPr>
-            <w:r>
-              <w:rPr>
-                <w:rFonts w:ascii="Times New Roman" w:hAnsi="Times New Roman"/>
-                <w:sz w:val="24"/>
-              </w:rPr>
-              <w:t xml:space="preserve">audio = </w:t>
-            </w:r>
-            <w:proofErr w:type="spellStart"/>
-            <w:proofErr w:type="gramStart"/>
-            <w:r>
-              <w:rPr>
-                <w:rFonts w:ascii="Times New Roman" w:hAnsi="Times New Roman"/>
-                <w:sz w:val="24"/>
-              </w:rPr>
-              <w:t>gTTS</w:t>
-            </w:r>
-            <w:proofErr w:type="spellEnd"/>
-            <w:r>
-              <w:rPr>
-                <w:rFonts w:ascii="Times New Roman" w:hAnsi="Times New Roman"/>
-                <w:sz w:val="24"/>
-              </w:rPr>
-              <w:t>(</w:t>
-            </w:r>
-            <w:proofErr w:type="gramEnd"/>
-            <w:r>
-              <w:rPr>
-                <w:rFonts w:ascii="Times New Roman" w:hAnsi="Times New Roman"/>
-                <w:sz w:val="24"/>
-              </w:rPr>
-              <w:t>text="I Love You", lang="</w:t>
-            </w:r>
-            <w:proofErr w:type="spellStart"/>
-            <w:r>
-              <w:rPr>
-                <w:rFonts w:ascii="Times New Roman" w:hAnsi="Times New Roman"/>
-                <w:sz w:val="24"/>
-              </w:rPr>
-              <w:t>en</w:t>
-            </w:r>
-            <w:proofErr w:type="spellEnd"/>
-            <w:r>
-              <w:rPr>
-                <w:rFonts w:ascii="Times New Roman" w:hAnsi="Times New Roman"/>
-                <w:sz w:val="24"/>
-              </w:rPr>
-              <w:t>")</w:t>
-            </w:r>
-          </w:p>
-        </w:tc>
-      </w:tr>
-      <w:tr>
-        <w:trPr>
-          <w:trHeight w:val="828"/>
-        </w:trPr>
-        <w:tc>
-          <w:tcPr>
-            <w:tcW w:w="1526" w:type="dxa"/>
-            <w:vAlign w:val="center"/>
-          </w:tcPr>
-          <w:p>
-            <w:pPr>
-              <w:jc w:val="both"/>
-              <w:rPr>
-                <w:rFonts w:ascii="Times New Roman" w:hAnsi="Times New Roman"/>
-                <w:sz w:val="24"/>
-              </w:rPr>
-            </w:pPr>
-            <w:proofErr w:type="spellStart"/>
-            <w:r>
-              <w:rPr>
-                <w:rFonts w:ascii="Times New Roman" w:hAnsi="Times New Roman"/>
-                <w:sz w:val="24"/>
-              </w:rPr>
-              <w:t>gTTS</w:t>
-            </w:r>
-            <w:proofErr w:type="spellEnd"/>
-          </w:p>
-        </w:tc>
-        <w:tc>
-          <w:tcPr>
-            <w:tcW w:w="2835" w:type="dxa"/>
-            <w:vAlign w:val="center"/>
-          </w:tcPr>
-          <w:p>
-            <w:pPr>
-              <w:jc w:val="both"/>
-              <w:rPr>
-                <w:rFonts w:ascii="Times New Roman" w:hAnsi="Times New Roman"/>
-                <w:sz w:val="24"/>
-              </w:rPr>
-            </w:pPr>
-            <w:proofErr w:type="spellStart"/>
-            <w:r>
-              <w:rPr>
-                <w:rFonts w:ascii="Times New Roman" w:hAnsi="Times New Roman"/>
-                <w:sz w:val="24"/>
-              </w:rPr>
-              <w:t>儲存語音檔案</w:t>
-            </w:r>
-            <w:proofErr w:type="spellEnd"/>
-          </w:p>
-        </w:tc>
-        <w:tc>
-          <w:tcPr>
-            <w:tcW w:w="5958" w:type="dxa"/>
-            <w:vAlign w:val="center"/>
-          </w:tcPr>
-          <w:p>
-            <w:pPr>
-              <w:jc w:val="both"/>
-              <w:rPr>
-                <w:rFonts w:ascii="Times New Roman" w:hAnsi="Times New Roman"/>
-                <w:sz w:val="24"/>
-              </w:rPr>
-            </w:pPr>
-            <w:proofErr w:type="spellStart"/>
-            <w:proofErr w:type="gramStart"/>
-            <w:r>
-              <w:rPr>
-                <w:rFonts w:ascii="Times New Roman" w:hAnsi="Times New Roman"/>
-                <w:sz w:val="24"/>
-              </w:rPr>
-              <w:t>audio.save</w:t>
-            </w:r>
-            <w:proofErr w:type="spellEnd"/>
-            <w:proofErr w:type="gramEnd"/>
-            <w:r>
-              <w:rPr>
-                <w:rFonts w:ascii="Times New Roman" w:hAnsi="Times New Roman"/>
-                <w:sz w:val="24"/>
-              </w:rPr>
-              <w:t>("audio.mp3")</w:t>
-            </w:r>
-          </w:p>
-        </w:tc>
-      </w:tr>
-      <w:tr>
-        <w:trPr>
-          <w:trHeight w:val="828"/>
-        </w:trPr>
-        <w:tc>
-          <w:tcPr>
-            <w:tcW w:w="1526" w:type="dxa"/>
-            <w:vAlign w:val="center"/>
-          </w:tcPr>
-          <w:p>
-            <w:pPr>
-              <w:jc w:val="both"/>
-              <w:rPr>
-                <w:rFonts w:ascii="Times New Roman" w:hAnsi="Times New Roman"/>
-                <w:sz w:val="24"/>
-              </w:rPr>
-            </w:pPr>
-            <w:proofErr w:type="spellStart"/>
-            <w:r>
-              <w:rPr>
-                <w:rFonts w:ascii="Times New Roman" w:hAnsi="Times New Roman"/>
-                <w:sz w:val="24"/>
-              </w:rPr>
-              <w:t>playsound</w:t>
-            </w:r>
-            <w:proofErr w:type="spellEnd"/>
-          </w:p>
-        </w:tc>
-        <w:tc>
-          <w:tcPr>
-            <w:tcW w:w="2835" w:type="dxa"/>
-            <w:vAlign w:val="center"/>
-          </w:tcPr>
-          <w:p>
-            <w:pPr>
-              <w:jc w:val="both"/>
-              <w:rPr>
-                <w:rFonts w:ascii="Times New Roman" w:hAnsi="Times New Roman"/>
-                <w:sz w:val="24"/>
-              </w:rPr>
-            </w:pPr>
-            <w:proofErr w:type="spellStart"/>
-            <w:r>
-              <w:rPr>
-                <w:rFonts w:ascii="Times New Roman" w:hAnsi="Times New Roman"/>
-                <w:sz w:val="24"/>
-              </w:rPr>
-              <w:t>播放聲音檔</w:t>
-            </w:r>
-            <w:proofErr w:type="spellEnd"/>
-          </w:p>
-        </w:tc>
-        <w:tc>
-          <w:tcPr>
-            <w:tcW w:w="5958" w:type="dxa"/>
-            <w:vAlign w:val="center"/>
-          </w:tcPr>
-          <w:p>
-            <w:pPr>
-              <w:jc w:val="both"/>
-              <w:rPr>
-                <w:rFonts w:ascii="Times New Roman" w:hAnsi="Times New Roman"/>
-                <w:sz w:val="24"/>
-              </w:rPr>
-            </w:pPr>
-            <w:proofErr w:type="spellStart"/>
-            <w:r>
-              <w:rPr>
-                <w:rFonts w:ascii="Times New Roman" w:hAnsi="Times New Roman"/>
-                <w:sz w:val="24"/>
-              </w:rPr>
-              <w:t>playsound</w:t>
-            </w:r>
-            <w:proofErr w:type="spellEnd"/>
-            <w:r>
-              <w:rPr>
-                <w:rFonts w:ascii="Times New Roman" w:hAnsi="Times New Roman"/>
-                <w:sz w:val="24"/>
-              </w:rPr>
-              <w:t>("audio.mp3")</w:t>
-            </w:r>
-          </w:p>
-        </w:tc>
-      </w:tr>
-      <w:tr>
-        <w:trPr>
-          <w:trHeight w:val="828"/>
-        </w:trPr>
-        <w:tc>
-          <w:tcPr>
-            <w:tcW w:w="1526" w:type="dxa"/>
-            <w:vAlign w:val="center"/>
-          </w:tcPr>
-          <w:p>
-            <w:pPr>
-              <w:jc w:val="both"/>
-              <w:rPr>
-                <w:rFonts w:ascii="Times New Roman" w:hAnsi="Times New Roman"/>
-                <w:sz w:val="24"/>
-              </w:rPr>
-            </w:pPr>
-            <w:proofErr w:type="spellStart"/>
-            <w:r>
-              <w:rPr>
-                <w:rFonts w:ascii="Times New Roman" w:hAnsi="Times New Roman"/>
-                <w:sz w:val="24"/>
-              </w:rPr>
-              <w:t>os</w:t>
-            </w:r>
-            <w:proofErr w:type="spellEnd"/>
-          </w:p>
-        </w:tc>
-        <w:tc>
-          <w:tcPr>
-            <w:tcW w:w="2835" w:type="dxa"/>
-            <w:vAlign w:val="center"/>
-          </w:tcPr>
-          <w:p>
-            <w:pPr>
-              <w:jc w:val="both"/>
-              <w:rPr>
-                <w:rFonts w:ascii="Times New Roman" w:hAnsi="Times New Roman"/>
-                <w:sz w:val="24"/>
-              </w:rPr>
-            </w:pPr>
-            <w:proofErr w:type="spellStart"/>
-            <w:r>
-              <w:rPr>
-                <w:rFonts w:ascii="Times New Roman" w:hAnsi="Times New Roman"/>
-                <w:sz w:val="24"/>
-              </w:rPr>
-              <w:t>刪除暫存聲音檔</w:t>
-            </w:r>
-            <w:proofErr w:type="spellEnd"/>
-          </w:p>
-        </w:tc>
-        <w:tc>
-          <w:tcPr>
-            <w:tcW w:w="5958" w:type="dxa"/>
-            <w:vAlign w:val="center"/>
-          </w:tcPr>
-          <w:p>
-            <w:pPr>
-              <w:jc w:val="both"/>
-              <w:rPr>
-                <w:rFonts w:ascii="Times New Roman" w:hAnsi="Times New Roman"/>
-                <w:sz w:val="24"/>
-              </w:rPr>
-            </w:pPr>
-            <w:proofErr w:type="spellStart"/>
-            <w:proofErr w:type="gramStart"/>
-            <w:r>
-              <w:rPr>
-                <w:rFonts w:ascii="Times New Roman" w:hAnsi="Times New Roman"/>
-                <w:sz w:val="24"/>
-              </w:rPr>
-              <w:t>os.remove</w:t>
-            </w:r>
-            <w:proofErr w:type="spellEnd"/>
-            <w:proofErr w:type="gramEnd"/>
-            <w:r>
-              <w:rPr>
-                <w:rFonts w:ascii="Times New Roman" w:hAnsi="Times New Roman"/>
-                <w:sz w:val="24"/>
-              </w:rPr>
-              <w:t>("output.mp3")</w:t>
-            </w:r>
-          </w:p>
-        </w:tc>
-      </w:tr>
-      <w:tr>
-        <w:trPr>
-          <w:trHeight w:val="828"/>
-        </w:trPr>
-        <w:tc>
-          <w:tcPr>
-            <w:tcW w:w="1526" w:type="dxa"/>
-            <w:vAlign w:val="center"/>
-          </w:tcPr>
-          <w:p>
-            <w:pPr>
-              <w:jc w:val="both"/>
-              <w:rPr>
-                <w:rFonts w:ascii="Times New Roman" w:hAnsi="Times New Roman"/>
-                <w:sz w:val="24"/>
-              </w:rPr>
-            </w:pPr>
-            <w:r>
-              <w:rPr>
-                <w:rFonts w:ascii="Times New Roman" w:hAnsi="Times New Roman"/>
-                <w:sz w:val="24"/>
-              </w:rPr>
-              <w:t>OpenCV</w:t>
-            </w:r>
-          </w:p>
-        </w:tc>
-        <w:tc>
-          <w:tcPr>
-            <w:tcW w:w="2835" w:type="dxa"/>
-            <w:vAlign w:val="center"/>
-          </w:tcPr>
-          <w:p>
-            <w:pPr>
-              <w:jc w:val="both"/>
-              <w:rPr>
-                <w:rFonts w:ascii="Times New Roman" w:hAnsi="Times New Roman"/>
-                <w:sz w:val="24"/>
-              </w:rPr>
-            </w:pPr>
-            <w:proofErr w:type="spellStart"/>
-            <w:r>
-              <w:rPr>
-                <w:rFonts w:ascii="Times New Roman" w:hAnsi="Times New Roman"/>
-                <w:sz w:val="24"/>
-              </w:rPr>
-              <w:t>讀取圖片</w:t>
-            </w:r>
-            <w:proofErr w:type="spellEnd"/>
-          </w:p>
-        </w:tc>
-        <w:tc>
-          <w:tcPr>
-            <w:tcW w:w="5958" w:type="dxa"/>
-            <w:vAlign w:val="center"/>
-          </w:tcPr>
-          <w:p>
-            <w:pPr>
-              <w:jc w:val="both"/>
-              <w:rPr>
-                <w:rFonts w:ascii="Times New Roman" w:hAnsi="Times New Roman"/>
-                <w:sz w:val="24"/>
-              </w:rPr>
-            </w:pPr>
-            <w:r>
-              <w:rPr>
-                <w:rFonts w:ascii="Times New Roman" w:hAnsi="Times New Roman"/>
-                <w:sz w:val="24"/>
-              </w:rPr>
-              <w:t xml:space="preserve">image = </w:t>
-            </w:r>
-            <w:r>
-              <w:rPr>
-                <w:rFonts w:ascii="Times New Roman" w:hAnsi="Times New Roman"/>
-                <w:sz w:val="24"/>
-              </w:rPr>
-              <w:t>cv2.imread("face.jpg")</w:t>
-            </w:r>
-          </w:p>
-        </w:tc>
-      </w:tr>
-      <w:tr>
-        <w:trPr>
-          <w:trHeight w:val="828"/>
-        </w:trPr>
-        <w:tc>
-          <w:tcPr>
-            <w:tcW w:w="1526" w:type="dxa"/>
-            <w:vAlign w:val="center"/>
-          </w:tcPr>
-          <w:p>
-            <w:pPr>
-              <w:jc w:val="both"/>
-              <w:rPr>
-                <w:rFonts w:ascii="Times New Roman" w:hAnsi="Times New Roman"/>
-                <w:sz w:val="24"/>
-              </w:rPr>
-            </w:pPr>
-            <w:r>
-              <w:rPr>
-                <w:rFonts w:ascii="Times New Roman" w:hAnsi="Times New Roman"/>
-                <w:sz w:val="24"/>
-              </w:rPr>
-              <w:t>OpenCV</w:t>
-            </w:r>
-          </w:p>
-        </w:tc>
-        <w:tc>
-          <w:tcPr>
-            <w:tcW w:w="2835" w:type="dxa"/>
-            <w:vAlign w:val="center"/>
-          </w:tcPr>
-          <w:p>
-            <w:pPr>
-              <w:jc w:val="both"/>
-              <w:rPr>
-                <w:rFonts w:ascii="Times New Roman" w:hAnsi="Times New Roman"/>
-                <w:sz w:val="24"/>
-                <w:lang w:eastAsia="zh-TW"/>
-              </w:rPr>
-            </w:pPr>
-            <w:r>
-              <w:rPr>
-                <w:rFonts w:ascii="Times New Roman" w:hAnsi="Times New Roman"/>
-                <w:sz w:val="24"/>
-                <w:lang w:eastAsia="zh-TW"/>
-              </w:rPr>
-              <w:t>開</w:t>
-            </w:r>
-            <w:r>
-              <w:rPr>
-                <w:rFonts w:ascii="微軟正黑體" w:eastAsia="微軟正黑體" w:hAnsi="微軟正黑體" w:cs="微軟正黑體" w:hint="eastAsia"/>
-                <w:sz w:val="24"/>
-                <w:lang w:eastAsia="zh-TW"/>
-              </w:rPr>
-              <w:t>啟</w:t>
-            </w:r>
-            <w:r>
-              <w:rPr>
-                <w:rFonts w:ascii="Times New Roman" w:hAnsi="Times New Roman" w:cs="MS Mincho" w:hint="eastAsia"/>
-                <w:sz w:val="24"/>
-                <w:lang w:eastAsia="zh-TW"/>
-              </w:rPr>
-              <w:t>影片（或</w:t>
-            </w:r>
-            <w:r>
-              <w:rPr>
-                <w:rFonts w:ascii="Times New Roman" w:hAnsi="Times New Roman"/>
-                <w:sz w:val="24"/>
-                <w:lang w:eastAsia="zh-TW"/>
-              </w:rPr>
-              <w:t xml:space="preserve"> webcam</w:t>
-            </w:r>
-            <w:r>
-              <w:rPr>
-                <w:rFonts w:ascii="Times New Roman" w:hAnsi="Times New Roman"/>
-                <w:sz w:val="24"/>
-                <w:lang w:eastAsia="zh-TW"/>
-              </w:rPr>
-              <w:t>）</w:t>
-            </w:r>
-          </w:p>
-        </w:tc>
-        <w:tc>
-          <w:tcPr>
-            <w:tcW w:w="5958" w:type="dxa"/>
+            <w:tcW w:w="1538" w:type="dxa"/>
             <w:vAlign w:val="center"/>
           </w:tcPr>
           <w:p>
@@ -4702,189 +4377,577 @@
               </w:rPr>
             </w:pPr>
             <w:r>
+              <w:t>gTTS</w:t>
+            </w:r>
+          </w:p>
+        </w:tc>
+        <w:tc>
+          <w:tcPr>
+            <w:tcW w:w="2859" w:type="dxa"/>
+            <w:vAlign w:val="center"/>
+          </w:tcPr>
+          <w:p>
+            <w:pPr>
               <w:rPr>
                 <w:rFonts w:ascii="Times New Roman" w:hAnsi="Times New Roman"/>
                 <w:sz w:val="24"/>
               </w:rPr>
-              <w:t>cap = cv2.VideoCapture("video.mp4")</w:t>
+            </w:pPr>
+            <w:r>
+              <w:t>建立</w:t>
             </w:r>
             <w:r>
+              <w:t xml:space="preserve"> gTTS </w:t>
+            </w:r>
+            <w:r>
+              <w:t>物件</w:t>
+            </w:r>
+          </w:p>
+        </w:tc>
+        <w:tc>
+          <w:tcPr>
+            <w:tcW w:w="6012" w:type="dxa"/>
+            <w:vAlign w:val="center"/>
+          </w:tcPr>
+          <w:p>
+            <w:pPr>
               <w:rPr>
                 <w:rFonts w:ascii="Times New Roman" w:hAnsi="Times New Roman"/>
                 <w:sz w:val="24"/>
               </w:rPr>
-              <w:br/>
-            </w:r>
+            </w:pPr>
             <w:r>
-              <w:rPr>
-                <w:rFonts w:ascii="Times New Roman" w:hAnsi="Times New Roman"/>
-                <w:sz w:val="24"/>
-              </w:rPr>
-              <w:t xml:space="preserve">cap = </w:t>
-            </w:r>
-            <w:r>
-              <w:rPr>
-                <w:rFonts w:ascii="Times New Roman" w:hAnsi="Times New Roman"/>
-                <w:sz w:val="24"/>
-              </w:rPr>
-              <w:t>cv2.VideoCapture(0)</w:t>
+              <w:t>audio = gTTS(text="I Love You", lang="en")</w:t>
             </w:r>
           </w:p>
         </w:tc>
       </w:tr>
       <w:tr>
         <w:trPr>
-          <w:trHeight w:val="828"/>
+          <w:trHeight w:val="653"/>
         </w:trPr>
         <w:tc>
           <w:tcPr>
-            <w:tcW w:w="1526" w:type="dxa"/>
+            <w:tcW w:w="1538" w:type="dxa"/>
             <w:vAlign w:val="center"/>
           </w:tcPr>
           <w:p>
             <w:pPr>
-              <w:jc w:val="both"/>
               <w:rPr>
                 <w:rFonts w:ascii="Times New Roman" w:hAnsi="Times New Roman"/>
                 <w:sz w:val="24"/>
               </w:rPr>
             </w:pPr>
             <w:r>
+              <w:t>gTTS</w:t>
+            </w:r>
+          </w:p>
+        </w:tc>
+        <w:tc>
+          <w:tcPr>
+            <w:tcW w:w="2859" w:type="dxa"/>
+            <w:vAlign w:val="center"/>
+          </w:tcPr>
+          <w:p>
+            <w:pPr>
               <w:rPr>
                 <w:rFonts w:ascii="Times New Roman" w:hAnsi="Times New Roman"/>
                 <w:sz w:val="24"/>
               </w:rPr>
+            </w:pPr>
+            <w:r>
+              <w:t>儲存語音檔案</w:t>
+            </w:r>
+          </w:p>
+        </w:tc>
+        <w:tc>
+          <w:tcPr>
+            <w:tcW w:w="6012" w:type="dxa"/>
+            <w:vAlign w:val="center"/>
+          </w:tcPr>
+          <w:p>
+            <w:pPr>
+              <w:rPr>
+                <w:rFonts w:ascii="Times New Roman" w:hAnsi="Times New Roman"/>
+                <w:sz w:val="24"/>
+              </w:rPr>
+            </w:pPr>
+            <w:r>
+              <w:t>audio.save("audio.mp3")</w:t>
+            </w:r>
+          </w:p>
+        </w:tc>
+      </w:tr>
+      <w:tr>
+        <w:trPr>
+          <w:trHeight w:val="653"/>
+        </w:trPr>
+        <w:tc>
+          <w:tcPr>
+            <w:tcW w:w="1538" w:type="dxa"/>
+            <w:vAlign w:val="center"/>
+          </w:tcPr>
+          <w:p>
+            <w:pPr>
+              <w:rPr>
+                <w:rFonts w:ascii="Times New Roman" w:hAnsi="Times New Roman"/>
+                <w:sz w:val="24"/>
+              </w:rPr>
+            </w:pPr>
+            <w:r>
+              <w:t>playsound</w:t>
+            </w:r>
+          </w:p>
+        </w:tc>
+        <w:tc>
+          <w:tcPr>
+            <w:tcW w:w="2859" w:type="dxa"/>
+            <w:vAlign w:val="center"/>
+          </w:tcPr>
+          <w:p>
+            <w:pPr>
+              <w:rPr>
+                <w:rFonts w:ascii="Times New Roman" w:hAnsi="Times New Roman"/>
+                <w:sz w:val="24"/>
+              </w:rPr>
+            </w:pPr>
+            <w:r>
+              <w:t>播放聲音檔</w:t>
+            </w:r>
+          </w:p>
+        </w:tc>
+        <w:tc>
+          <w:tcPr>
+            <w:tcW w:w="6012" w:type="dxa"/>
+            <w:vAlign w:val="center"/>
+          </w:tcPr>
+          <w:p>
+            <w:pPr>
+              <w:rPr>
+                <w:rFonts w:ascii="Times New Roman" w:hAnsi="Times New Roman"/>
+                <w:sz w:val="24"/>
+              </w:rPr>
+            </w:pPr>
+            <w:r>
+              <w:t>playsound("audio.mp3")</w:t>
+            </w:r>
+          </w:p>
+        </w:tc>
+      </w:tr>
+      <w:tr>
+        <w:trPr>
+          <w:trHeight w:val="653"/>
+        </w:trPr>
+        <w:tc>
+          <w:tcPr>
+            <w:tcW w:w="1538" w:type="dxa"/>
+            <w:vAlign w:val="center"/>
+          </w:tcPr>
+          <w:p>
+            <w:pPr>
+              <w:rPr>
+                <w:rFonts w:ascii="Times New Roman" w:hAnsi="Times New Roman"/>
+                <w:sz w:val="24"/>
+              </w:rPr>
+            </w:pPr>
+            <w:r>
+              <w:t>os</w:t>
+            </w:r>
+          </w:p>
+        </w:tc>
+        <w:tc>
+          <w:tcPr>
+            <w:tcW w:w="2859" w:type="dxa"/>
+            <w:vAlign w:val="center"/>
+          </w:tcPr>
+          <w:p>
+            <w:pPr>
+              <w:rPr>
+                <w:rFonts w:ascii="Times New Roman" w:hAnsi="Times New Roman"/>
+                <w:sz w:val="24"/>
+              </w:rPr>
+            </w:pPr>
+            <w:r>
+              <w:t>刪除暫存聲音檔</w:t>
+            </w:r>
+          </w:p>
+        </w:tc>
+        <w:tc>
+          <w:tcPr>
+            <w:tcW w:w="6012" w:type="dxa"/>
+            <w:vAlign w:val="center"/>
+          </w:tcPr>
+          <w:p>
+            <w:pPr>
+              <w:rPr>
+                <w:rFonts w:ascii="Times New Roman" w:hAnsi="Times New Roman"/>
+                <w:sz w:val="24"/>
+              </w:rPr>
+            </w:pPr>
+            <w:r>
+              <w:t>os.remove("output.mp3")</w:t>
+            </w:r>
+          </w:p>
+        </w:tc>
+      </w:tr>
+      <w:tr>
+        <w:trPr>
+          <w:trHeight w:val="653"/>
+        </w:trPr>
+        <w:tc>
+          <w:tcPr>
+            <w:tcW w:w="1538" w:type="dxa"/>
+            <w:vAlign w:val="center"/>
+          </w:tcPr>
+          <w:p>
+            <w:pPr>
+              <w:rPr>
+                <w:rFonts w:ascii="Times New Roman" w:hAnsi="Times New Roman"/>
+                <w:sz w:val="24"/>
+              </w:rPr>
+            </w:pPr>
+            <w:r>
               <w:t>OpenCV</w:t>
             </w:r>
           </w:p>
         </w:tc>
         <w:tc>
           <w:tcPr>
-            <w:tcW w:w="2835" w:type="dxa"/>
+            <w:tcW w:w="2859" w:type="dxa"/>
             <w:vAlign w:val="center"/>
           </w:tcPr>
           <w:p>
             <w:pPr>
-              <w:jc w:val="both"/>
+              <w:rPr>
+                <w:rFonts w:ascii="Times New Roman" w:hAnsi="Times New Roman"/>
+                <w:sz w:val="24"/>
+                <w:lang w:eastAsia="zh-TW"/>
+              </w:rPr>
+            </w:pPr>
+            <w:r>
+              <w:rPr>
+                <w:lang w:eastAsia="zh-TW"/>
+              </w:rPr>
+              <w:t>開啟影片（本卷任務二用）</w:t>
+            </w:r>
+          </w:p>
+        </w:tc>
+        <w:tc>
+          <w:tcPr>
+            <w:tcW w:w="6012" w:type="dxa"/>
+            <w:vAlign w:val="center"/>
+          </w:tcPr>
+          <w:p>
+            <w:pPr>
               <w:rPr>
                 <w:rFonts w:ascii="Times New Roman" w:hAnsi="Times New Roman"/>
                 <w:sz w:val="24"/>
               </w:rPr>
             </w:pPr>
             <w:r>
+              <w:t>cap = cv2.VideoCapture("video.mp4")</w:t>
+            </w:r>
+          </w:p>
+        </w:tc>
+      </w:tr>
+      <w:tr>
+        <w:trPr>
+          <w:trHeight w:val="653"/>
+        </w:trPr>
+        <w:tc>
+          <w:tcPr>
+            <w:tcW w:w="1538" w:type="dxa"/>
+            <w:vAlign w:val="center"/>
+          </w:tcPr>
+          <w:p>
+            <w:pPr>
               <w:rPr>
                 <w:rFonts w:ascii="Times New Roman" w:hAnsi="Times New Roman"/>
                 <w:sz w:val="24"/>
               </w:rPr>
+            </w:pPr>
+            <w:r>
+              <w:t>OpenCV</w:t>
+            </w:r>
+          </w:p>
+        </w:tc>
+        <w:tc>
+          <w:tcPr>
+            <w:tcW w:w="2859" w:type="dxa"/>
+            <w:vAlign w:val="center"/>
+          </w:tcPr>
+          <w:p>
+            <w:pPr>
+              <w:rPr>
+                <w:rFonts w:ascii="Times New Roman" w:hAnsi="Times New Roman"/>
+                <w:sz w:val="24"/>
+              </w:rPr>
+            </w:pPr>
+            <w:r>
               <w:t>讀取每一格畫面</w:t>
             </w:r>
           </w:p>
         </w:tc>
         <w:tc>
           <w:tcPr>
-            <w:tcW w:w="5958" w:type="dxa"/>
+            <w:tcW w:w="6012" w:type="dxa"/>
             <w:vAlign w:val="center"/>
           </w:tcPr>
           <w:p>
             <w:pPr>
-              <w:jc w:val="both"/>
               <w:rPr>
                 <w:rFonts w:ascii="Times New Roman" w:hAnsi="Times New Roman"/>
                 <w:sz w:val="24"/>
               </w:rPr>
             </w:pPr>
             <w:r>
-              <w:rPr>
-                <w:rFonts w:ascii="Times New Roman" w:hAnsi="Times New Roman"/>
-                <w:sz w:val="24"/>
-              </w:rPr>
-              <w:t xml:space="preserve">isTrue, frame = </w:t>
-            </w:r>
-            <w:proofErr w:type="gramStart"/>
-            <w:r>
-              <w:rPr>
-                <w:rFonts w:ascii="Times New Roman" w:hAnsi="Times New Roman"/>
-                <w:sz w:val="24"/>
-              </w:rPr>
-              <w:t>cap.read</w:t>
-            </w:r>
-            <w:proofErr w:type="gramEnd"/>
-            <w:r>
-              <w:rPr>
-                <w:rFonts w:ascii="Times New Roman" w:hAnsi="Times New Roman"/>
-                <w:sz w:val="24"/>
-              </w:rPr>
-              <w:t>()</w:t>
+              <w:t>isTrue, frame = cap.read()</w:t>
             </w:r>
           </w:p>
         </w:tc>
       </w:tr>
       <w:tr>
         <w:trPr>
-          <w:trHeight w:val="828"/>
+          <w:trHeight w:val="653"/>
         </w:trPr>
         <w:tc>
           <w:tcPr>
-            <w:tcW w:w="1526" w:type="dxa"/>
+            <w:tcW w:w="1538" w:type="dxa"/>
             <w:vAlign w:val="center"/>
           </w:tcPr>
           <w:p>
             <w:pPr>
-              <w:jc w:val="both"/>
               <w:rPr>
                 <w:rFonts w:ascii="Times New Roman" w:hAnsi="Times New Roman"/>
                 <w:sz w:val="24"/>
               </w:rPr>
             </w:pPr>
             <w:r>
-              <w:rPr>
-                <w:rFonts w:ascii="Times New Roman" w:hAnsi="Times New Roman"/>
-                <w:sz w:val="24"/>
-              </w:rPr>
               <w:t>OpenCV</w:t>
             </w:r>
           </w:p>
         </w:tc>
         <w:tc>
           <w:tcPr>
-            <w:tcW w:w="2835" w:type="dxa"/>
+            <w:tcW w:w="2859" w:type="dxa"/>
             <w:vAlign w:val="center"/>
           </w:tcPr>
           <w:p>
             <w:pPr>
-              <w:jc w:val="both"/>
+              <w:rPr>
+                <w:rFonts w:ascii="Times New Roman" w:hAnsi="Times New Roman"/>
+                <w:sz w:val="24"/>
+                <w:lang w:eastAsia="zh-TW"/>
+              </w:rPr>
+            </w:pPr>
+            <w:r>
+              <w:rPr>
+                <w:lang w:eastAsia="zh-TW"/>
+              </w:rPr>
+              <w:t>選取</w:t>
+            </w:r>
+            <w:r>
+              <w:rPr>
+                <w:lang w:eastAsia="zh-TW"/>
+              </w:rPr>
+              <w:t xml:space="preserve"> ROI</w:t>
+            </w:r>
+            <w:r>
+              <w:rPr>
+                <w:lang w:eastAsia="zh-TW"/>
+              </w:rPr>
+              <w:t>（選取要追蹤的物件）</w:t>
+            </w:r>
+          </w:p>
+        </w:tc>
+        <w:tc>
+          <w:tcPr>
+            <w:tcW w:w="6012" w:type="dxa"/>
+            <w:vAlign w:val="center"/>
+          </w:tcPr>
+          <w:p>
+            <w:pPr>
               <w:rPr>
                 <w:rFonts w:ascii="Times New Roman" w:hAnsi="Times New Roman"/>
                 <w:sz w:val="24"/>
               </w:rPr>
             </w:pPr>
             <w:r>
+              <w:t>bbox = cv2.selectROI(frame)</w:t>
+            </w:r>
+          </w:p>
+        </w:tc>
+      </w:tr>
+      <w:tr>
+        <w:trPr>
+          <w:trHeight w:val="653"/>
+        </w:trPr>
+        <w:tc>
+          <w:tcPr>
+            <w:tcW w:w="1538" w:type="dxa"/>
+            <w:vAlign w:val="center"/>
+          </w:tcPr>
+          <w:p>
+            <w:pPr>
               <w:rPr>
                 <w:rFonts w:ascii="Times New Roman" w:hAnsi="Times New Roman"/>
                 <w:sz w:val="24"/>
               </w:rPr>
+            </w:pPr>
+            <w:r>
+              <w:t>OpenCV</w:t>
+            </w:r>
+          </w:p>
+        </w:tc>
+        <w:tc>
+          <w:tcPr>
+            <w:tcW w:w="2859" w:type="dxa"/>
+            <w:vAlign w:val="center"/>
+          </w:tcPr>
+          <w:p>
+            <w:pPr>
+              <w:rPr>
+                <w:rFonts w:ascii="Times New Roman" w:hAnsi="Times New Roman"/>
+                <w:sz w:val="24"/>
+                <w:lang w:eastAsia="zh-TW"/>
+              </w:rPr>
+            </w:pPr>
+            <w:r>
+              <w:t>初始化</w:t>
+            </w:r>
+            <w:r>
+              <w:t xml:space="preserve"> tracker</w:t>
+            </w:r>
+          </w:p>
+        </w:tc>
+        <w:tc>
+          <w:tcPr>
+            <w:tcW w:w="6012" w:type="dxa"/>
+            <w:vAlign w:val="center"/>
+          </w:tcPr>
+          <w:p>
+            <w:pPr>
+              <w:rPr>
+                <w:rFonts w:ascii="Times New Roman" w:hAnsi="Times New Roman"/>
+                <w:sz w:val="24"/>
+              </w:rPr>
+            </w:pPr>
+            <w:r>
+              <w:t>ok = tracker.init(frame, bbox)</w:t>
+            </w:r>
+          </w:p>
+        </w:tc>
+      </w:tr>
+      <w:tr>
+        <w:trPr>
+          <w:trHeight w:val="653"/>
+        </w:trPr>
+        <w:tc>
+          <w:tcPr>
+            <w:tcW w:w="1538" w:type="dxa"/>
+            <w:vAlign w:val="center"/>
+          </w:tcPr>
+          <w:p>
+            <w:pPr>
+              <w:rPr>
+                <w:rFonts w:ascii="Times New Roman" w:hAnsi="Times New Roman"/>
+                <w:sz w:val="24"/>
+              </w:rPr>
+            </w:pPr>
+            <w:r>
+              <w:t>OpenCV</w:t>
+            </w:r>
+          </w:p>
+        </w:tc>
+        <w:tc>
+          <w:tcPr>
+            <w:tcW w:w="2859" w:type="dxa"/>
+            <w:vAlign w:val="center"/>
+          </w:tcPr>
+          <w:p>
+            <w:pPr>
+              <w:rPr>
+                <w:rFonts w:ascii="Times New Roman" w:hAnsi="Times New Roman"/>
+                <w:sz w:val="24"/>
+              </w:rPr>
+            </w:pPr>
+            <w:r>
+              <w:t>更新</w:t>
+            </w:r>
+            <w:r>
+              <w:t xml:space="preserve"> tracker</w:t>
+            </w:r>
+          </w:p>
+        </w:tc>
+        <w:tc>
+          <w:tcPr>
+            <w:tcW w:w="6012" w:type="dxa"/>
+            <w:vAlign w:val="center"/>
+          </w:tcPr>
+          <w:p>
+            <w:pPr>
+              <w:rPr>
+                <w:rFonts w:ascii="Times New Roman" w:hAnsi="Times New Roman"/>
+                <w:sz w:val="24"/>
+              </w:rPr>
+            </w:pPr>
+            <w:r>
+              <w:t>ok, bbox = tracker.update(frame)</w:t>
+            </w:r>
+          </w:p>
+        </w:tc>
+      </w:tr>
+      <w:tr>
+        <w:trPr>
+          <w:trHeight w:val="653"/>
+        </w:trPr>
+        <w:tc>
+          <w:tcPr>
+            <w:tcW w:w="1538" w:type="dxa"/>
+            <w:vAlign w:val="center"/>
+          </w:tcPr>
+          <w:p>
+            <w:pPr>
+              <w:rPr>
+                <w:rFonts w:ascii="Times New Roman" w:hAnsi="Times New Roman"/>
+                <w:sz w:val="24"/>
+              </w:rPr>
+            </w:pPr>
+            <w:r>
+              <w:t>OpenCV</w:t>
+            </w:r>
+          </w:p>
+        </w:tc>
+        <w:tc>
+          <w:tcPr>
+            <w:tcW w:w="2859" w:type="dxa"/>
+            <w:vAlign w:val="center"/>
+          </w:tcPr>
+          <w:p>
+            <w:pPr>
+              <w:rPr>
+                <w:rFonts w:ascii="Times New Roman" w:hAnsi="Times New Roman"/>
+                <w:sz w:val="24"/>
+              </w:rPr>
+            </w:pPr>
+            <w:r>
               <w:t>轉灰階</w:t>
             </w:r>
           </w:p>
         </w:tc>
         <w:tc>
           <w:tcPr>
-            <w:tcW w:w="5958" w:type="dxa"/>
+            <w:tcW w:w="6012" w:type="dxa"/>
             <w:vAlign w:val="center"/>
           </w:tcPr>
           <w:p>
             <w:pPr>
-              <w:jc w:val="both"/>
               <w:rPr>
                 <w:rFonts w:ascii="Times New Roman" w:hAnsi="Times New Roman"/>
                 <w:sz w:val="24"/>
               </w:rPr>
             </w:pPr>
             <w:r>
-              <w:rPr>
-                <w:rFonts w:ascii="Times New Roman" w:hAnsi="Times New Roman"/>
-                <w:sz w:val="24"/>
-              </w:rPr>
               <w:t>cv2.cvtColor(frame, cv2.COLOR_BGR2GRAY)</w:t>
             </w:r>
           </w:p>
@@ -4892,183 +4955,113 @@
       </w:tr>
       <w:tr>
         <w:trPr>
-          <w:trHeight w:val="828"/>
+          <w:trHeight w:val="653"/>
         </w:trPr>
         <w:tc>
           <w:tcPr>
-            <w:tcW w:w="1526" w:type="dxa"/>
+            <w:tcW w:w="1538" w:type="dxa"/>
             <w:vAlign w:val="center"/>
           </w:tcPr>
           <w:p>
-            <w:pPr>
-              <w:jc w:val="both"/>
-              <w:rPr>
-                <w:rFonts w:ascii="Times New Roman" w:hAnsi="Times New Roman"/>
-                <w:sz w:val="24"/>
-              </w:rPr>
-            </w:pPr>
             <w:r>
-              <w:rPr>
-                <w:rFonts w:ascii="Times New Roman" w:hAnsi="Times New Roman"/>
-                <w:sz w:val="24"/>
-              </w:rPr>
               <w:t>OpenCV</w:t>
             </w:r>
           </w:p>
         </w:tc>
         <w:tc>
           <w:tcPr>
-            <w:tcW w:w="2835" w:type="dxa"/>
+            <w:tcW w:w="2859" w:type="dxa"/>
             <w:vAlign w:val="center"/>
           </w:tcPr>
           <w:p>
-            <w:pPr>
-              <w:jc w:val="both"/>
-              <w:rPr>
-                <w:rFonts w:ascii="Times New Roman" w:hAnsi="Times New Roman" w:hint="eastAsia"/>
-                <w:sz w:val="24"/>
-                <w:lang w:eastAsia="zh-TW"/>
-              </w:rPr>
-            </w:pPr>
-            <w:proofErr w:type="spellStart"/>
             <w:r>
-              <w:rPr>
-                <w:rFonts w:ascii="Times New Roman" w:hAnsi="Times New Roman"/>
-                <w:sz w:val="24"/>
-              </w:rPr>
               <w:t>畫方框</w:t>
-            </w:r>
-            <w:proofErr w:type="spellEnd"/>
-            <w:r>
-              <w:rPr>
-                <w:rFonts w:ascii="Times New Roman" w:hAnsi="Times New Roman" w:hint="eastAsia"/>
-                <w:sz w:val="24"/>
-                <w:lang w:eastAsia="zh-TW"/>
-              </w:rPr>
-              <w:t xml:space="preserve"> </w:t>
-            </w:r>
-            <w:r>
-              <w:rPr>
-                <w:rFonts w:ascii="Times New Roman" w:hAnsi="Times New Roman"/>
-                <w:sz w:val="24"/>
-                <w:lang w:eastAsia="zh-TW"/>
-              </w:rPr>
-              <w:t>(</w:t>
-            </w:r>
-            <w:r>
-              <w:rPr>
-                <w:rFonts w:ascii="Times New Roman" w:hAnsi="Times New Roman" w:hint="eastAsia"/>
-                <w:sz w:val="24"/>
-                <w:lang w:eastAsia="zh-TW"/>
-              </w:rPr>
-              <w:t>藍色</w:t>
-            </w:r>
-            <w:r>
-              <w:rPr>
-                <w:rFonts w:ascii="Times New Roman" w:hAnsi="Times New Roman" w:hint="eastAsia"/>
-                <w:sz w:val="24"/>
-                <w:lang w:eastAsia="zh-TW"/>
-              </w:rPr>
-              <w:t>)</w:t>
             </w:r>
           </w:p>
         </w:tc>
         <w:tc>
           <w:tcPr>
-            <w:tcW w:w="5958" w:type="dxa"/>
+            <w:tcW w:w="6012" w:type="dxa"/>
             <w:vAlign w:val="center"/>
           </w:tcPr>
           <w:p>
-            <w:pPr>
-              <w:jc w:val="both"/>
-              <w:rPr>
-                <w:rFonts w:ascii="Times New Roman" w:hAnsi="Times New Roman"/>
-                <w:sz w:val="24"/>
-              </w:rPr>
-            </w:pPr>
             <w:r>
-              <w:rPr>
-                <w:rFonts w:ascii="Times New Roman" w:hAnsi="Times New Roman"/>
-                <w:sz w:val="24"/>
-              </w:rPr>
-              <w:t>cv2.rectangle(frame, (x, y), (x + w, y + h)</w:t>
-            </w:r>
-            <w:r>
-              <w:rPr>
-                <w:rFonts w:ascii="Times New Roman" w:hAnsi="Times New Roman"/>
-                <w:sz w:val="24"/>
-              </w:rPr>
-              <w:t>, (255, 0, 0), 2)</w:t>
+              <w:t>cv2.rectangle(frame, (x, y), (x + w, y + h), (255, 0, 0), 2)</w:t>
             </w:r>
           </w:p>
         </w:tc>
       </w:tr>
       <w:tr>
         <w:trPr>
-          <w:trHeight w:val="828"/>
+          <w:trHeight w:val="653"/>
         </w:trPr>
         <w:tc>
           <w:tcPr>
-            <w:tcW w:w="1526" w:type="dxa"/>
+            <w:tcW w:w="1538" w:type="dxa"/>
             <w:vAlign w:val="center"/>
           </w:tcPr>
           <w:p>
-            <w:pPr>
-              <w:jc w:val="both"/>
-              <w:rPr>
-                <w:rFonts w:ascii="Times New Roman" w:hAnsi="Times New Roman"/>
-                <w:sz w:val="24"/>
-              </w:rPr>
-            </w:pPr>
             <w:r>
-              <w:rPr>
-                <w:rFonts w:ascii="Times New Roman" w:hAnsi="Times New Roman"/>
-                <w:sz w:val="24"/>
-              </w:rPr>
               <w:t>OpenCV</w:t>
             </w:r>
           </w:p>
         </w:tc>
         <w:tc>
           <w:tcPr>
-            <w:tcW w:w="2835" w:type="dxa"/>
+            <w:tcW w:w="2859" w:type="dxa"/>
             <w:vAlign w:val="center"/>
           </w:tcPr>
           <w:p>
-            <w:pPr>
-              <w:jc w:val="both"/>
-              <w:rPr>
-                <w:rFonts w:ascii="Times New Roman" w:hAnsi="Times New Roman"/>
-                <w:sz w:val="24"/>
-              </w:rPr>
-            </w:pPr>
             <w:r>
-              <w:rPr>
-                <w:rFonts w:ascii="Times New Roman" w:hAnsi="Times New Roman"/>
-                <w:sz w:val="24"/>
-              </w:rPr>
+              <w:t>在畫面顯示文字</w:t>
+            </w:r>
+          </w:p>
+        </w:tc>
+        <w:tc>
+          <w:tcPr>
+            <w:tcW w:w="6012" w:type="dxa"/>
+            <w:vAlign w:val="center"/>
+          </w:tcPr>
+          <w:p>
+            <w:r>
+              <w:t>cv2.putText(frame, tracker_type, (10, 25), cv2.FONT_HERSHEY_SIMPLEX, 0.8, (0,0,255), 2)</w:t>
+            </w:r>
+          </w:p>
+        </w:tc>
+      </w:tr>
+      <w:tr>
+        <w:trPr>
+          <w:trHeight w:val="653"/>
+        </w:trPr>
+        <w:tc>
+          <w:tcPr>
+            <w:tcW w:w="1538" w:type="dxa"/>
+            <w:vAlign w:val="center"/>
+          </w:tcPr>
+          <w:p>
+            <w:r>
+              <w:t>OpenCV</w:t>
+            </w:r>
+          </w:p>
+        </w:tc>
+        <w:tc>
+          <w:tcPr>
+            <w:tcW w:w="2859" w:type="dxa"/>
+            <w:vAlign w:val="center"/>
+          </w:tcPr>
+          <w:p>
+            <w:r>
               <w:t>顯示畫面</w:t>
             </w:r>
           </w:p>
         </w:tc>
         <w:tc>
           <w:tcPr>
-            <w:tcW w:w="5958" w:type="dxa"/>
+            <w:tcW w:w="6012" w:type="dxa"/>
             <w:vAlign w:val="center"/>
           </w:tcPr>
           <w:p>
-            <w:pPr>
-              <w:jc w:val="both"/>
-              <w:rPr>
-                <w:rFonts w:ascii="Times New Roman" w:hAnsi="Times New Roman"/>
-                <w:sz w:val="24"/>
-              </w:rPr>
-            </w:pPr>
             <w:r>
-              <w:rPr>
-                <w:rFonts w:ascii="Times New Roman" w:hAnsi="Times New Roman"/>
-                <w:sz w:val="24"/>
-              </w:rPr>
               <w:t>cv2.imshow('Video', frame)</w:t>
             </w:r>
           </w:p>
@@ -5076,70 +5069,37 @@
       </w:tr>
       <w:tr>
         <w:trPr>
-          <w:trHeight w:val="828"/>
+          <w:trHeight w:val="653"/>
         </w:trPr>
         <w:tc>
           <w:tcPr>
-            <w:tcW w:w="1526" w:type="dxa"/>
+            <w:tcW w:w="1538" w:type="dxa"/>
             <w:vAlign w:val="center"/>
           </w:tcPr>
           <w:p>
-            <w:pPr>
-              <w:jc w:val="both"/>
-              <w:rPr>
-                <w:rFonts w:ascii="Times New Roman" w:hAnsi="Times New Roman"/>
-                <w:sz w:val="24"/>
-              </w:rPr>
-            </w:pPr>
             <w:r>
-              <w:rPr>
-                <w:rFonts w:ascii="Times New Roman" w:hAnsi="Times New Roman"/>
-                <w:sz w:val="24"/>
-              </w:rPr>
               <w:t>OpenCV</w:t>
             </w:r>
           </w:p>
         </w:tc>
         <w:tc>
           <w:tcPr>
-            <w:tcW w:w="2835" w:type="dxa"/>
+            <w:tcW w:w="2859" w:type="dxa"/>
             <w:vAlign w:val="center"/>
           </w:tcPr>
           <w:p>
-            <w:pPr>
-              <w:jc w:val="both"/>
-              <w:rPr>
-                <w:rFonts w:ascii="Times New Roman" w:hAnsi="Times New Roman"/>
-                <w:sz w:val="24"/>
-              </w:rPr>
-            </w:pPr>
             <w:r>
-              <w:rPr>
-                <w:rFonts w:ascii="Times New Roman" w:hAnsi="Times New Roman"/>
-                <w:sz w:val="24"/>
-              </w:rPr>
               <w:t>等待按鍵</w:t>
             </w:r>
           </w:p>
         </w:tc>
         <w:tc>
           <w:tcPr>
-            <w:tcW w:w="5958" w:type="dxa"/>
+            <w:tcW w:w="6012" w:type="dxa"/>
             <w:vAlign w:val="center"/>
           </w:tcPr>
           <w:p>
-            <w:pPr>
-              <w:jc w:val="both"/>
-              <w:rPr>
-                <w:rFonts w:ascii="Times New Roman" w:hAnsi="Times New Roman"/>
-                <w:sz w:val="24"/>
-              </w:rPr>
-            </w:pPr>
             <w:r>
-              <w:rPr>
-                <w:rFonts w:ascii="Times New Roman" w:hAnsi="Times New Roman"/>
-                <w:sz w:val="24"/>
-              </w:rPr>
               <w:t>cv2.waitKey(1)</w:t>
             </w:r>
           </w:p>
@@ -5217,40 +5177,22 @@
       </w:tabs>
       <w:spacing w:after="0"/>
       <w:rPr>
-        <w:rFonts w:ascii="Times New Roman" w:hAnsi="Times New Roman" w:cs="Times New Roman" w:hint="eastAsia"/>
+        <w:rFonts w:ascii="Times New Roman" w:eastAsiaTheme="minorEastAsia" w:hAnsi="Times New Roman" w:cs="Times New Roman"/>
         <w:sz w:val="20"/>
         <w:lang w:val="en-HK" w:eastAsia="zh-TW"/>
       </w:rPr>
     </w:pPr>
     <w:r>
       <w:rPr>
-        <w:rFonts w:ascii="Times New Roman" w:hAnsi="Times New Roman" w:cs="Times New Roman"/>
+        <w:rFonts w:ascii="Times New Roman" w:eastAsiaTheme="minorEastAsia" w:hAnsi="Times New Roman" w:cs="Times New Roman"/>
         <w:sz w:val="20"/>
         <w:lang w:val="en-HK" w:eastAsia="zh-TW"/>
       </w:rPr>
-      <w:t xml:space="preserve">2025 </w:t>
-    </w:r>
-    <w:proofErr w:type="gramStart"/>
-    <w:r>
-      <w:rPr>
-        <w:rFonts w:ascii="Times New Roman" w:hAnsi="Times New Roman" w:cs="Times New Roman"/>
-        <w:sz w:val="20"/>
-        <w:lang w:val="en-HK" w:eastAsia="zh-TW"/>
-      </w:rPr>
-      <w:t>–</w:t>
-    </w:r>
-    <w:proofErr w:type="gramEnd"/>
-    <w:r>
-      <w:rPr>
-        <w:rFonts w:ascii="Times New Roman" w:hAnsi="Times New Roman" w:cs="Times New Roman"/>
-        <w:sz w:val="20"/>
-        <w:lang w:val="en-HK" w:eastAsia="zh-TW"/>
-      </w:rPr>
-      <w:t xml:space="preserve"> 2026 </w:t>
+      <w:t xml:space="preserve">2025 – 2026 </w:t>
     </w:r>
     <w:r>
       <w:rPr>
-        <w:rFonts w:ascii="Times New Roman" w:hAnsi="Times New Roman" w:cs="新細明體" w:hint="eastAsia"/>
+        <w:rFonts w:ascii="Times New Roman" w:eastAsiaTheme="minorEastAsia" w:hAnsi="Times New Roman" w:cs="新細明體" w:hint="eastAsia"/>
         <w:sz w:val="20"/>
         <w:lang w:val="en-HK" w:eastAsia="zh-TW"/>
       </w:rPr>
@@ -5258,7 +5200,7 @@
     </w:r>
     <w:r>
       <w:rPr>
-        <w:rFonts w:ascii="Times New Roman" w:hAnsi="Times New Roman" w:cs="Times New Roman"/>
+        <w:rFonts w:ascii="Times New Roman" w:eastAsiaTheme="minorEastAsia" w:hAnsi="Times New Roman" w:cs="Times New Roman"/>
         <w:sz w:val="20"/>
         <w:lang w:val="en-HK" w:eastAsia="zh-TW"/>
       </w:rPr>
@@ -5266,7 +5208,7 @@
     </w:r>
     <w:r>
       <w:rPr>
-        <w:rFonts w:ascii="Times New Roman" w:hAnsi="Times New Roman" w:cs="新細明體" w:hint="eastAsia"/>
+        <w:rFonts w:ascii="Times New Roman" w:eastAsiaTheme="minorEastAsia" w:hAnsi="Times New Roman" w:cs="新細明體" w:hint="eastAsia"/>
         <w:sz w:val="20"/>
         <w:lang w:val="en-HK" w:eastAsia="zh-TW"/>
       </w:rPr>
@@ -5274,7 +5216,7 @@
     </w:r>
     <w:r>
       <w:rPr>
-        <w:rFonts w:ascii="Times New Roman" w:hAnsi="Times New Roman" w:cs="Times New Roman" w:hint="eastAsia"/>
+        <w:rFonts w:ascii="Times New Roman" w:eastAsiaTheme="minorEastAsia" w:hAnsi="Times New Roman" w:cs="Times New Roman" w:hint="eastAsia"/>
         <w:sz w:val="20"/>
         <w:lang w:val="en-HK" w:eastAsia="zh-TW"/>
       </w:rPr>
@@ -5282,7 +5224,7 @@
     </w:r>
     <w:r>
       <w:rPr>
-        <w:rFonts w:ascii="Times New Roman" w:hAnsi="Times New Roman" w:cs="Times New Roman"/>
+        <w:rFonts w:ascii="Times New Roman" w:eastAsiaTheme="minorEastAsia" w:hAnsi="Times New Roman" w:cs="Times New Roman"/>
         <w:sz w:val="20"/>
         <w:lang w:val="en-HK" w:eastAsia="zh-TW"/>
       </w:rPr>
@@ -5290,7 +5232,7 @@
     </w:r>
     <w:r>
       <w:rPr>
-        <w:rFonts w:ascii="Times New Roman" w:hAnsi="Times New Roman" w:cs="新細明體" w:hint="eastAsia"/>
+        <w:rFonts w:ascii="Times New Roman" w:eastAsiaTheme="minorEastAsia" w:hAnsi="Times New Roman" w:cs="新細明體" w:hint="eastAsia"/>
         <w:sz w:val="20"/>
         <w:lang w:val="en-HK" w:eastAsia="zh-TW"/>
       </w:rPr>
@@ -5298,7 +5240,7 @@
     </w:r>
     <w:r>
       <w:rPr>
-        <w:rFonts w:ascii="Times New Roman" w:hAnsi="Times New Roman" w:cs="Times New Roman"/>
+        <w:rFonts w:ascii="Times New Roman" w:eastAsiaTheme="minorEastAsia" w:hAnsi="Times New Roman" w:cs="Times New Roman"/>
         <w:sz w:val="20"/>
         <w:lang w:val="en-HK" w:eastAsia="zh-TW"/>
       </w:rPr>
@@ -5306,7 +5248,7 @@
     </w:r>
     <w:r>
       <w:rPr>
-        <w:rFonts w:ascii="Times New Roman" w:hAnsi="Times New Roman" w:cs="新細明體" w:hint="eastAsia"/>
+        <w:rFonts w:ascii="Times New Roman" w:eastAsiaTheme="minorEastAsia" w:hAnsi="Times New Roman" w:cs="新細明體" w:hint="eastAsia"/>
         <w:sz w:val="20"/>
         <w:lang w:val="en-HK" w:eastAsia="zh-TW"/>
       </w:rPr>
@@ -5314,7 +5256,7 @@
     </w:r>
     <w:r>
       <w:rPr>
-        <w:rFonts w:ascii="Times New Roman" w:hAnsi="Times New Roman" w:cs="Times New Roman"/>
+        <w:rFonts w:ascii="Times New Roman" w:eastAsiaTheme="minorEastAsia" w:hAnsi="Times New Roman" w:cs="Times New Roman"/>
         <w:sz w:val="20"/>
         <w:lang w:val="en-HK" w:eastAsia="zh-TW"/>
       </w:rPr>
@@ -5322,7 +5264,7 @@
     </w:r>
     <w:r>
       <w:rPr>
-        <w:rFonts w:ascii="Times New Roman" w:hAnsi="Times New Roman" w:cs="Times New Roman"/>
+        <w:rFonts w:ascii="Times New Roman" w:eastAsiaTheme="minorEastAsia" w:hAnsi="Times New Roman" w:cs="Times New Roman"/>
         <w:sz w:val="20"/>
         <w:lang w:val="en-HK" w:eastAsia="zh-TW"/>
       </w:rPr>
@@ -5331,7 +5273,7 @@
     </w:r>
     <w:r>
       <w:rPr>
-        <w:rFonts w:ascii="Times New Roman" w:hAnsi="Times New Roman" w:cs="Times New Roman"/>
+        <w:rFonts w:ascii="Times New Roman" w:eastAsiaTheme="minorEastAsia" w:hAnsi="Times New Roman" w:cs="Times New Roman"/>
         <w:sz w:val="20"/>
         <w:lang w:val="en-HK" w:eastAsia="zh-TW"/>
       </w:rPr>
@@ -5340,7 +5282,7 @@
     </w:r>
     <w:r>
       <w:rPr>
-        <w:rFonts w:ascii="Times New Roman" w:hAnsi="Times New Roman" w:cs="Times New Roman"/>
+        <w:rFonts w:ascii="Times New Roman" w:eastAsiaTheme="minorEastAsia" w:hAnsi="Times New Roman" w:cs="Times New Roman"/>
         <w:sz w:val="20"/>
         <w:lang w:val="en-HK" w:eastAsia="zh-TW"/>
       </w:rPr>
@@ -5349,7 +5291,7 @@
     </w:r>
     <w:r>
       <w:rPr>
-        <w:rFonts w:ascii="Times New Roman" w:hAnsi="Times New Roman" w:cs="Times New Roman"/>
+        <w:rFonts w:ascii="Times New Roman" w:eastAsiaTheme="minorEastAsia" w:hAnsi="Times New Roman" w:cs="Times New Roman"/>
         <w:sz w:val="20"/>
         <w:lang w:val="en-HK" w:eastAsia="zh-TW"/>
       </w:rPr>
@@ -5358,7 +5300,7 @@
     </w:r>
     <w:r>
       <w:rPr>
-        <w:rFonts w:ascii="Times New Roman" w:hAnsi="Times New Roman" w:cs="Times New Roman"/>
+        <w:rFonts w:ascii="Times New Roman" w:eastAsiaTheme="minorEastAsia" w:hAnsi="Times New Roman" w:cs="Times New Roman"/>
         <w:sz w:val="20"/>
         <w:lang w:val="en-HK" w:eastAsia="zh-TW"/>
       </w:rPr>
@@ -5367,7 +5309,7 @@
     </w:r>
     <w:r>
       <w:rPr>
-        <w:rFonts w:ascii="Times New Roman" w:hAnsi="Times New Roman" w:cs="Times New Roman"/>
+        <w:rFonts w:ascii="Times New Roman" w:eastAsiaTheme="minorEastAsia" w:hAnsi="Times New Roman" w:cs="Times New Roman"/>
         <w:sz w:val="20"/>
         <w:lang w:val="en-HK" w:eastAsia="zh-TW"/>
       </w:rPr>
@@ -5376,7 +5318,7 @@
     </w:r>
     <w:r>
       <w:rPr>
-        <w:rFonts w:ascii="Times New Roman" w:hAnsi="Times New Roman" w:cs="Times New Roman"/>
+        <w:rFonts w:ascii="Times New Roman" w:eastAsiaTheme="minorEastAsia" w:hAnsi="Times New Roman" w:cs="Times New Roman"/>
         <w:sz w:val="20"/>
         <w:lang w:val="en-HK" w:eastAsia="zh-TW"/>
       </w:rPr>
@@ -5385,7 +5327,7 @@
     </w:r>
     <w:r>
       <w:rPr>
-        <w:rFonts w:ascii="Times New Roman" w:hAnsi="Times New Roman" w:cs="Times New Roman"/>
+        <w:rFonts w:ascii="Times New Roman" w:eastAsiaTheme="minorEastAsia" w:hAnsi="Times New Roman" w:cs="Times New Roman"/>
         <w:sz w:val="20"/>
         <w:lang w:val="en-HK" w:eastAsia="zh-TW"/>
       </w:rPr>
@@ -5394,7 +5336,7 @@
     </w:r>
     <w:r>
       <w:rPr>
-        <w:rFonts w:ascii="Times New Roman" w:hAnsi="Times New Roman" w:cs="Times New Roman"/>
+        <w:rFonts w:ascii="Times New Roman" w:eastAsiaTheme="minorEastAsia" w:hAnsi="Times New Roman" w:cs="Times New Roman"/>
         <w:sz w:val="20"/>
         <w:lang w:val="en-HK" w:eastAsia="zh-TW"/>
       </w:rPr>
@@ -5402,7 +5344,7 @@
     </w:r>
     <w:r>
       <w:rPr>
-        <w:rFonts w:ascii="Times New Roman" w:hAnsi="Times New Roman" w:cs="PingFang TC" w:hint="eastAsia"/>
+        <w:rFonts w:ascii="Times New Roman" w:eastAsiaTheme="minorEastAsia" w:hAnsi="Times New Roman" w:cs="PingFang TC" w:hint="eastAsia"/>
         <w:sz w:val="20"/>
         <w:lang w:val="en-HK" w:eastAsia="zh-TW"/>
       </w:rPr>
@@ -5410,7 +5352,7 @@
     </w:r>
     <w:r>
       <w:rPr>
-        <w:rFonts w:ascii="Times New Roman" w:hAnsi="Times New Roman" w:cs="Times New Roman"/>
+        <w:rFonts w:ascii="Times New Roman" w:eastAsiaTheme="minorEastAsia" w:hAnsi="Times New Roman" w:cs="Times New Roman"/>
         <w:sz w:val="20"/>
         <w:lang w:val="en-HK" w:eastAsia="zh-TW"/>
       </w:rPr>
@@ -5418,40 +5360,40 @@
     </w:r>
     <w:r>
       <w:rPr>
-        <w:rFonts w:ascii="Times New Roman" w:hAnsi="Times New Roman" w:cs="Calibri"/>
+        <w:rFonts w:ascii="Times New Roman" w:eastAsiaTheme="minorEastAsia" w:hAnsi="Times New Roman" w:cs="Calibri"/>
       </w:rPr>
       <w:fldChar w:fldCharType="begin"/>
     </w:r>
     <w:r>
       <w:rPr>
-        <w:rFonts w:ascii="Times New Roman" w:hAnsi="Times New Roman"/>
+        <w:rFonts w:ascii="Times New Roman" w:eastAsiaTheme="minorEastAsia" w:hAnsi="Times New Roman"/>
         <w:lang w:val="en-HK" w:eastAsia="zh-TW"/>
       </w:rPr>
       <w:instrText xml:space="preserve"> PAGE   \* MERGEFORMAT </w:instrText>
     </w:r>
     <w:r>
       <w:rPr>
-        <w:rFonts w:ascii="Times New Roman" w:hAnsi="Times New Roman" w:cs="Calibri"/>
+        <w:rFonts w:ascii="Times New Roman" w:eastAsiaTheme="minorEastAsia" w:hAnsi="Times New Roman" w:cs="Calibri"/>
       </w:rPr>
       <w:fldChar w:fldCharType="separate"/>
     </w:r>
     <w:r>
       <w:rPr>
-        <w:rFonts w:ascii="Times New Roman" w:hAnsi="Times New Roman" w:cs="Calibri"/>
+        <w:rFonts w:ascii="Times New Roman" w:eastAsiaTheme="minorEastAsia" w:hAnsi="Times New Roman" w:cs="Calibri"/>
         <w:lang w:eastAsia="zh-TW"/>
       </w:rPr>
       <w:t>三</w:t>
     </w:r>
     <w:r>
       <w:rPr>
-        <w:rFonts w:ascii="Times New Roman" w:hAnsi="Times New Roman" w:cs="Times New Roman"/>
+        <w:rFonts w:ascii="Times New Roman" w:eastAsiaTheme="minorEastAsia" w:hAnsi="Times New Roman" w:cs="Times New Roman"/>
         <w:sz w:val="20"/>
       </w:rPr>
       <w:fldChar w:fldCharType="end"/>
     </w:r>
     <w:r>
       <w:rPr>
-        <w:rFonts w:ascii="Times New Roman" w:hAnsi="Times New Roman" w:cs="Times New Roman"/>
+        <w:rFonts w:ascii="Times New Roman" w:eastAsiaTheme="minorEastAsia" w:hAnsi="Times New Roman" w:cs="Times New Roman"/>
         <w:sz w:val="20"/>
         <w:lang w:val="en-HK" w:eastAsia="zh-TW"/>
       </w:rPr>
@@ -5459,7 +5401,7 @@
     </w:r>
     <w:r>
       <w:rPr>
-        <w:rFonts w:ascii="Times New Roman" w:hAnsi="Times New Roman" w:cs="PingFang TC" w:hint="eastAsia"/>
+        <w:rFonts w:ascii="Times New Roman" w:eastAsiaTheme="minorEastAsia" w:hAnsi="Times New Roman" w:cs="PingFang TC" w:hint="eastAsia"/>
         <w:sz w:val="20"/>
         <w:lang w:val="en-HK" w:eastAsia="zh-TW"/>
       </w:rPr>
@@ -6921,11 +6863,6 @@
     <w:lsdException w:name="Book Title" w:uiPriority="33" w:qFormat="1"/>
     <w:lsdException w:name="Bibliography" w:semiHidden="1" w:uiPriority="37" w:unhideWhenUsed="1"/>
     <w:lsdException w:name="TOC Heading" w:semiHidden="1" w:uiPriority="39" w:unhideWhenUsed="1" w:qFormat="1"/>
-    <w:lsdException w:name="Plain Table 5" w:semiHidden="1" w:unhideWhenUsed="1"/>
-    <w:lsdException w:name="Grid Table Light" w:semiHidden="1" w:unhideWhenUsed="1"/>
-    <w:lsdException w:name="Grid Table 1 Light" w:semiHidden="1" w:unhideWhenUsed="1"/>
-    <w:lsdException w:name="Grid Table 2" w:semiHidden="1" w:unhideWhenUsed="1"/>
-    <w:lsdException w:name="Grid Table 3" w:semiHidden="1" w:unhideWhenUsed="1"/>
     <w:lsdException w:name="Grid Table 4" w:uiPriority="49"/>
     <w:lsdException w:name="Grid Table 5 Dark" w:uiPriority="50"/>
     <w:lsdException w:name="Grid Table 6 Colorful" w:uiPriority="51"/>
@@ -7030,7 +6967,10 @@
   <w:style w:type="paragraph" w:default="1" w:styleId="a1">
     <w:name w:val="Normal"/>
     <w:qFormat/>
-    <w:rsid w:val="002864C6"/>
+    <w:rsid w:val="005F5615"/>
+    <w:rPr>
+      <w:rFonts w:eastAsia="新細明體"/>
+    </w:rPr>
   </w:style>
   <w:style w:type="paragraph" w:styleId="1">
     <w:name w:val="heading 1"/>
